--- a/arb/docx/011.content.docx
+++ b/arb/docx/011.content.docx
@@ -163,28 +163,6 @@
           <w:lang w:val="ar_AE" w:bidi="ar_AE"/>
         </w:rPr>
         <w:t>ش</w:t>
-      </w:r>
-      <w:r>
-        <w:rPr>
-          <w:lang w:val="ar_AE" w:bidi="ar_AE"/>
-        </w:rPr>
-      </w:r>
-    </w:p>
-    <w:p>
-      <w:pPr>
-        <w:bidi/>
-      </w:pPr>
-      <w:r>
-        <w:rPr>
-          <w:lang w:val="ar_AE" w:bidi="ar_AE"/>
-        </w:rPr>
-      </w:r>
-      <w:r>
-        <w:rPr>
-          <w:i/>
-          <w:lang w:val="ar_AE" w:bidi="ar_AE"/>
-        </w:rPr>
-        <w:t>الشافي المتحنن, الشريعة الكتابية, شرائع ٱلله, شكاوى, شكيم</w:t>
       </w:r>
       <w:r>
         <w:rPr>

--- a/arb/docx/011.content.docx
+++ b/arb/docx/011.content.docx
@@ -22,7 +22,7 @@
         <w:rPr>
           <w:lang w:val="ar_AE" w:bidi="ar_AE"/>
         </w:rPr>
-        <w:t>Resource: Study Notes - Themes (Tyndale)</w:t>
+        <w:t>Resource: Tyndale Open Study Notes</w:t>
       </w:r>
       <w:r>
         <w:rPr>
@@ -122,7 +122,7 @@
         <w:rPr>
           <w:lang w:val="ar_AE" w:bidi="ar_AE"/>
         </w:rPr>
-        <w:t>Study Notes - Themes (Tyndale)</w:t>
+        <w:t>Tyndale Open Study Notes</w:t>
       </w:r>
     </w:p>
     <w:p>

--- a/arb/docx/011.content.docx
+++ b/arb/docx/011.content.docx
@@ -22,7 +22,7 @@
         <w:rPr>
           <w:lang w:val="ar_AE" w:bidi="ar_AE"/>
         </w:rPr>
-        <w:t>Resource: Tyndale Open Study Notes</w:t>
+        <w:t>Resource: Aquifer Open Study Notes (Themes)</w:t>
       </w:r>
       <w:r>
         <w:rPr>
@@ -122,7 +122,7 @@
         <w:rPr>
           <w:lang w:val="ar_AE" w:bidi="ar_AE"/>
         </w:rPr>
-        <w:t>Tyndale Open Study Notes</w:t>
+        <w:t>Aquifer Open Study Notes (Themes)</w:t>
       </w:r>
     </w:p>
     <w:p>

--- a/arb/docx/011.content.docx
+++ b/arb/docx/011.content.docx
@@ -9,6 +9,8 @@
       </w:pPr>
       <w:r>
         <w:rPr>
+          <w:rtl/>
+          <w:cs/>
           <w:lang w:val="ar_AE" w:bidi="ar_AE"/>
         </w:rPr>
       </w:r>
@@ -20,12 +22,16 @@
       </w:pPr>
       <w:r>
         <w:rPr>
+          <w:rtl/>
+          <w:cs/>
           <w:lang w:val="ar_AE" w:bidi="ar_AE"/>
         </w:rPr>
         <w:t>Resource: Aquifer Open Study Notes (Themes)</w:t>
       </w:r>
       <w:r>
         <w:rPr>
+          <w:rtl/>
+          <w:cs/>
           <w:lang w:val="ar_AE" w:bidi="ar_AE"/>
         </w:rPr>
       </w:r>
@@ -36,12 +42,16 @@
       </w:pPr>
       <w:r>
         <w:rPr>
+          <w:rtl/>
+          <w:cs/>
           <w:lang w:val="ar_AE" w:bidi="ar_AE"/>
         </w:rPr>
       </w:r>
       <w:r>
         <w:rPr>
           <w:b/>
+          <w:rtl/>
+          <w:cs/>
           <w:lang w:val="ar_AE" w:bidi="ar_AE"/>
         </w:rPr>
         <w:t>Aquifer Open Study Notes (Themes)</w:t>
@@ -53,35 +63,47 @@
       </w:pPr>
       <w:r>
         <w:rPr>
-          <w:lang w:val="ar_AE" w:bidi="ar_AE"/>
-        </w:rPr>
-      </w:r>
-      <w:r>
-        <w:rPr>
+          <w:rtl/>
+          <w:cs/>
+          <w:lang w:val="ar_AE" w:bidi="ar_AE"/>
+        </w:rPr>
+      </w:r>
+      <w:r>
+        <w:rPr>
+          <w:rtl/>
+          <w:cs/>
           <w:lang w:val="ar_AE" w:bidi="ar_AE"/>
         </w:rPr>
         <w:t xml:space="preserve">This work is an adaptation of </w:t>
       </w:r>
       <w:r>
         <w:rPr>
+          <w:rtl/>
+          <w:cs/>
           <w:lang w:val="ar_AE" w:bidi="ar_AE"/>
         </w:rPr>
         <w:t>Tyndale Open Study Notes</w:t>
       </w:r>
       <w:r>
         <w:rPr>
+          <w:rtl/>
+          <w:cs/>
           <w:lang w:val="ar_AE" w:bidi="ar_AE"/>
         </w:rPr>
         <w:t xml:space="preserve"> © 2023 Tyndale House Publishers, licensed under the CC BY-SA 4.0 license. The adaptation, </w:t>
       </w:r>
       <w:r>
         <w:rPr>
+          <w:rtl/>
+          <w:cs/>
           <w:lang w:val="ar_AE" w:bidi="ar_AE"/>
         </w:rPr>
         <w:t>Aquifer Open Study Notes</w:t>
       </w:r>
       <w:r>
         <w:rPr>
+          <w:rtl/>
+          <w:cs/>
           <w:lang w:val="ar_AE" w:bidi="ar_AE"/>
         </w:rPr>
         <w:t>, was created by Mission Mutual and is also licensed under CC BY-SA 4.0.</w:t>
@@ -93,22 +115,30 @@
       </w:pPr>
       <w:r>
         <w:rPr>
-          <w:lang w:val="ar_AE" w:bidi="ar_AE"/>
-        </w:rPr>
-      </w:r>
-      <w:r>
-        <w:rPr>
+          <w:rtl/>
+          <w:cs/>
+          <w:lang w:val="ar_AE" w:bidi="ar_AE"/>
+        </w:rPr>
+      </w:r>
+      <w:r>
+        <w:rPr>
+          <w:rtl/>
+          <w:cs/>
           <w:lang w:val="ar_AE" w:bidi="ar_AE"/>
         </w:rPr>
         <w:t>This resource has been adapted into multiple languages, including English, Tok Pisin, Arabic (عربي), French (Français), Hindi (हिंदी), Indonesian (Bahasa Indonesia), Portuguese (Português), Russian (Русский), Spanish (Español), Swahili (Kiswahili), and Simplified Chinese (简体中文).</w:t>
       </w:r>
       <w:r>
         <w:rPr>
-          <w:lang w:val="ar_AE" w:bidi="ar_AE"/>
-        </w:rPr>
-      </w:r>
-      <w:r>
-        <w:rPr>
+          <w:rtl/>
+          <w:cs/>
+          <w:lang w:val="ar_AE" w:bidi="ar_AE"/>
+        </w:rPr>
+      </w:r>
+      <w:r>
+        <w:rPr>
+          <w:rtl/>
+          <w:cs/>
           <w:lang w:val="ar_AE" w:bidi="ar_AE"/>
         </w:rPr>
       </w:r>
@@ -120,6 +150,8 @@
       </w:pPr>
       <w:r>
         <w:rPr>
+          <w:rtl/>
+          <w:cs/>
           <w:lang w:val="ar_AE" w:bidi="ar_AE"/>
         </w:rPr>
         <w:t>Aquifer Open Study Notes (Themes)</w:t>
@@ -149,6 +181,8 @@
       </w:pPr>
       <w:r>
         <w:rPr>
+          <w:rtl/>
+          <w:cs/>
           <w:lang w:val="ar_AE" w:bidi="ar_AE"/>
         </w:rPr>
       </w:r>
@@ -160,12 +194,16 @@
       </w:pPr>
       <w:r>
         <w:rPr>
+          <w:rtl/>
+          <w:cs/>
           <w:lang w:val="ar_AE" w:bidi="ar_AE"/>
         </w:rPr>
         <w:t>ش</w:t>
       </w:r>
       <w:r>
         <w:rPr>
+          <w:rtl/>
+          <w:cs/>
           <w:lang w:val="ar_AE" w:bidi="ar_AE"/>
         </w:rPr>
       </w:r>
@@ -176,22 +214,30 @@
       </w:pPr>
       <w:r>
         <w:rPr>
-          <w:lang w:val="ar_AE" w:bidi="ar_AE"/>
-        </w:rPr>
-      </w:r>
-      <w:r>
-        <w:rPr>
+          <w:rtl/>
+          <w:cs/>
+          <w:lang w:val="ar_AE" w:bidi="ar_AE"/>
+        </w:rPr>
+      </w:r>
+      <w:r>
+        <w:rPr>
+          <w:rtl/>
+          <w:cs/>
           <w:lang w:val="ar_AE" w:bidi="ar_AE"/>
         </w:rPr>
         <w:t xml:space="preserve"> </w:t>
       </w:r>
       <w:r>
         <w:rPr>
-          <w:lang w:val="ar_AE" w:bidi="ar_AE"/>
-        </w:rPr>
-      </w:r>
-      <w:r>
-        <w:rPr>
+          <w:rtl/>
+          <w:cs/>
+          <w:lang w:val="ar_AE" w:bidi="ar_AE"/>
+        </w:rPr>
+      </w:r>
+      <w:r>
+        <w:rPr>
+          <w:rtl/>
+          <w:cs/>
           <w:lang w:val="ar_AE" w:bidi="ar_AE"/>
         </w:rPr>
       </w:r>
@@ -217,6 +263,8 @@
       </w:pPr>
       <w:r>
         <w:rPr>
+          <w:rtl/>
+          <w:cs/>
           <w:lang w:val="ar_AE" w:bidi="ar_AE"/>
         </w:rPr>
       </w:r>
@@ -228,12 +276,16 @@
       </w:pPr>
       <w:r>
         <w:rPr>
+          <w:rtl/>
+          <w:cs/>
           <w:lang w:val="ar_AE" w:bidi="ar_AE"/>
         </w:rPr>
         <w:t>الشافي المتحنن</w:t>
       </w:r>
       <w:r>
         <w:rPr>
+          <w:rtl/>
+          <w:cs/>
           <w:lang w:val="ar_AE" w:bidi="ar_AE"/>
         </w:rPr>
       </w:r>
@@ -244,11 +296,15 @@
       </w:pPr>
       <w:r>
         <w:rPr>
-          <w:lang w:val="ar_AE" w:bidi="ar_AE"/>
-        </w:rPr>
-      </w:r>
-      <w:r>
-        <w:rPr>
+          <w:rtl/>
+          <w:cs/>
+          <w:lang w:val="ar_AE" w:bidi="ar_AE"/>
+        </w:rPr>
+      </w:r>
+      <w:r>
+        <w:rPr>
+          <w:rtl/>
+          <w:cs/>
           <w:lang w:val="ar_AE" w:bidi="ar_AE"/>
         </w:rPr>
         <w:t>يصف العهد الجديد الرب يسوع في كثير من الأحيان بأنه شخص "يتحنن." تُترجم هذه العبارة أحيانًا إلى "يشعر بالأسف" أو "يبدى شفقة."</w:t>
@@ -260,11 +316,15 @@
       </w:pPr>
       <w:r>
         <w:rPr>
-          <w:lang w:val="ar_AE" w:bidi="ar_AE"/>
-        </w:rPr>
-      </w:r>
-      <w:r>
-        <w:rPr>
+          <w:rtl/>
+          <w:cs/>
+          <w:lang w:val="ar_AE" w:bidi="ar_AE"/>
+        </w:rPr>
+      </w:r>
+      <w:r>
+        <w:rPr>
+          <w:rtl/>
+          <w:cs/>
           <w:lang w:val="ar_AE" w:bidi="ar_AE"/>
         </w:rPr>
         <w:t>تظهر في المواقف المعقدة حيث:</w:t>
@@ -283,11 +343,15 @@
       </w:pPr>
       <w:r>
         <w:rPr>
-          <w:lang w:val="ar_AE" w:bidi="ar_AE"/>
-        </w:rPr>
-      </w:r>
-      <w:r>
-        <w:rPr>
+          <w:rtl/>
+          <w:cs/>
+          <w:lang w:val="ar_AE" w:bidi="ar_AE"/>
+        </w:rPr>
+      </w:r>
+      <w:r>
+        <w:rPr>
+          <w:rtl/>
+          <w:cs/>
           <w:lang w:val="ar_AE" w:bidi="ar_AE"/>
         </w:rPr>
         <w:t>يظهر على الشخص الضيق ثم يزيل الرب يسوع هذا الضيق (</w:t>
@@ -295,6 +359,8 @@
       <w:hyperlink r:id="rId13">
         <w:r>
           <w:rPr>
+            <w:rtl/>
+            <w:cs/>
             <w:lang w:val="ar_AE" w:bidi="ar_AE"/>
           </w:rPr>
           <w:rPr>
@@ -306,6 +372,8 @@
       </w:hyperlink>
       <w:r>
         <w:rPr>
+          <w:rtl/>
+          <w:cs/>
           <w:lang w:val="ar_AE" w:bidi="ar_AE"/>
         </w:rPr>
         <w:t xml:space="preserve">; </w:t>
@@ -313,6 +381,8 @@
       <w:hyperlink r:id="rId14">
         <w:r>
           <w:rPr>
+            <w:rtl/>
+            <w:cs/>
             <w:lang w:val="ar_AE" w:bidi="ar_AE"/>
           </w:rPr>
           <w:rPr>
@@ -324,6 +394,8 @@
       </w:hyperlink>
       <w:r>
         <w:rPr>
+          <w:rtl/>
+          <w:cs/>
           <w:lang w:val="ar_AE" w:bidi="ar_AE"/>
         </w:rPr>
         <w:t xml:space="preserve">; </w:t>
@@ -331,6 +403,8 @@
       <w:hyperlink r:id="rId15">
         <w:r>
           <w:rPr>
+            <w:rtl/>
+            <w:cs/>
             <w:lang w:val="ar_AE" w:bidi="ar_AE"/>
           </w:rPr>
           <w:rPr>
@@ -342,6 +416,8 @@
       </w:hyperlink>
       <w:r>
         <w:rPr>
+          <w:rtl/>
+          <w:cs/>
           <w:lang w:val="ar_AE" w:bidi="ar_AE"/>
         </w:rPr>
         <w:t xml:space="preserve">; </w:t>
@@ -349,6 +425,8 @@
       <w:hyperlink r:id="rId16">
         <w:r>
           <w:rPr>
+            <w:rtl/>
+            <w:cs/>
             <w:lang w:val="ar_AE" w:bidi="ar_AE"/>
           </w:rPr>
           <w:rPr>
@@ -360,6 +438,8 @@
       </w:hyperlink>
       <w:r>
         <w:rPr>
+          <w:rtl/>
+          <w:cs/>
           <w:lang w:val="ar_AE" w:bidi="ar_AE"/>
         </w:rPr>
         <w:t>).</w:t>
@@ -374,11 +454,15 @@
       </w:pPr>
       <w:r>
         <w:rPr>
-          <w:lang w:val="ar_AE" w:bidi="ar_AE"/>
-        </w:rPr>
-      </w:r>
-      <w:r>
-        <w:rPr>
+          <w:rtl/>
+          <w:cs/>
+          <w:lang w:val="ar_AE" w:bidi="ar_AE"/>
+        </w:rPr>
+      </w:r>
+      <w:r>
+        <w:rPr>
+          <w:rtl/>
+          <w:cs/>
           <w:lang w:val="ar_AE" w:bidi="ar_AE"/>
         </w:rPr>
         <w:t>يبّين الرب يسوع المشاعر العميقة (</w:t>
@@ -386,6 +470,8 @@
       <w:hyperlink r:id="rId17">
         <w:r>
           <w:rPr>
+            <w:rtl/>
+            <w:cs/>
             <w:lang w:val="ar_AE" w:bidi="ar_AE"/>
           </w:rPr>
           <w:rPr>
@@ -397,6 +483,8 @@
       </w:hyperlink>
       <w:r>
         <w:rPr>
+          <w:rtl/>
+          <w:cs/>
           <w:lang w:val="ar_AE" w:bidi="ar_AE"/>
         </w:rPr>
         <w:t xml:space="preserve">; </w:t>
@@ -404,6 +492,8 @@
       <w:hyperlink r:id="rId18">
         <w:r>
           <w:rPr>
+            <w:rtl/>
+            <w:cs/>
             <w:lang w:val="ar_AE" w:bidi="ar_AE"/>
           </w:rPr>
           <w:rPr>
@@ -415,6 +505,8 @@
       </w:hyperlink>
       <w:r>
         <w:rPr>
+          <w:rtl/>
+          <w:cs/>
           <w:lang w:val="ar_AE" w:bidi="ar_AE"/>
         </w:rPr>
         <w:t xml:space="preserve">; </w:t>
@@ -422,6 +514,8 @@
       <w:hyperlink r:id="rId15">
         <w:r>
           <w:rPr>
+            <w:rtl/>
+            <w:cs/>
             <w:lang w:val="ar_AE" w:bidi="ar_AE"/>
           </w:rPr>
           <w:rPr>
@@ -433,6 +527,8 @@
       </w:hyperlink>
       <w:r>
         <w:rPr>
+          <w:rtl/>
+          <w:cs/>
           <w:lang w:val="ar_AE" w:bidi="ar_AE"/>
         </w:rPr>
         <w:t xml:space="preserve">; </w:t>
@@ -440,6 +536,8 @@
       <w:hyperlink r:id="rId16">
         <w:r>
           <w:rPr>
+            <w:rtl/>
+            <w:cs/>
             <w:lang w:val="ar_AE" w:bidi="ar_AE"/>
           </w:rPr>
           <w:rPr>
@@ -451,6 +549,8 @@
       </w:hyperlink>
       <w:r>
         <w:rPr>
+          <w:rtl/>
+          <w:cs/>
           <w:lang w:val="ar_AE" w:bidi="ar_AE"/>
         </w:rPr>
         <w:t>).</w:t>
@@ -465,11 +565,15 @@
       </w:pPr>
       <w:r>
         <w:rPr>
-          <w:lang w:val="ar_AE" w:bidi="ar_AE"/>
-        </w:rPr>
-      </w:r>
-      <w:r>
-        <w:rPr>
+          <w:rtl/>
+          <w:cs/>
+          <w:lang w:val="ar_AE" w:bidi="ar_AE"/>
+        </w:rPr>
+      </w:r>
+      <w:r>
+        <w:rPr>
+          <w:rtl/>
+          <w:cs/>
           <w:lang w:val="ar_AE" w:bidi="ar_AE"/>
         </w:rPr>
         <w:t>يبرز التباين مع أولئك الذين يفتقرون إلى الرحمة (</w:t>
@@ -477,6 +581,8 @@
       <w:hyperlink r:id="rId19">
         <w:r>
           <w:rPr>
+            <w:rtl/>
+            <w:cs/>
             <w:lang w:val="ar_AE" w:bidi="ar_AE"/>
           </w:rPr>
           <w:rPr>
@@ -488,6 +594,8 @@
       </w:hyperlink>
       <w:r>
         <w:rPr>
+          <w:rtl/>
+          <w:cs/>
           <w:lang w:val="ar_AE" w:bidi="ar_AE"/>
         </w:rPr>
         <w:t xml:space="preserve">; </w:t>
@@ -495,6 +603,8 @@
       <w:hyperlink r:id="rId20">
         <w:r>
           <w:rPr>
+            <w:rtl/>
+            <w:cs/>
             <w:lang w:val="ar_AE" w:bidi="ar_AE"/>
           </w:rPr>
           <w:rPr>
@@ -506,6 +616,8 @@
       </w:hyperlink>
       <w:r>
         <w:rPr>
+          <w:rtl/>
+          <w:cs/>
           <w:lang w:val="ar_AE" w:bidi="ar_AE"/>
         </w:rPr>
         <w:t xml:space="preserve">; </w:t>
@@ -513,6 +625,8 @@
       <w:hyperlink r:id="rId21">
         <w:r>
           <w:rPr>
+            <w:rtl/>
+            <w:cs/>
             <w:lang w:val="ar_AE" w:bidi="ar_AE"/>
           </w:rPr>
           <w:rPr>
@@ -524,6 +638,8 @@
       </w:hyperlink>
       <w:r>
         <w:rPr>
+          <w:rtl/>
+          <w:cs/>
           <w:lang w:val="ar_AE" w:bidi="ar_AE"/>
         </w:rPr>
         <w:t>).</w:t>
@@ -535,11 +651,15 @@
       </w:pPr>
       <w:r>
         <w:rPr>
-          <w:lang w:val="ar_AE" w:bidi="ar_AE"/>
-        </w:rPr>
-      </w:r>
-      <w:r>
-        <w:rPr>
+          <w:rtl/>
+          <w:cs/>
+          <w:lang w:val="ar_AE" w:bidi="ar_AE"/>
+        </w:rPr>
+      </w:r>
+      <w:r>
+        <w:rPr>
+          <w:rtl/>
+          <w:cs/>
           <w:lang w:val="ar_AE" w:bidi="ar_AE"/>
         </w:rPr>
         <w:t>في الأناجيل، يُستخدم مصطلح "تحنن" للإشارة إلى الرب يسوع مباشرة، ولكنه يظهر أيضًا في الأمثال حيث يمكن أن يشير إلى الله الآب أو الرب يسوع (</w:t>
@@ -547,6 +667,8 @@
       <w:hyperlink r:id="rId15">
         <w:r>
           <w:rPr>
+            <w:rtl/>
+            <w:cs/>
             <w:lang w:val="ar_AE" w:bidi="ar_AE"/>
           </w:rPr>
           <w:rPr>
@@ -558,6 +680,8 @@
       </w:hyperlink>
       <w:r>
         <w:rPr>
+          <w:rtl/>
+          <w:cs/>
           <w:lang w:val="ar_AE" w:bidi="ar_AE"/>
         </w:rPr>
         <w:t xml:space="preserve">; </w:t>
@@ -565,6 +689,8 @@
       <w:hyperlink r:id="rId22">
         <w:r>
           <w:rPr>
+            <w:rtl/>
+            <w:cs/>
             <w:lang w:val="ar_AE" w:bidi="ar_AE"/>
           </w:rPr>
           <w:rPr>
@@ -576,6 +702,8 @@
       </w:hyperlink>
       <w:r>
         <w:rPr>
+          <w:rtl/>
+          <w:cs/>
           <w:lang w:val="ar_AE" w:bidi="ar_AE"/>
         </w:rPr>
         <w:t xml:space="preserve">; </w:t>
@@ -583,6 +711,8 @@
       <w:hyperlink r:id="rId23">
         <w:r>
           <w:rPr>
+            <w:rtl/>
+            <w:cs/>
             <w:lang w:val="ar_AE" w:bidi="ar_AE"/>
           </w:rPr>
           <w:rPr>
@@ -594,6 +724,8 @@
       </w:hyperlink>
       <w:r>
         <w:rPr>
+          <w:rtl/>
+          <w:cs/>
           <w:lang w:val="ar_AE" w:bidi="ar_AE"/>
         </w:rPr>
         <w:t>).</w:t>
@@ -605,11 +737,15 @@
       </w:pPr>
       <w:r>
         <w:rPr>
-          <w:lang w:val="ar_AE" w:bidi="ar_AE"/>
-        </w:rPr>
-      </w:r>
-      <w:r>
-        <w:rPr>
+          <w:rtl/>
+          <w:cs/>
+          <w:lang w:val="ar_AE" w:bidi="ar_AE"/>
+        </w:rPr>
+      </w:r>
+      <w:r>
+        <w:rPr>
+          <w:rtl/>
+          <w:cs/>
           <w:lang w:val="ar_AE" w:bidi="ar_AE"/>
         </w:rPr>
         <w:t>في العهد القديم، يشير مصطلح "التحنن" إلى رأفة الله وحنانه، خاصة تجاه شعب عهده. سحب الله هذه الرحمة ليدين عدم أمانة شعب إسرائيل وعناده (</w:t>
@@ -617,6 +753,8 @@
       <w:hyperlink r:id="rId24">
         <w:r>
           <w:rPr>
+            <w:rtl/>
+            <w:cs/>
             <w:lang w:val="ar_AE" w:bidi="ar_AE"/>
           </w:rPr>
           <w:rPr>
@@ -628,6 +766,8 @@
       </w:hyperlink>
       <w:r>
         <w:rPr>
+          <w:rtl/>
+          <w:cs/>
           <w:lang w:val="ar_AE" w:bidi="ar_AE"/>
         </w:rPr>
         <w:t xml:space="preserve">; </w:t>
@@ -635,6 +775,8 @@
       <w:hyperlink r:id="rId25">
         <w:r>
           <w:rPr>
+            <w:rtl/>
+            <w:cs/>
             <w:lang w:val="ar_AE" w:bidi="ar_AE"/>
           </w:rPr>
           <w:rPr>
@@ -646,6 +788,8 @@
       </w:hyperlink>
       <w:r>
         <w:rPr>
+          <w:rtl/>
+          <w:cs/>
           <w:lang w:val="ar_AE" w:bidi="ar_AE"/>
         </w:rPr>
         <w:t xml:space="preserve">; </w:t>
@@ -653,6 +797,8 @@
       <w:hyperlink r:id="rId26">
         <w:r>
           <w:rPr>
+            <w:rtl/>
+            <w:cs/>
             <w:lang w:val="ar_AE" w:bidi="ar_AE"/>
           </w:rPr>
           <w:rPr>
@@ -664,6 +810,8 @@
       </w:hyperlink>
       <w:r>
         <w:rPr>
+          <w:rtl/>
+          <w:cs/>
           <w:lang w:val="ar_AE" w:bidi="ar_AE"/>
         </w:rPr>
         <w:t>). ورد الله رحمته عندما تاب إسرائيل (</w:t>
@@ -671,6 +819,8 @@
       <w:hyperlink r:id="rId27">
         <w:r>
           <w:rPr>
+            <w:rtl/>
+            <w:cs/>
             <w:lang w:val="ar_AE" w:bidi="ar_AE"/>
           </w:rPr>
           <w:rPr>
@@ -682,6 +832,8 @@
       </w:hyperlink>
       <w:r>
         <w:rPr>
+          <w:rtl/>
+          <w:cs/>
           <w:lang w:val="ar_AE" w:bidi="ar_AE"/>
         </w:rPr>
         <w:t xml:space="preserve">; </w:t>
@@ -689,6 +841,8 @@
       <w:hyperlink r:id="rId28">
         <w:r>
           <w:rPr>
+            <w:rtl/>
+            <w:cs/>
             <w:lang w:val="ar_AE" w:bidi="ar_AE"/>
           </w:rPr>
           <w:rPr>
@@ -700,6 +854,8 @@
       </w:hyperlink>
       <w:r>
         <w:rPr>
+          <w:rtl/>
+          <w:cs/>
           <w:lang w:val="ar_AE" w:bidi="ar_AE"/>
         </w:rPr>
         <w:t xml:space="preserve">; </w:t>
@@ -707,6 +863,8 @@
       <w:hyperlink r:id="rId29">
         <w:r>
           <w:rPr>
+            <w:rtl/>
+            <w:cs/>
             <w:lang w:val="ar_AE" w:bidi="ar_AE"/>
           </w:rPr>
           <w:rPr>
@@ -718,6 +876,8 @@
       </w:hyperlink>
       <w:r>
         <w:rPr>
+          <w:rtl/>
+          <w:cs/>
           <w:lang w:val="ar_AE" w:bidi="ar_AE"/>
         </w:rPr>
         <w:t xml:space="preserve">; </w:t>
@@ -725,6 +885,8 @@
       <w:hyperlink r:id="rId30">
         <w:r>
           <w:rPr>
+            <w:rtl/>
+            <w:cs/>
             <w:lang w:val="ar_AE" w:bidi="ar_AE"/>
           </w:rPr>
           <w:rPr>
@@ -736,6 +898,8 @@
       </w:hyperlink>
       <w:r>
         <w:rPr>
+          <w:rtl/>
+          <w:cs/>
           <w:lang w:val="ar_AE" w:bidi="ar_AE"/>
         </w:rPr>
         <w:t>).</w:t>
@@ -747,11 +911,15 @@
       </w:pPr>
       <w:r>
         <w:rPr>
-          <w:lang w:val="ar_AE" w:bidi="ar_AE"/>
-        </w:rPr>
-      </w:r>
-      <w:r>
-        <w:rPr>
+          <w:rtl/>
+          <w:cs/>
+          <w:lang w:val="ar_AE" w:bidi="ar_AE"/>
+        </w:rPr>
+      </w:r>
+      <w:r>
+        <w:rPr>
+          <w:rtl/>
+          <w:cs/>
           <w:lang w:val="ar_AE" w:bidi="ar_AE"/>
         </w:rPr>
         <w:t>في كثير من الأحيان، يصف العهد القديم العصر المسياني (الوقت الذي سيأتي فيه قائد الله المختار) على أنه فترة تحنن الله ورحمته (</w:t>
@@ -759,6 +927,8 @@
       <w:hyperlink r:id="rId31">
         <w:r>
           <w:rPr>
+            <w:rtl/>
+            <w:cs/>
             <w:lang w:val="ar_AE" w:bidi="ar_AE"/>
           </w:rPr>
           <w:rPr>
@@ -770,6 +940,8 @@
       </w:hyperlink>
       <w:r>
         <w:rPr>
+          <w:rtl/>
+          <w:cs/>
           <w:lang w:val="ar_AE" w:bidi="ar_AE"/>
         </w:rPr>
         <w:t xml:space="preserve">; </w:t>
@@ -777,6 +949,8 @@
       <w:hyperlink r:id="rId32">
         <w:r>
           <w:rPr>
+            <w:rtl/>
+            <w:cs/>
             <w:lang w:val="ar_AE" w:bidi="ar_AE"/>
           </w:rPr>
           <w:rPr>
@@ -788,6 +962,8 @@
       </w:hyperlink>
       <w:r>
         <w:rPr>
+          <w:rtl/>
+          <w:cs/>
           <w:lang w:val="ar_AE" w:bidi="ar_AE"/>
         </w:rPr>
         <w:t xml:space="preserve">, </w:t>
@@ -795,6 +971,8 @@
       <w:hyperlink r:id="rId33">
         <w:r>
           <w:rPr>
+            <w:rtl/>
+            <w:cs/>
             <w:lang w:val="ar_AE" w:bidi="ar_AE"/>
           </w:rPr>
           <w:rPr>
@@ -806,6 +984,8 @@
       </w:hyperlink>
       <w:r>
         <w:rPr>
+          <w:rtl/>
+          <w:cs/>
           <w:lang w:val="ar_AE" w:bidi="ar_AE"/>
         </w:rPr>
         <w:t xml:space="preserve">; </w:t>
@@ -813,6 +993,8 @@
       <w:hyperlink r:id="rId34">
         <w:r>
           <w:rPr>
+            <w:rtl/>
+            <w:cs/>
             <w:lang w:val="ar_AE" w:bidi="ar_AE"/>
           </w:rPr>
           <w:rPr>
@@ -824,6 +1006,8 @@
       </w:hyperlink>
       <w:r>
         <w:rPr>
+          <w:rtl/>
+          <w:cs/>
           <w:lang w:val="ar_AE" w:bidi="ar_AE"/>
         </w:rPr>
         <w:t xml:space="preserve">, </w:t>
@@ -831,6 +1015,8 @@
       <w:hyperlink r:id="rId35">
         <w:r>
           <w:rPr>
+            <w:rtl/>
+            <w:cs/>
             <w:lang w:val="ar_AE" w:bidi="ar_AE"/>
           </w:rPr>
           <w:rPr>
@@ -842,6 +1028,8 @@
       </w:hyperlink>
       <w:r>
         <w:rPr>
+          <w:rtl/>
+          <w:cs/>
           <w:lang w:val="ar_AE" w:bidi="ar_AE"/>
         </w:rPr>
         <w:t xml:space="preserve">; </w:t>
@@ -849,6 +1037,8 @@
       <w:hyperlink r:id="rId36">
         <w:r>
           <w:rPr>
+            <w:rtl/>
+            <w:cs/>
             <w:lang w:val="ar_AE" w:bidi="ar_AE"/>
           </w:rPr>
           <w:rPr>
@@ -860,6 +1050,8 @@
       </w:hyperlink>
       <w:r>
         <w:rPr>
+          <w:rtl/>
+          <w:cs/>
           <w:lang w:val="ar_AE" w:bidi="ar_AE"/>
         </w:rPr>
         <w:t xml:space="preserve">; </w:t>
@@ -867,6 +1059,8 @@
       <w:hyperlink r:id="rId37">
         <w:r>
           <w:rPr>
+            <w:rtl/>
+            <w:cs/>
             <w:lang w:val="ar_AE" w:bidi="ar_AE"/>
           </w:rPr>
           <w:rPr>
@@ -878,6 +1072,8 @@
       </w:hyperlink>
       <w:r>
         <w:rPr>
+          <w:rtl/>
+          <w:cs/>
           <w:lang w:val="ar_AE" w:bidi="ar_AE"/>
         </w:rPr>
         <w:t xml:space="preserve">; </w:t>
@@ -885,6 +1081,8 @@
       <w:hyperlink r:id="rId38">
         <w:r>
           <w:rPr>
+            <w:rtl/>
+            <w:cs/>
             <w:lang w:val="ar_AE" w:bidi="ar_AE"/>
           </w:rPr>
           <w:rPr>
@@ -896,6 +1094,8 @@
       </w:hyperlink>
       <w:r>
         <w:rPr>
+          <w:rtl/>
+          <w:cs/>
           <w:lang w:val="ar_AE" w:bidi="ar_AE"/>
         </w:rPr>
         <w:t xml:space="preserve">; </w:t>
@@ -903,6 +1103,8 @@
       <w:hyperlink r:id="rId39">
         <w:r>
           <w:rPr>
+            <w:rtl/>
+            <w:cs/>
             <w:lang w:val="ar_AE" w:bidi="ar_AE"/>
           </w:rPr>
           <w:rPr>
@@ -914,6 +1116,8 @@
       </w:hyperlink>
       <w:r>
         <w:rPr>
+          <w:rtl/>
+          <w:cs/>
           <w:lang w:val="ar_AE" w:bidi="ar_AE"/>
         </w:rPr>
         <w:t xml:space="preserve">; </w:t>
@@ -921,6 +1125,8 @@
       <w:hyperlink r:id="rId40">
         <w:r>
           <w:rPr>
+            <w:rtl/>
+            <w:cs/>
             <w:lang w:val="ar_AE" w:bidi="ar_AE"/>
           </w:rPr>
           <w:rPr>
@@ -932,6 +1138,8 @@
       </w:hyperlink>
       <w:r>
         <w:rPr>
+          <w:rtl/>
+          <w:cs/>
           <w:lang w:val="ar_AE" w:bidi="ar_AE"/>
         </w:rPr>
         <w:t xml:space="preserve">; </w:t>
@@ -939,6 +1147,8 @@
       <w:hyperlink r:id="rId41">
         <w:r>
           <w:rPr>
+            <w:rtl/>
+            <w:cs/>
             <w:lang w:val="ar_AE" w:bidi="ar_AE"/>
           </w:rPr>
           <w:rPr>
@@ -950,6 +1160,8 @@
       </w:hyperlink>
       <w:r>
         <w:rPr>
+          <w:rtl/>
+          <w:cs/>
           <w:lang w:val="ar_AE" w:bidi="ar_AE"/>
         </w:rPr>
         <w:t xml:space="preserve">; </w:t>
@@ -957,6 +1169,8 @@
       <w:hyperlink r:id="rId42">
         <w:r>
           <w:rPr>
+            <w:rtl/>
+            <w:cs/>
             <w:lang w:val="ar_AE" w:bidi="ar_AE"/>
           </w:rPr>
           <w:rPr>
@@ -968,6 +1182,8 @@
       </w:hyperlink>
       <w:r>
         <w:rPr>
+          <w:rtl/>
+          <w:cs/>
           <w:lang w:val="ar_AE" w:bidi="ar_AE"/>
         </w:rPr>
         <w:t>). تُظهر الأناجيل هذه الفكرة مرة أخرى، حيث بدأ العصر المسياني وأصبحت محبة الله العهدية عاملة في إسرائيل من جديد.</w:t>
@@ -979,12 +1195,16 @@
       </w:pPr>
       <w:r>
         <w:rPr>
+          <w:rtl/>
+          <w:cs/>
           <w:lang w:val="ar_AE" w:bidi="ar_AE"/>
         </w:rPr>
       </w:r>
       <w:r>
         <w:rPr>
           <w:u w:val="single"/>
+          <w:rtl/>
+          <w:cs/>
           <w:lang w:val="ar_AE" w:bidi="ar_AE"/>
         </w:rPr>
         <w:t>مقاطع كتابية لدراسة أعمق</w:t>
@@ -996,12 +1216,16 @@
       </w:pPr>
       <w:r>
         <w:rPr>
+          <w:rtl/>
+          <w:cs/>
           <w:lang w:val="ar_AE" w:bidi="ar_AE"/>
         </w:rPr>
       </w:r>
       <w:hyperlink r:id="rId27">
         <w:r>
           <w:rPr>
+            <w:rtl/>
+            <w:cs/>
             <w:lang w:val="ar_AE" w:bidi="ar_AE"/>
           </w:rPr>
           <w:rPr>
@@ -1013,6 +1237,8 @@
       </w:hyperlink>
       <w:r>
         <w:rPr>
+          <w:rtl/>
+          <w:cs/>
           <w:lang w:val="ar_AE" w:bidi="ar_AE"/>
         </w:rPr>
         <w:t xml:space="preserve">; </w:t>
@@ -1020,6 +1246,8 @@
       <w:hyperlink r:id="rId43">
         <w:r>
           <w:rPr>
+            <w:rtl/>
+            <w:cs/>
             <w:lang w:val="ar_AE" w:bidi="ar_AE"/>
           </w:rPr>
           <w:rPr>
@@ -1031,6 +1259,8 @@
       </w:hyperlink>
       <w:r>
         <w:rPr>
+          <w:rtl/>
+          <w:cs/>
           <w:lang w:val="ar_AE" w:bidi="ar_AE"/>
         </w:rPr>
         <w:t xml:space="preserve">; </w:t>
@@ -1038,6 +1268,8 @@
       <w:hyperlink r:id="rId44">
         <w:r>
           <w:rPr>
+            <w:rtl/>
+            <w:cs/>
             <w:lang w:val="ar_AE" w:bidi="ar_AE"/>
           </w:rPr>
           <w:rPr>
@@ -1049,6 +1281,8 @@
       </w:hyperlink>
       <w:r>
         <w:rPr>
+          <w:rtl/>
+          <w:cs/>
           <w:lang w:val="ar_AE" w:bidi="ar_AE"/>
         </w:rPr>
         <w:t xml:space="preserve">; </w:t>
@@ -1056,6 +1290,8 @@
       <w:hyperlink r:id="rId29">
         <w:r>
           <w:rPr>
+            <w:rtl/>
+            <w:cs/>
             <w:lang w:val="ar_AE" w:bidi="ar_AE"/>
           </w:rPr>
           <w:rPr>
@@ -1067,6 +1303,8 @@
       </w:hyperlink>
       <w:r>
         <w:rPr>
+          <w:rtl/>
+          <w:cs/>
           <w:lang w:val="ar_AE" w:bidi="ar_AE"/>
         </w:rPr>
         <w:t xml:space="preserve">; </w:t>
@@ -1074,6 +1312,8 @@
       <w:hyperlink r:id="rId31">
         <w:r>
           <w:rPr>
+            <w:rtl/>
+            <w:cs/>
             <w:lang w:val="ar_AE" w:bidi="ar_AE"/>
           </w:rPr>
           <w:rPr>
@@ -1085,6 +1325,8 @@
       </w:hyperlink>
       <w:r>
         <w:rPr>
+          <w:rtl/>
+          <w:cs/>
           <w:lang w:val="ar_AE" w:bidi="ar_AE"/>
         </w:rPr>
         <w:t xml:space="preserve">; </w:t>
@@ -1092,6 +1334,8 @@
       <w:hyperlink r:id="rId32">
         <w:r>
           <w:rPr>
+            <w:rtl/>
+            <w:cs/>
             <w:lang w:val="ar_AE" w:bidi="ar_AE"/>
           </w:rPr>
           <w:rPr>
@@ -1103,6 +1347,8 @@
       </w:hyperlink>
       <w:r>
         <w:rPr>
+          <w:rtl/>
+          <w:cs/>
           <w:lang w:val="ar_AE" w:bidi="ar_AE"/>
         </w:rPr>
         <w:t xml:space="preserve">, </w:t>
@@ -1110,6 +1356,8 @@
       <w:hyperlink r:id="rId33">
         <w:r>
           <w:rPr>
+            <w:rtl/>
+            <w:cs/>
             <w:lang w:val="ar_AE" w:bidi="ar_AE"/>
           </w:rPr>
           <w:rPr>
@@ -1121,6 +1369,8 @@
       </w:hyperlink>
       <w:r>
         <w:rPr>
+          <w:rtl/>
+          <w:cs/>
           <w:lang w:val="ar_AE" w:bidi="ar_AE"/>
         </w:rPr>
         <w:t xml:space="preserve">; </w:t>
@@ -1128,6 +1378,8 @@
       <w:hyperlink r:id="rId45">
         <w:r>
           <w:rPr>
+            <w:rtl/>
+            <w:cs/>
             <w:lang w:val="ar_AE" w:bidi="ar_AE"/>
           </w:rPr>
           <w:rPr>
@@ -1139,6 +1391,8 @@
       </w:hyperlink>
       <w:r>
         <w:rPr>
+          <w:rtl/>
+          <w:cs/>
           <w:lang w:val="ar_AE" w:bidi="ar_AE"/>
         </w:rPr>
         <w:t xml:space="preserve">; </w:t>
@@ -1146,6 +1400,8 @@
       <w:hyperlink r:id="rId30">
         <w:r>
           <w:rPr>
+            <w:rtl/>
+            <w:cs/>
             <w:lang w:val="ar_AE" w:bidi="ar_AE"/>
           </w:rPr>
           <w:rPr>
@@ -1157,6 +1413,8 @@
       </w:hyperlink>
       <w:r>
         <w:rPr>
+          <w:rtl/>
+          <w:cs/>
           <w:lang w:val="ar_AE" w:bidi="ar_AE"/>
         </w:rPr>
         <w:t xml:space="preserve">; </w:t>
@@ -1164,6 +1422,8 @@
       <w:hyperlink r:id="rId36">
         <w:r>
           <w:rPr>
+            <w:rtl/>
+            <w:cs/>
             <w:lang w:val="ar_AE" w:bidi="ar_AE"/>
           </w:rPr>
           <w:rPr>
@@ -1175,6 +1435,8 @@
       </w:hyperlink>
       <w:r>
         <w:rPr>
+          <w:rtl/>
+          <w:cs/>
           <w:lang w:val="ar_AE" w:bidi="ar_AE"/>
         </w:rPr>
         <w:t xml:space="preserve">; </w:t>
@@ -1182,6 +1444,8 @@
       <w:hyperlink r:id="rId46">
         <w:r>
           <w:rPr>
+            <w:rtl/>
+            <w:cs/>
             <w:lang w:val="ar_AE" w:bidi="ar_AE"/>
           </w:rPr>
           <w:rPr>
@@ -1193,6 +1457,8 @@
       </w:hyperlink>
       <w:r>
         <w:rPr>
+          <w:rtl/>
+          <w:cs/>
           <w:lang w:val="ar_AE" w:bidi="ar_AE"/>
         </w:rPr>
         <w:t xml:space="preserve">; </w:t>
@@ -1200,6 +1466,8 @@
       <w:hyperlink r:id="rId38">
         <w:r>
           <w:rPr>
+            <w:rtl/>
+            <w:cs/>
             <w:lang w:val="ar_AE" w:bidi="ar_AE"/>
           </w:rPr>
           <w:rPr>
@@ -1211,6 +1479,8 @@
       </w:hyperlink>
       <w:r>
         <w:rPr>
+          <w:rtl/>
+          <w:cs/>
           <w:lang w:val="ar_AE" w:bidi="ar_AE"/>
         </w:rPr>
         <w:t xml:space="preserve">; </w:t>
@@ -1218,6 +1488,8 @@
       <w:hyperlink r:id="rId39">
         <w:r>
           <w:rPr>
+            <w:rtl/>
+            <w:cs/>
             <w:lang w:val="ar_AE" w:bidi="ar_AE"/>
           </w:rPr>
           <w:rPr>
@@ -1229,6 +1501,8 @@
       </w:hyperlink>
       <w:r>
         <w:rPr>
+          <w:rtl/>
+          <w:cs/>
           <w:lang w:val="ar_AE" w:bidi="ar_AE"/>
         </w:rPr>
         <w:t xml:space="preserve">; </w:t>
@@ -1236,6 +1510,8 @@
       <w:hyperlink r:id="rId47">
         <w:r>
           <w:rPr>
+            <w:rtl/>
+            <w:cs/>
             <w:lang w:val="ar_AE" w:bidi="ar_AE"/>
           </w:rPr>
           <w:rPr>
@@ -1247,6 +1523,8 @@
       </w:hyperlink>
       <w:r>
         <w:rPr>
+          <w:rtl/>
+          <w:cs/>
           <w:lang w:val="ar_AE" w:bidi="ar_AE"/>
         </w:rPr>
         <w:t xml:space="preserve">; </w:t>
@@ -1254,6 +1532,8 @@
       <w:hyperlink r:id="rId41">
         <w:r>
           <w:rPr>
+            <w:rtl/>
+            <w:cs/>
             <w:lang w:val="ar_AE" w:bidi="ar_AE"/>
           </w:rPr>
           <w:rPr>
@@ -1265,6 +1545,8 @@
       </w:hyperlink>
       <w:r>
         <w:rPr>
+          <w:rtl/>
+          <w:cs/>
           <w:lang w:val="ar_AE" w:bidi="ar_AE"/>
         </w:rPr>
         <w:t xml:space="preserve">; </w:t>
@@ -1272,6 +1554,8 @@
       <w:hyperlink r:id="rId48">
         <w:r>
           <w:rPr>
+            <w:rtl/>
+            <w:cs/>
             <w:lang w:val="ar_AE" w:bidi="ar_AE"/>
           </w:rPr>
           <w:rPr>
@@ -1283,6 +1567,8 @@
       </w:hyperlink>
       <w:r>
         <w:rPr>
+          <w:rtl/>
+          <w:cs/>
           <w:lang w:val="ar_AE" w:bidi="ar_AE"/>
         </w:rPr>
         <w:t xml:space="preserve">; </w:t>
@@ -1290,6 +1576,8 @@
       <w:hyperlink r:id="rId42">
         <w:r>
           <w:rPr>
+            <w:rtl/>
+            <w:cs/>
             <w:lang w:val="ar_AE" w:bidi="ar_AE"/>
           </w:rPr>
           <w:rPr>
@@ -1301,6 +1589,8 @@
       </w:hyperlink>
       <w:r>
         <w:rPr>
+          <w:rtl/>
+          <w:cs/>
           <w:lang w:val="ar_AE" w:bidi="ar_AE"/>
         </w:rPr>
         <w:t xml:space="preserve">; </w:t>
@@ -1308,6 +1598,8 @@
       <w:hyperlink r:id="rId49">
         <w:r>
           <w:rPr>
+            <w:rtl/>
+            <w:cs/>
             <w:lang w:val="ar_AE" w:bidi="ar_AE"/>
           </w:rPr>
           <w:rPr>
@@ -1319,6 +1611,8 @@
       </w:hyperlink>
       <w:r>
         <w:rPr>
+          <w:rtl/>
+          <w:cs/>
           <w:lang w:val="ar_AE" w:bidi="ar_AE"/>
         </w:rPr>
         <w:t xml:space="preserve">; </w:t>
@@ -1326,6 +1620,8 @@
       <w:hyperlink r:id="rId17">
         <w:r>
           <w:rPr>
+            <w:rtl/>
+            <w:cs/>
             <w:lang w:val="ar_AE" w:bidi="ar_AE"/>
           </w:rPr>
           <w:rPr>
@@ -1337,6 +1633,8 @@
       </w:hyperlink>
       <w:r>
         <w:rPr>
+          <w:rtl/>
+          <w:cs/>
           <w:lang w:val="ar_AE" w:bidi="ar_AE"/>
         </w:rPr>
         <w:t xml:space="preserve">; </w:t>
@@ -1344,6 +1642,8 @@
       <w:hyperlink r:id="rId18">
         <w:r>
           <w:rPr>
+            <w:rtl/>
+            <w:cs/>
             <w:lang w:val="ar_AE" w:bidi="ar_AE"/>
           </w:rPr>
           <w:rPr>
@@ -1355,6 +1655,8 @@
       </w:hyperlink>
       <w:r>
         <w:rPr>
+          <w:rtl/>
+          <w:cs/>
           <w:lang w:val="ar_AE" w:bidi="ar_AE"/>
         </w:rPr>
         <w:t xml:space="preserve">; </w:t>
@@ -1362,6 +1664,8 @@
       <w:hyperlink r:id="rId50">
         <w:r>
           <w:rPr>
+            <w:rtl/>
+            <w:cs/>
             <w:lang w:val="ar_AE" w:bidi="ar_AE"/>
           </w:rPr>
           <w:rPr>
@@ -1373,6 +1677,8 @@
       </w:hyperlink>
       <w:r>
         <w:rPr>
+          <w:rtl/>
+          <w:cs/>
           <w:lang w:val="ar_AE" w:bidi="ar_AE"/>
         </w:rPr>
         <w:t xml:space="preserve">; </w:t>
@@ -1380,6 +1686,8 @@
       <w:hyperlink r:id="rId21">
         <w:r>
           <w:rPr>
+            <w:rtl/>
+            <w:cs/>
             <w:lang w:val="ar_AE" w:bidi="ar_AE"/>
           </w:rPr>
           <w:rPr>
@@ -1391,6 +1699,8 @@
       </w:hyperlink>
       <w:r>
         <w:rPr>
+          <w:rtl/>
+          <w:cs/>
           <w:lang w:val="ar_AE" w:bidi="ar_AE"/>
         </w:rPr>
         <w:t xml:space="preserve">; </w:t>
@@ -1398,6 +1708,8 @@
       <w:hyperlink r:id="rId51">
         <w:r>
           <w:rPr>
+            <w:rtl/>
+            <w:cs/>
             <w:lang w:val="ar_AE" w:bidi="ar_AE"/>
           </w:rPr>
           <w:rPr>
@@ -1409,6 +1721,8 @@
       </w:hyperlink>
       <w:r>
         <w:rPr>
+          <w:rtl/>
+          <w:cs/>
           <w:lang w:val="ar_AE" w:bidi="ar_AE"/>
         </w:rPr>
         <w:t xml:space="preserve">; </w:t>
@@ -1416,6 +1730,8 @@
       <w:hyperlink r:id="rId52">
         <w:r>
           <w:rPr>
+            <w:rtl/>
+            <w:cs/>
             <w:lang w:val="ar_AE" w:bidi="ar_AE"/>
           </w:rPr>
           <w:rPr>
@@ -1427,11 +1743,15 @@
       </w:hyperlink>
       <w:r>
         <w:rPr>
-          <w:lang w:val="ar_AE" w:bidi="ar_AE"/>
-        </w:rPr>
-      </w:r>
-      <w:r>
-        <w:rPr>
+          <w:rtl/>
+          <w:cs/>
+          <w:lang w:val="ar_AE" w:bidi="ar_AE"/>
+        </w:rPr>
+      </w:r>
+      <w:r>
+        <w:rPr>
+          <w:rtl/>
+          <w:cs/>
           <w:lang w:val="ar_AE" w:bidi="ar_AE"/>
         </w:rPr>
       </w:r>
@@ -1442,6 +1762,8 @@
       </w:pPr>
       <w:r>
         <w:rPr>
+          <w:rtl/>
+          <w:cs/>
           <w:lang w:val="ar_AE" w:bidi="ar_AE"/>
         </w:rPr>
       </w:r>
@@ -1453,12 +1775,16 @@
       </w:pPr>
       <w:r>
         <w:rPr>
+          <w:rtl/>
+          <w:cs/>
           <w:lang w:val="ar_AE" w:bidi="ar_AE"/>
         </w:rPr>
         <w:t>الشريعة الكتابية</w:t>
       </w:r>
       <w:r>
         <w:rPr>
+          <w:rtl/>
+          <w:cs/>
           <w:lang w:val="ar_AE" w:bidi="ar_AE"/>
         </w:rPr>
       </w:r>
@@ -1469,11 +1795,15 @@
       </w:pPr>
       <w:r>
         <w:rPr>
-          <w:lang w:val="ar_AE" w:bidi="ar_AE"/>
-        </w:rPr>
-      </w:r>
-      <w:r>
-        <w:rPr>
+          <w:rtl/>
+          <w:cs/>
+          <w:lang w:val="ar_AE" w:bidi="ar_AE"/>
+        </w:rPr>
+      </w:r>
+      <w:r>
+        <w:rPr>
+          <w:rtl/>
+          <w:cs/>
           <w:lang w:val="ar_AE" w:bidi="ar_AE"/>
         </w:rPr>
         <w:t>إن الشريعة الكتابية ليست مجرد مجموعة من القواعد. إنها نظام يحدد ما ينتظره الله من جهة الإيمان والسلوك. فإذا التزم الناس بها بأمانة، فسوف ينالون أعظم بركات الله. إن حفظ الشريعة (أي مراعاة الالتزام بها) ضروري للحياة (</w:t>
@@ -1481,6 +1811,8 @@
       <w:hyperlink r:id="rId53">
         <w:r>
           <w:rPr>
+            <w:rtl/>
+            <w:cs/>
             <w:lang w:val="ar_AE" w:bidi="ar_AE"/>
           </w:rPr>
           <w:rPr>
@@ -1492,6 +1824,8 @@
       </w:hyperlink>
       <w:r>
         <w:rPr>
+          <w:rtl/>
+          <w:cs/>
           <w:lang w:val="ar_AE" w:bidi="ar_AE"/>
         </w:rPr>
         <w:t xml:space="preserve"> انظر أيضًا </w:t>
@@ -1499,6 +1833,8 @@
       <w:hyperlink r:id="rId54">
         <w:r>
           <w:rPr>
+            <w:rtl/>
+            <w:cs/>
             <w:lang w:val="ar_AE" w:bidi="ar_AE"/>
           </w:rPr>
           <w:rPr>
@@ -1510,6 +1846,8 @@
       </w:hyperlink>
       <w:r>
         <w:rPr>
+          <w:rtl/>
+          <w:cs/>
           <w:lang w:val="ar_AE" w:bidi="ar_AE"/>
         </w:rPr>
         <w:t xml:space="preserve"> </w:t>
@@ -1517,6 +1855,8 @@
       <w:hyperlink r:id="rId55">
         <w:r>
           <w:rPr>
+            <w:rtl/>
+            <w:cs/>
             <w:lang w:val="ar_AE" w:bidi="ar_AE"/>
           </w:rPr>
           <w:rPr>
@@ -1528,6 +1868,8 @@
       </w:hyperlink>
       <w:r>
         <w:rPr>
+          <w:rtl/>
+          <w:cs/>
           <w:lang w:val="ar_AE" w:bidi="ar_AE"/>
         </w:rPr>
         <w:t xml:space="preserve"> </w:t>
@@ -1535,6 +1877,8 @@
       <w:hyperlink r:id="rId56">
         <w:r>
           <w:rPr>
+            <w:rtl/>
+            <w:cs/>
             <w:lang w:val="ar_AE" w:bidi="ar_AE"/>
           </w:rPr>
           <w:rPr>
@@ -1546,6 +1890,8 @@
       </w:hyperlink>
       <w:r>
         <w:rPr>
+          <w:rtl/>
+          <w:cs/>
           <w:lang w:val="ar_AE" w:bidi="ar_AE"/>
         </w:rPr>
         <w:t>).</w:t>
@@ -1557,23 +1903,31 @@
       </w:pPr>
       <w:r>
         <w:rPr>
-          <w:lang w:val="ar_AE" w:bidi="ar_AE"/>
-        </w:rPr>
-      </w:r>
-      <w:r>
-        <w:rPr>
+          <w:rtl/>
+          <w:cs/>
+          <w:lang w:val="ar_AE" w:bidi="ar_AE"/>
+        </w:rPr>
+      </w:r>
+      <w:r>
+        <w:rPr>
+          <w:rtl/>
+          <w:cs/>
           <w:lang w:val="ar_AE" w:bidi="ar_AE"/>
         </w:rPr>
         <w:t>برحلة خروج إسرائيل من أرض مصر تحرر الشعب لكي يخدم الله. لقد أنقذ الله إسرائيل "ب</w:t>
       </w:r>
       <w:r>
         <w:rPr>
+          <w:rtl/>
+          <w:cs/>
           <w:lang w:val="ar_AE" w:bidi="ar_AE"/>
         </w:rPr>
         <w:t>يَدٍ شَدِيدَةٍ وَذِرَاعٍ رَفِيعَةٍ وَمَخَاوِفَ عَظِيمَةٍ</w:t>
       </w:r>
       <w:r>
         <w:rPr>
+          <w:rtl/>
+          <w:cs/>
           <w:lang w:val="ar_AE" w:bidi="ar_AE"/>
         </w:rPr>
         <w:t>" (</w:t>
@@ -1581,6 +1935,8 @@
       <w:hyperlink r:id="rId57">
         <w:r>
           <w:rPr>
+            <w:rtl/>
+            <w:cs/>
             <w:lang w:val="ar_AE" w:bidi="ar_AE"/>
           </w:rPr>
           <w:rPr>
@@ -1592,6 +1948,8 @@
       </w:hyperlink>
       <w:r>
         <w:rPr>
+          <w:rtl/>
+          <w:cs/>
           <w:lang w:val="ar_AE" w:bidi="ar_AE"/>
         </w:rPr>
         <w:t>). لم يكن خروج شعب إسرائيل بسبب استحقاقهم، بل لأن الله رؤوف ورحيم، ويحفظ وعوده لإبراهيم. لم يقتصر الخروج من مصر على تحرير بني إسرائيل من العمل الشاق- والسُخرة (</w:t>
@@ -1599,6 +1957,8 @@
       <w:hyperlink r:id="rId58">
         <w:r>
           <w:rPr>
+            <w:rtl/>
+            <w:cs/>
             <w:lang w:val="ar_AE" w:bidi="ar_AE"/>
           </w:rPr>
           <w:rPr>
@@ -1610,6 +1970,8 @@
       </w:hyperlink>
       <w:r>
         <w:rPr>
+          <w:rtl/>
+          <w:cs/>
           <w:lang w:val="ar_AE" w:bidi="ar_AE"/>
         </w:rPr>
         <w:t xml:space="preserve"> </w:t>
@@ -1617,6 +1979,8 @@
       <w:hyperlink r:id="rId59">
         <w:r>
           <w:rPr>
+            <w:rtl/>
+            <w:cs/>
             <w:lang w:val="ar_AE" w:bidi="ar_AE"/>
           </w:rPr>
           <w:rPr>
@@ -1628,6 +1992,8 @@
       </w:hyperlink>
       <w:r>
         <w:rPr>
+          <w:rtl/>
+          <w:cs/>
           <w:lang w:val="ar_AE" w:bidi="ar_AE"/>
         </w:rPr>
         <w:t>)، بل كان أيضًا لإبرام عهد (اتفاق خاص) معهم.</w:t>
@@ -1639,11 +2005,15 @@
       </w:pPr>
       <w:r>
         <w:rPr>
-          <w:lang w:val="ar_AE" w:bidi="ar_AE"/>
-        </w:rPr>
-      </w:r>
-      <w:r>
-        <w:rPr>
+          <w:rtl/>
+          <w:cs/>
+          <w:lang w:val="ar_AE" w:bidi="ar_AE"/>
+        </w:rPr>
+      </w:r>
+      <w:r>
+        <w:rPr>
+          <w:rtl/>
+          <w:cs/>
           <w:lang w:val="ar_AE" w:bidi="ar_AE"/>
         </w:rPr>
         <w:t xml:space="preserve">هذا العهد لم يجعل بني إسرائيل شعبًا لله، إذ كانوا شعبه بالفعل (انظر </w:t>
@@ -1651,6 +2021,8 @@
       <w:hyperlink r:id="rId60">
         <w:r>
           <w:rPr>
+            <w:rtl/>
+            <w:cs/>
             <w:lang w:val="ar_AE" w:bidi="ar_AE"/>
           </w:rPr>
           <w:rPr>
@@ -1662,18 +2034,24 @@
       </w:hyperlink>
       <w:r>
         <w:rPr>
+          <w:rtl/>
+          <w:cs/>
           <w:lang w:val="ar_AE" w:bidi="ar_AE"/>
         </w:rPr>
         <w:t>). ربما لم تكن الطاعة شرطًا قبل العهد، ومع هذا فالطاعة هي التجاوب الأمثل للعهد. لقد منح العهد إسرائيل مهمة خدمة الله باعتبارها "</w:t>
       </w:r>
       <w:r>
         <w:rPr>
+          <w:rtl/>
+          <w:cs/>
           <w:lang w:val="ar_AE" w:bidi="ar_AE"/>
         </w:rPr>
         <w:t>مَمْلَكَةَ كَهَنَة وَأُمَّة مُقَدَّسَة</w:t>
       </w:r>
       <w:r>
         <w:rPr>
+          <w:rtl/>
+          <w:cs/>
           <w:lang w:val="ar_AE" w:bidi="ar_AE"/>
         </w:rPr>
         <w:t>" (</w:t>
@@ -1681,6 +2059,8 @@
       <w:hyperlink r:id="rId61">
         <w:r>
           <w:rPr>
+            <w:rtl/>
+            <w:cs/>
             <w:lang w:val="ar_AE" w:bidi="ar_AE"/>
           </w:rPr>
           <w:rPr>
@@ -1692,6 +2072,8 @@
       </w:hyperlink>
       <w:r>
         <w:rPr>
+          <w:rtl/>
+          <w:cs/>
           <w:lang w:val="ar_AE" w:bidi="ar_AE"/>
         </w:rPr>
         <w:t>). فأعطى الله الشريعة ليرشد أمة إسرائيل ككل، لكي يُظهر هذا الشعب محبة الله الثابتة وأمانته.</w:t>
@@ -1703,11 +2085,15 @@
       </w:pPr>
       <w:r>
         <w:rPr>
-          <w:lang w:val="ar_AE" w:bidi="ar_AE"/>
-        </w:rPr>
-      </w:r>
-      <w:r>
-        <w:rPr>
+          <w:rtl/>
+          <w:cs/>
+          <w:lang w:val="ar_AE" w:bidi="ar_AE"/>
+        </w:rPr>
+      </w:r>
+      <w:r>
+        <w:rPr>
+          <w:rtl/>
+          <w:cs/>
           <w:lang w:val="ar_AE" w:bidi="ar_AE"/>
         </w:rPr>
         <w:t>العهد يعد الشعب في إسرائيل بحياة صالحة وهادفة إذا ما اتبعوا الشريعة. تتضمن وثيقة العهد مبادئ، وأنماط، ومعايير عامة. وتتجلى وصايا الله وأوامره بأفضل صورة في الوصايا العشر (</w:t>
@@ -1715,6 +2101,8 @@
       <w:hyperlink r:id="rId62">
         <w:r>
           <w:rPr>
+            <w:rtl/>
+            <w:cs/>
             <w:lang w:val="ar_AE" w:bidi="ar_AE"/>
           </w:rPr>
           <w:rPr>
@@ -1726,6 +2114,8 @@
       </w:hyperlink>
       <w:r>
         <w:rPr>
+          <w:rtl/>
+          <w:cs/>
           <w:lang w:val="ar_AE" w:bidi="ar_AE"/>
         </w:rPr>
         <w:t xml:space="preserve">). يظهر هذا باقتضاب في الصلاة اليهودية المُسمّاة </w:t>
@@ -1733,12 +2123,16 @@
       <w:r>
         <w:rPr>
           <w:i/>
+          <w:rtl/>
+          <w:cs/>
           <w:lang w:val="ar_AE" w:bidi="ar_AE"/>
         </w:rPr>
         <w:t>الشماع</w:t>
       </w:r>
       <w:r>
         <w:rPr>
+          <w:rtl/>
+          <w:cs/>
           <w:lang w:val="ar_AE" w:bidi="ar_AE"/>
         </w:rPr>
         <w:t xml:space="preserve"> (كلمة عبرية تعني "اسمع"). هذه الصلاة ترِد في </w:t>
@@ -1746,6 +2140,8 @@
       <w:hyperlink r:id="rId63">
         <w:r>
           <w:rPr>
+            <w:rtl/>
+            <w:cs/>
             <w:lang w:val="ar_AE" w:bidi="ar_AE"/>
           </w:rPr>
           <w:rPr>
@@ -1757,18 +2153,24 @@
       </w:hyperlink>
       <w:r>
         <w:rPr>
+          <w:rtl/>
+          <w:cs/>
           <w:lang w:val="ar_AE" w:bidi="ar_AE"/>
         </w:rPr>
         <w:t>. (</w:t>
       </w:r>
       <w:r>
         <w:rPr>
+          <w:rtl/>
+          <w:cs/>
           <w:lang w:val="ar_AE" w:bidi="ar_AE"/>
         </w:rPr>
         <w:t>اِسْمَعْ يَا إِسْرَائِيلُ). و</w:t>
       </w:r>
       <w:r>
         <w:rPr>
+          <w:rtl/>
+          <w:cs/>
           <w:lang w:val="ar_AE" w:bidi="ar_AE"/>
         </w:rPr>
         <w:t xml:space="preserve">جميع شرائع الله الأخرى تفسّر هذه المبادئ الرئيسة وتطبقها. </w:t>
@@ -1780,11 +2182,15 @@
       </w:pPr>
       <w:r>
         <w:rPr>
-          <w:lang w:val="ar_AE" w:bidi="ar_AE"/>
-        </w:rPr>
-      </w:r>
-      <w:r>
-        <w:rPr>
+          <w:rtl/>
+          <w:cs/>
+          <w:lang w:val="ar_AE" w:bidi="ar_AE"/>
+        </w:rPr>
+      </w:r>
+      <w:r>
+        <w:rPr>
+          <w:rtl/>
+          <w:cs/>
           <w:lang w:val="ar_AE" w:bidi="ar_AE"/>
         </w:rPr>
         <w:t>الحياة التي انبثقت من اتباع الشريعة لم تكن حياة أبدية كما هي موصوفة في العهد الجديد. لقد وعد الله أنه إذا أطاع بنو إسرائيل العهد، فإن الأمة ستتمتع بطول الأيام في الأرض الموعودة والنجاح والإثمار (</w:t>
@@ -1792,6 +2198,8 @@
       <w:hyperlink r:id="rId53">
         <w:r>
           <w:rPr>
+            <w:rtl/>
+            <w:cs/>
             <w:lang w:val="ar_AE" w:bidi="ar_AE"/>
           </w:rPr>
           <w:rPr>
@@ -1803,6 +2211,8 @@
       </w:hyperlink>
       <w:r>
         <w:rPr>
+          <w:rtl/>
+          <w:cs/>
           <w:lang w:val="ar_AE" w:bidi="ar_AE"/>
         </w:rPr>
         <w:t xml:space="preserve"> </w:t>
@@ -1810,6 +2220,8 @@
       <w:hyperlink r:id="rId64">
         <w:r>
           <w:rPr>
+            <w:rtl/>
+            <w:cs/>
             <w:lang w:val="ar_AE" w:bidi="ar_AE"/>
           </w:rPr>
           <w:rPr>
@@ -1821,6 +2233,8 @@
       </w:hyperlink>
       <w:r>
         <w:rPr>
+          <w:rtl/>
+          <w:cs/>
           <w:lang w:val="ar_AE" w:bidi="ar_AE"/>
         </w:rPr>
         <w:t xml:space="preserve"> </w:t>
@@ -1828,6 +2242,8 @@
       <w:hyperlink r:id="rId65">
         <w:r>
           <w:rPr>
+            <w:rtl/>
+            <w:cs/>
             <w:lang w:val="ar_AE" w:bidi="ar_AE"/>
           </w:rPr>
           <w:rPr>
@@ -1839,6 +2255,8 @@
       </w:hyperlink>
       <w:r>
         <w:rPr>
+          <w:rtl/>
+          <w:cs/>
           <w:lang w:val="ar_AE" w:bidi="ar_AE"/>
         </w:rPr>
         <w:t xml:space="preserve">). كما حث يسوع تلاميذه على اتباع الوصايا العشر ومتطلبات </w:t>
@@ -1846,12 +2264,16 @@
       <w:r>
         <w:rPr>
           <w:i/>
+          <w:rtl/>
+          <w:cs/>
           <w:lang w:val="ar_AE" w:bidi="ar_AE"/>
         </w:rPr>
         <w:t>الشاما -</w:t>
       </w:r>
       <w:r>
         <w:rPr>
+          <w:rtl/>
+          <w:cs/>
           <w:lang w:val="ar_AE" w:bidi="ar_AE"/>
         </w:rPr>
         <w:t>sheh'-mah (</w:t>
@@ -1859,6 +2281,8 @@
       <w:hyperlink r:id="rId66">
         <w:r>
           <w:rPr>
+            <w:rtl/>
+            <w:cs/>
             <w:lang w:val="ar_AE" w:bidi="ar_AE"/>
           </w:rPr>
           <w:rPr>
@@ -1870,6 +2294,8 @@
       </w:hyperlink>
       <w:r>
         <w:rPr>
+          <w:rtl/>
+          <w:cs/>
           <w:lang w:val="ar_AE" w:bidi="ar_AE"/>
         </w:rPr>
         <w:t xml:space="preserve">). ولم يكن هذا لنيل الحياة الأبدية بل لإظهار تكريسهم وأمانتهم له (قارن </w:t>
@@ -1877,6 +2303,8 @@
       <w:hyperlink r:id="rId67">
         <w:r>
           <w:rPr>
+            <w:rtl/>
+            <w:cs/>
             <w:lang w:val="ar_AE" w:bidi="ar_AE"/>
           </w:rPr>
           <w:rPr>
@@ -1888,6 +2316,8 @@
       </w:hyperlink>
       <w:r>
         <w:rPr>
+          <w:rtl/>
+          <w:cs/>
           <w:lang w:val="ar_AE" w:bidi="ar_AE"/>
         </w:rPr>
         <w:t xml:space="preserve"> </w:t>
@@ -1895,6 +2325,8 @@
       <w:hyperlink r:id="rId68">
         <w:r>
           <w:rPr>
+            <w:rtl/>
+            <w:cs/>
             <w:lang w:val="ar_AE" w:bidi="ar_AE"/>
           </w:rPr>
           <w:rPr>
@@ -1906,6 +2338,8 @@
       </w:hyperlink>
       <w:r>
         <w:rPr>
+          <w:rtl/>
+          <w:cs/>
           <w:lang w:val="ar_AE" w:bidi="ar_AE"/>
         </w:rPr>
         <w:t>).</w:t>
@@ -1917,12 +2351,16 @@
       </w:pPr>
       <w:r>
         <w:rPr>
+          <w:rtl/>
+          <w:cs/>
           <w:lang w:val="ar_AE" w:bidi="ar_AE"/>
         </w:rPr>
       </w:r>
       <w:r>
         <w:rPr>
           <w:u w:val="single"/>
+          <w:rtl/>
+          <w:cs/>
           <w:lang w:val="ar_AE" w:bidi="ar_AE"/>
         </w:rPr>
         <w:t>مقاطع كتابية لدراسة أعمق</w:t>
@@ -1934,12 +2372,16 @@
       </w:pPr>
       <w:r>
         <w:rPr>
+          <w:rtl/>
+          <w:cs/>
           <w:lang w:val="ar_AE" w:bidi="ar_AE"/>
         </w:rPr>
       </w:r>
       <w:hyperlink r:id="rId61">
         <w:r>
           <w:rPr>
+            <w:rtl/>
+            <w:cs/>
             <w:lang w:val="ar_AE" w:bidi="ar_AE"/>
           </w:rPr>
           <w:rPr>
@@ -1951,6 +2393,8 @@
       </w:hyperlink>
       <w:r>
         <w:rPr>
+          <w:rtl/>
+          <w:cs/>
           <w:lang w:val="ar_AE" w:bidi="ar_AE"/>
         </w:rPr>
         <w:t xml:space="preserve"> </w:t>
@@ -1958,6 +2402,8 @@
       <w:hyperlink r:id="rId69">
         <w:r>
           <w:rPr>
+            <w:rtl/>
+            <w:cs/>
             <w:lang w:val="ar_AE" w:bidi="ar_AE"/>
           </w:rPr>
           <w:rPr>
@@ -1969,6 +2415,8 @@
       </w:hyperlink>
       <w:r>
         <w:rPr>
+          <w:rtl/>
+          <w:cs/>
           <w:lang w:val="ar_AE" w:bidi="ar_AE"/>
         </w:rPr>
         <w:t xml:space="preserve"> </w:t>
@@ -1976,6 +2424,8 @@
       <w:hyperlink r:id="rId70">
         <w:r>
           <w:rPr>
+            <w:rtl/>
+            <w:cs/>
             <w:lang w:val="ar_AE" w:bidi="ar_AE"/>
           </w:rPr>
           <w:rPr>
@@ -1987,6 +2437,8 @@
       </w:hyperlink>
       <w:r>
         <w:rPr>
+          <w:rtl/>
+          <w:cs/>
           <w:lang w:val="ar_AE" w:bidi="ar_AE"/>
         </w:rPr>
         <w:t xml:space="preserve"> </w:t>
@@ -1994,6 +2446,8 @@
       <w:hyperlink r:id="rId62">
         <w:r>
           <w:rPr>
+            <w:rtl/>
+            <w:cs/>
             <w:lang w:val="ar_AE" w:bidi="ar_AE"/>
           </w:rPr>
           <w:rPr>
@@ -2005,6 +2459,8 @@
       </w:hyperlink>
       <w:r>
         <w:rPr>
+          <w:rtl/>
+          <w:cs/>
           <w:lang w:val="ar_AE" w:bidi="ar_AE"/>
         </w:rPr>
         <w:t xml:space="preserve"> </w:t>
@@ -2012,6 +2468,8 @@
       <w:hyperlink r:id="rId54">
         <w:r>
           <w:rPr>
+            <w:rtl/>
+            <w:cs/>
             <w:lang w:val="ar_AE" w:bidi="ar_AE"/>
           </w:rPr>
           <w:rPr>
@@ -2023,6 +2481,8 @@
       </w:hyperlink>
       <w:r>
         <w:rPr>
+          <w:rtl/>
+          <w:cs/>
           <w:lang w:val="ar_AE" w:bidi="ar_AE"/>
         </w:rPr>
         <w:t xml:space="preserve"> </w:t>
@@ -2030,6 +2490,8 @@
       <w:hyperlink r:id="rId71">
         <w:r>
           <w:rPr>
+            <w:rtl/>
+            <w:cs/>
             <w:lang w:val="ar_AE" w:bidi="ar_AE"/>
           </w:rPr>
           <w:rPr>
@@ -2041,6 +2503,8 @@
       </w:hyperlink>
       <w:r>
         <w:rPr>
+          <w:rtl/>
+          <w:cs/>
           <w:lang w:val="ar_AE" w:bidi="ar_AE"/>
         </w:rPr>
         <w:t xml:space="preserve"> </w:t>
@@ -2048,6 +2512,8 @@
       <w:hyperlink r:id="rId55">
         <w:r>
           <w:rPr>
+            <w:rtl/>
+            <w:cs/>
             <w:lang w:val="ar_AE" w:bidi="ar_AE"/>
           </w:rPr>
           <w:rPr>
@@ -2059,6 +2525,8 @@
       </w:hyperlink>
       <w:r>
         <w:rPr>
+          <w:rtl/>
+          <w:cs/>
           <w:lang w:val="ar_AE" w:bidi="ar_AE"/>
         </w:rPr>
         <w:t xml:space="preserve"> </w:t>
@@ -2066,6 +2534,8 @@
       <w:hyperlink r:id="rId72">
         <w:r>
           <w:rPr>
+            <w:rtl/>
+            <w:cs/>
             <w:lang w:val="ar_AE" w:bidi="ar_AE"/>
           </w:rPr>
           <w:rPr>
@@ -2077,6 +2547,8 @@
       </w:hyperlink>
       <w:r>
         <w:rPr>
+          <w:rtl/>
+          <w:cs/>
           <w:lang w:val="ar_AE" w:bidi="ar_AE"/>
         </w:rPr>
         <w:t xml:space="preserve"> </w:t>
@@ -2084,6 +2556,8 @@
       <w:hyperlink r:id="rId73">
         <w:r>
           <w:rPr>
+            <w:rtl/>
+            <w:cs/>
             <w:lang w:val="ar_AE" w:bidi="ar_AE"/>
           </w:rPr>
           <w:rPr>
@@ -2095,6 +2569,8 @@
       </w:hyperlink>
       <w:r>
         <w:rPr>
+          <w:rtl/>
+          <w:cs/>
           <w:lang w:val="ar_AE" w:bidi="ar_AE"/>
         </w:rPr>
         <w:t xml:space="preserve"> </w:t>
@@ -2102,6 +2578,8 @@
       <w:hyperlink r:id="rId74">
         <w:r>
           <w:rPr>
+            <w:rtl/>
+            <w:cs/>
             <w:lang w:val="ar_AE" w:bidi="ar_AE"/>
           </w:rPr>
           <w:rPr>
@@ -2113,6 +2591,8 @@
       </w:hyperlink>
       <w:r>
         <w:rPr>
+          <w:rtl/>
+          <w:cs/>
           <w:lang w:val="ar_AE" w:bidi="ar_AE"/>
         </w:rPr>
         <w:t xml:space="preserve"> </w:t>
@@ -2120,6 +2600,8 @@
       <w:hyperlink r:id="rId68">
         <w:r>
           <w:rPr>
+            <w:rtl/>
+            <w:cs/>
             <w:lang w:val="ar_AE" w:bidi="ar_AE"/>
           </w:rPr>
           <w:rPr>
@@ -2131,6 +2613,8 @@
       </w:hyperlink>
       <w:r>
         <w:rPr>
+          <w:rtl/>
+          <w:cs/>
           <w:lang w:val="ar_AE" w:bidi="ar_AE"/>
         </w:rPr>
         <w:t xml:space="preserve"> </w:t>
@@ -2138,6 +2622,8 @@
       <w:hyperlink r:id="rId75">
         <w:r>
           <w:rPr>
+            <w:rtl/>
+            <w:cs/>
             <w:lang w:val="ar_AE" w:bidi="ar_AE"/>
           </w:rPr>
           <w:rPr>
@@ -2149,6 +2635,8 @@
       </w:hyperlink>
       <w:r>
         <w:rPr>
+          <w:rtl/>
+          <w:cs/>
           <w:lang w:val="ar_AE" w:bidi="ar_AE"/>
         </w:rPr>
         <w:t xml:space="preserve"> </w:t>
@@ -2156,6 +2644,8 @@
       <w:hyperlink r:id="rId76">
         <w:r>
           <w:rPr>
+            <w:rtl/>
+            <w:cs/>
             <w:lang w:val="ar_AE" w:bidi="ar_AE"/>
           </w:rPr>
           <w:rPr>
@@ -2167,6 +2657,8 @@
       </w:hyperlink>
       <w:r>
         <w:rPr>
+          <w:rtl/>
+          <w:cs/>
           <w:lang w:val="ar_AE" w:bidi="ar_AE"/>
         </w:rPr>
         <w:t xml:space="preserve"> </w:t>
@@ -2174,6 +2666,8 @@
       <w:hyperlink r:id="rId77">
         <w:r>
           <w:rPr>
+            <w:rtl/>
+            <w:cs/>
             <w:lang w:val="ar_AE" w:bidi="ar_AE"/>
           </w:rPr>
           <w:rPr>
@@ -2185,6 +2679,8 @@
       </w:hyperlink>
       <w:r>
         <w:rPr>
+          <w:rtl/>
+          <w:cs/>
           <w:lang w:val="ar_AE" w:bidi="ar_AE"/>
         </w:rPr>
         <w:t xml:space="preserve"> </w:t>
@@ -2192,6 +2688,8 @@
       <w:hyperlink r:id="rId78">
         <w:r>
           <w:rPr>
+            <w:rtl/>
+            <w:cs/>
             <w:lang w:val="ar_AE" w:bidi="ar_AE"/>
           </w:rPr>
           <w:rPr>
@@ -2203,6 +2701,8 @@
       </w:hyperlink>
       <w:r>
         <w:rPr>
+          <w:rtl/>
+          <w:cs/>
           <w:lang w:val="ar_AE" w:bidi="ar_AE"/>
         </w:rPr>
         <w:t xml:space="preserve"> </w:t>
@@ -2210,6 +2710,8 @@
       <w:hyperlink r:id="rId79">
         <w:r>
           <w:rPr>
+            <w:rtl/>
+            <w:cs/>
             <w:lang w:val="ar_AE" w:bidi="ar_AE"/>
           </w:rPr>
           <w:rPr>
@@ -2221,6 +2723,8 @@
       </w:hyperlink>
       <w:r>
         <w:rPr>
+          <w:rtl/>
+          <w:cs/>
           <w:lang w:val="ar_AE" w:bidi="ar_AE"/>
         </w:rPr>
         <w:t xml:space="preserve"> </w:t>
@@ -2228,6 +2732,8 @@
       <w:hyperlink r:id="rId80">
         <w:r>
           <w:rPr>
+            <w:rtl/>
+            <w:cs/>
             <w:lang w:val="ar_AE" w:bidi="ar_AE"/>
           </w:rPr>
           <w:rPr>
@@ -2239,6 +2745,8 @@
       </w:hyperlink>
       <w:r>
         <w:rPr>
+          <w:rtl/>
+          <w:cs/>
           <w:lang w:val="ar_AE" w:bidi="ar_AE"/>
         </w:rPr>
         <w:t xml:space="preserve"> </w:t>
@@ -2246,6 +2754,8 @@
       <w:hyperlink r:id="rId81">
         <w:r>
           <w:rPr>
+            <w:rtl/>
+            <w:cs/>
             <w:lang w:val="ar_AE" w:bidi="ar_AE"/>
           </w:rPr>
           <w:rPr>
@@ -2257,11 +2767,15 @@
       </w:hyperlink>
       <w:r>
         <w:rPr>
-          <w:lang w:val="ar_AE" w:bidi="ar_AE"/>
-        </w:rPr>
-      </w:r>
-      <w:r>
-        <w:rPr>
+          <w:rtl/>
+          <w:cs/>
+          <w:lang w:val="ar_AE" w:bidi="ar_AE"/>
+        </w:rPr>
+      </w:r>
+      <w:r>
+        <w:rPr>
+          <w:rtl/>
+          <w:cs/>
           <w:lang w:val="ar_AE" w:bidi="ar_AE"/>
         </w:rPr>
       </w:r>
@@ -2272,6 +2786,8 @@
       </w:pPr>
       <w:r>
         <w:rPr>
+          <w:rtl/>
+          <w:cs/>
           <w:lang w:val="ar_AE" w:bidi="ar_AE"/>
         </w:rPr>
       </w:r>
@@ -2283,12 +2799,16 @@
       </w:pPr>
       <w:r>
         <w:rPr>
+          <w:rtl/>
+          <w:cs/>
           <w:lang w:val="ar_AE" w:bidi="ar_AE"/>
         </w:rPr>
         <w:t>شرائع ٱلله</w:t>
       </w:r>
       <w:r>
         <w:rPr>
+          <w:rtl/>
+          <w:cs/>
           <w:lang w:val="ar_AE" w:bidi="ar_AE"/>
         </w:rPr>
       </w:r>
@@ -2299,11 +2819,15 @@
       </w:pPr>
       <w:r>
         <w:rPr>
-          <w:lang w:val="ar_AE" w:bidi="ar_AE"/>
-        </w:rPr>
-      </w:r>
-      <w:r>
-        <w:rPr>
+          <w:rtl/>
+          <w:cs/>
+          <w:lang w:val="ar_AE" w:bidi="ar_AE"/>
+        </w:rPr>
+      </w:r>
+      <w:r>
+        <w:rPr>
+          <w:rtl/>
+          <w:cs/>
           <w:lang w:val="ar_AE" w:bidi="ar_AE"/>
         </w:rPr>
         <w:t xml:space="preserve">الكلمة العبرية الشائعة </w:t>
@@ -2311,12 +2835,16 @@
       <w:r>
         <w:rPr>
           <w:i/>
+          <w:rtl/>
+          <w:cs/>
           <w:lang w:val="ar_AE" w:bidi="ar_AE"/>
         </w:rPr>
         <w:t>توراة</w:t>
       </w:r>
       <w:r>
         <w:rPr>
+          <w:rtl/>
+          <w:cs/>
           <w:lang w:val="ar_AE" w:bidi="ar_AE"/>
         </w:rPr>
         <w:t xml:space="preserve"> تُترجم عادةً إلى "شريعة" أو "ناموس" في معظم الترجمات. وتأتي هذه الترجمة من الكلمة اليونانية </w:t>
@@ -2324,12 +2852,16 @@
       <w:r>
         <w:rPr>
           <w:i/>
+          <w:rtl/>
+          <w:cs/>
           <w:lang w:val="ar_AE" w:bidi="ar_AE"/>
         </w:rPr>
         <w:t>نوموس</w:t>
       </w:r>
       <w:r>
         <w:rPr>
+          <w:rtl/>
+          <w:cs/>
           <w:lang w:val="ar_AE" w:bidi="ar_AE"/>
         </w:rPr>
         <w:t xml:space="preserve">، التي تعني غالبًا "قانون". استُخدمت الترجمة السبعينية (العهد القديم اليوناني القديم) </w:t>
@@ -2337,12 +2869,16 @@
       <w:r>
         <w:rPr>
           <w:i/>
+          <w:rtl/>
+          <w:cs/>
           <w:lang w:val="ar_AE" w:bidi="ar_AE"/>
         </w:rPr>
         <w:t>نوموس</w:t>
       </w:r>
       <w:r>
         <w:rPr>
+          <w:rtl/>
+          <w:cs/>
           <w:lang w:val="ar_AE" w:bidi="ar_AE"/>
         </w:rPr>
         <w:t xml:space="preserve"> لترجمة </w:t>
@@ -2350,12 +2886,16 @@
       <w:r>
         <w:rPr>
           <w:i/>
+          <w:rtl/>
+          <w:cs/>
           <w:lang w:val="ar_AE" w:bidi="ar_AE"/>
         </w:rPr>
         <w:t>توراة</w:t>
       </w:r>
       <w:r>
         <w:rPr>
+          <w:rtl/>
+          <w:cs/>
           <w:lang w:val="ar_AE" w:bidi="ar_AE"/>
         </w:rPr>
         <w:t xml:space="preserve">. ومع ذلك، فإن </w:t>
@@ -2363,12 +2903,16 @@
       <w:r>
         <w:rPr>
           <w:i/>
+          <w:rtl/>
+          <w:cs/>
           <w:lang w:val="ar_AE" w:bidi="ar_AE"/>
         </w:rPr>
         <w:t>توراة</w:t>
       </w:r>
       <w:r>
         <w:rPr>
+          <w:rtl/>
+          <w:cs/>
           <w:lang w:val="ar_AE" w:bidi="ar_AE"/>
         </w:rPr>
         <w:t xml:space="preserve"> تعني في الأساس "تعليم"، "إرشاد"، أو "عقيدة".</w:t>
@@ -2380,11 +2924,15 @@
       </w:pPr>
       <w:r>
         <w:rPr>
-          <w:lang w:val="ar_AE" w:bidi="ar_AE"/>
-        </w:rPr>
-      </w:r>
-      <w:r>
-        <w:rPr>
+          <w:rtl/>
+          <w:cs/>
+          <w:lang w:val="ar_AE" w:bidi="ar_AE"/>
+        </w:rPr>
+      </w:r>
+      <w:r>
+        <w:rPr>
+          <w:rtl/>
+          <w:cs/>
           <w:lang w:val="ar_AE" w:bidi="ar_AE"/>
         </w:rPr>
         <w:t xml:space="preserve">غالبًا ما تجعل كلمة </w:t>
@@ -2392,12 +2940,16 @@
       <w:r>
         <w:rPr>
           <w:i/>
+          <w:rtl/>
+          <w:cs/>
           <w:lang w:val="ar_AE" w:bidi="ar_AE"/>
         </w:rPr>
         <w:t>القانون</w:t>
       </w:r>
       <w:r>
         <w:rPr>
+          <w:rtl/>
+          <w:cs/>
           <w:lang w:val="ar_AE" w:bidi="ar_AE"/>
         </w:rPr>
         <w:t xml:space="preserve"> الناس يفكرون في القواعد التي تفرضها سلطة خارجية، مثل الحكومة. وغالبًا ما يُعتبر صارمًا وجامدًا. ومع ذلك، فإن </w:t>
@@ -2405,12 +2957,16 @@
       <w:r>
         <w:rPr>
           <w:i/>
+          <w:rtl/>
+          <w:cs/>
           <w:lang w:val="ar_AE" w:bidi="ar_AE"/>
         </w:rPr>
         <w:t>التوراة</w:t>
       </w:r>
       <w:r>
         <w:rPr>
+          <w:rtl/>
+          <w:cs/>
           <w:lang w:val="ar_AE" w:bidi="ar_AE"/>
         </w:rPr>
         <w:t xml:space="preserve"> الخاصة بموسى تقدم تعليمات تتضمن:</w:t>
@@ -2425,11 +2981,15 @@
       </w:pPr>
       <w:r>
         <w:rPr>
-          <w:lang w:val="ar_AE" w:bidi="ar_AE"/>
-        </w:rPr>
-      </w:r>
-      <w:r>
-        <w:rPr>
+          <w:rtl/>
+          <w:cs/>
+          <w:lang w:val="ar_AE" w:bidi="ar_AE"/>
+        </w:rPr>
+      </w:r>
+      <w:r>
+        <w:rPr>
+          <w:rtl/>
+          <w:cs/>
           <w:lang w:val="ar_AE" w:bidi="ar_AE"/>
         </w:rPr>
         <w:t>القوانين</w:t>
@@ -2444,11 +3004,15 @@
       </w:pPr>
       <w:r>
         <w:rPr>
-          <w:lang w:val="ar_AE" w:bidi="ar_AE"/>
-        </w:rPr>
-      </w:r>
-      <w:r>
-        <w:rPr>
+          <w:rtl/>
+          <w:cs/>
+          <w:lang w:val="ar_AE" w:bidi="ar_AE"/>
+        </w:rPr>
+      </w:r>
+      <w:r>
+        <w:rPr>
+          <w:rtl/>
+          <w:cs/>
           <w:lang w:val="ar_AE" w:bidi="ar_AE"/>
         </w:rPr>
         <w:t>القصص (</w:t>
@@ -2456,6 +3020,8 @@
       <w:hyperlink r:id="rId82">
         <w:r>
           <w:rPr>
+            <w:rtl/>
+            <w:cs/>
             <w:lang w:val="ar_AE" w:bidi="ar_AE"/>
           </w:rPr>
           <w:rPr>
@@ -2467,6 +3033,8 @@
       </w:hyperlink>
       <w:r>
         <w:rPr>
+          <w:rtl/>
+          <w:cs/>
           <w:lang w:val="ar_AE" w:bidi="ar_AE"/>
         </w:rPr>
         <w:t>)</w:t>
@@ -2481,11 +3049,15 @@
       </w:pPr>
       <w:r>
         <w:rPr>
-          <w:lang w:val="ar_AE" w:bidi="ar_AE"/>
-        </w:rPr>
-      </w:r>
-      <w:r>
-        <w:rPr>
+          <w:rtl/>
+          <w:cs/>
+          <w:lang w:val="ar_AE" w:bidi="ar_AE"/>
+        </w:rPr>
+      </w:r>
+      <w:r>
+        <w:rPr>
+          <w:rtl/>
+          <w:cs/>
           <w:lang w:val="ar_AE" w:bidi="ar_AE"/>
         </w:rPr>
         <w:t>الشعر (</w:t>
@@ -2493,6 +3065,8 @@
       <w:hyperlink r:id="rId83">
         <w:r>
           <w:rPr>
+            <w:rtl/>
+            <w:cs/>
             <w:lang w:val="ar_AE" w:bidi="ar_AE"/>
           </w:rPr>
           <w:rPr>
@@ -2504,6 +3078,8 @@
       </w:hyperlink>
       <w:r>
         <w:rPr>
+          <w:rtl/>
+          <w:cs/>
           <w:lang w:val="ar_AE" w:bidi="ar_AE"/>
         </w:rPr>
         <w:t>)</w:t>
@@ -2518,11 +3094,15 @@
       </w:pPr>
       <w:r>
         <w:rPr>
-          <w:lang w:val="ar_AE" w:bidi="ar_AE"/>
-        </w:rPr>
-      </w:r>
-      <w:r>
-        <w:rPr>
+          <w:rtl/>
+          <w:cs/>
+          <w:lang w:val="ar_AE" w:bidi="ar_AE"/>
+        </w:rPr>
+      </w:r>
+      <w:r>
+        <w:rPr>
+          <w:rtl/>
+          <w:cs/>
           <w:lang w:val="ar_AE" w:bidi="ar_AE"/>
         </w:rPr>
         <w:t>قوائم الأنساب العائلية (</w:t>
@@ -2530,6 +3110,8 @@
       <w:hyperlink r:id="rId84">
         <w:r>
           <w:rPr>
+            <w:rtl/>
+            <w:cs/>
             <w:lang w:val="ar_AE" w:bidi="ar_AE"/>
           </w:rPr>
           <w:rPr>
@@ -2541,6 +3123,8 @@
       </w:hyperlink>
       <w:r>
         <w:rPr>
+          <w:rtl/>
+          <w:cs/>
           <w:lang w:val="ar_AE" w:bidi="ar_AE"/>
         </w:rPr>
         <w:t>)</w:t>
@@ -2555,11 +3139,15 @@
       </w:pPr>
       <w:r>
         <w:rPr>
-          <w:lang w:val="ar_AE" w:bidi="ar_AE"/>
-        </w:rPr>
-      </w:r>
-      <w:r>
-        <w:rPr>
+          <w:rtl/>
+          <w:cs/>
+          <w:lang w:val="ar_AE" w:bidi="ar_AE"/>
+        </w:rPr>
+      </w:r>
+      <w:r>
+        <w:rPr>
+          <w:rtl/>
+          <w:cs/>
           <w:lang w:val="ar_AE" w:bidi="ar_AE"/>
         </w:rPr>
         <w:t>أشكال أدبية أخرى</w:t>
@@ -2571,11 +3159,15 @@
       </w:pPr>
       <w:r>
         <w:rPr>
-          <w:lang w:val="ar_AE" w:bidi="ar_AE"/>
-        </w:rPr>
-      </w:r>
-      <w:r>
-        <w:rPr>
+          <w:rtl/>
+          <w:cs/>
+          <w:lang w:val="ar_AE" w:bidi="ar_AE"/>
+        </w:rPr>
+      </w:r>
+      <w:r>
+        <w:rPr>
+          <w:rtl/>
+          <w:cs/>
           <w:lang w:val="ar_AE" w:bidi="ar_AE"/>
         </w:rPr>
         <w:t xml:space="preserve">هناك كلمات أخرى تُترجم إلى "شريعة" وهي جزء من التعليمات التي أُعطيت لبني إسرائيل. على سبيل المثال، كلمة </w:t>
@@ -2583,6 +3175,8 @@
       <w:r>
         <w:rPr>
           <w:b/>
+          <w:rtl/>
+          <w:cs/>
           <w:lang w:val="ar_AE" w:bidi="ar_AE"/>
         </w:rPr>
         <w:t>"</w:t>
@@ -2590,6 +3184,8 @@
       <w:r>
         <w:rPr>
           <w:i/>
+          <w:rtl/>
+          <w:cs/>
           <w:lang w:val="ar_AE" w:bidi="ar_AE"/>
         </w:rPr>
         <w:t>خوق أو كوك</w:t>
@@ -2597,12 +3193,16 @@
       <w:r>
         <w:rPr>
           <w:b/>
+          <w:rtl/>
+          <w:cs/>
           <w:lang w:val="ar_AE" w:bidi="ar_AE"/>
         </w:rPr>
         <w:t>" (khoq)</w:t>
       </w:r>
       <w:r>
         <w:rPr>
+          <w:rtl/>
+          <w:cs/>
           <w:lang w:val="ar_AE" w:bidi="ar_AE"/>
         </w:rPr>
         <w:t xml:space="preserve"> وتعني "تشريع"، وتشير إلى فريضة تُعطى من مُشرِّع (مثل </w:t>
@@ -2610,6 +3210,8 @@
       <w:hyperlink r:id="rId85">
         <w:r>
           <w:rPr>
+            <w:rtl/>
+            <w:cs/>
             <w:lang w:val="ar_AE" w:bidi="ar_AE"/>
           </w:rPr>
           <w:rPr>
@@ -2621,6 +3223,8 @@
       </w:hyperlink>
       <w:r>
         <w:rPr>
+          <w:rtl/>
+          <w:cs/>
           <w:lang w:val="ar_AE" w:bidi="ar_AE"/>
         </w:rPr>
         <w:t>). وهي كلمة تُعبّر عن مبدأ عام، يتيح للسياق أو المحاكم تفسير كيفية تطبيقه.</w:t>
@@ -2632,11 +3236,15 @@
       </w:pPr>
       <w:r>
         <w:rPr>
-          <w:lang w:val="ar_AE" w:bidi="ar_AE"/>
-        </w:rPr>
-      </w:r>
-      <w:r>
-        <w:rPr>
+          <w:rtl/>
+          <w:cs/>
+          <w:lang w:val="ar_AE" w:bidi="ar_AE"/>
+        </w:rPr>
+      </w:r>
+      <w:r>
+        <w:rPr>
+          <w:rtl/>
+          <w:cs/>
           <w:lang w:val="ar_AE" w:bidi="ar_AE"/>
         </w:rPr>
         <w:t xml:space="preserve">نجد في </w:t>
@@ -2644,6 +3252,8 @@
       <w:hyperlink r:id="rId86">
         <w:r>
           <w:rPr>
+            <w:rtl/>
+            <w:cs/>
             <w:lang w:val="ar_AE" w:bidi="ar_AE"/>
           </w:rPr>
           <w:rPr>
@@ -2655,6 +3265,8 @@
       </w:hyperlink>
       <w:r>
         <w:rPr>
+          <w:rtl/>
+          <w:cs/>
           <w:lang w:val="ar_AE" w:bidi="ar_AE"/>
         </w:rPr>
         <w:t xml:space="preserve"> و</w:t>
@@ -2662,6 +3274,8 @@
       <w:hyperlink r:id="rId87">
         <w:r>
           <w:rPr>
+            <w:rtl/>
+            <w:cs/>
             <w:lang w:val="ar_AE" w:bidi="ar_AE"/>
           </w:rPr>
           <w:rPr>
@@ -2673,6 +3287,8 @@
       </w:hyperlink>
       <w:r>
         <w:rPr>
+          <w:rtl/>
+          <w:cs/>
           <w:lang w:val="ar_AE" w:bidi="ar_AE"/>
         </w:rPr>
         <w:t>، الكلمة العبرية</w:t>
@@ -2680,6 +3296,8 @@
       <w:r>
         <w:rPr>
           <w:b/>
+          <w:rtl/>
+          <w:cs/>
           <w:lang w:val="ar_AE" w:bidi="ar_AE"/>
         </w:rPr>
         <w:t>"</w:t>
@@ -2687,6 +3305,8 @@
       <w:r>
         <w:rPr>
           <w:i/>
+          <w:rtl/>
+          <w:cs/>
           <w:lang w:val="ar_AE" w:bidi="ar_AE"/>
         </w:rPr>
         <w:t>خُقَّة</w:t>
@@ -2694,12 +3314,16 @@
       <w:r>
         <w:rPr>
           <w:b/>
+          <w:rtl/>
+          <w:cs/>
           <w:lang w:val="ar_AE" w:bidi="ar_AE"/>
         </w:rPr>
         <w:t>" (khuqqah)</w:t>
       </w:r>
       <w:r>
         <w:rPr>
+          <w:rtl/>
+          <w:cs/>
           <w:lang w:val="ar_AE" w:bidi="ar_AE"/>
         </w:rPr>
         <w:t xml:space="preserve"> (تعني "فرائض") إلى جانب كلمة "</w:t>
@@ -2707,12 +3331,16 @@
       <w:r>
         <w:rPr>
           <w:i/>
+          <w:rtl/>
+          <w:cs/>
           <w:lang w:val="ar_AE" w:bidi="ar_AE"/>
         </w:rPr>
         <w:t>مشپاتيم" (mishpatim</w:t>
       </w:r>
       <w:r>
         <w:rPr>
+          <w:rtl/>
+          <w:cs/>
           <w:lang w:val="ar_AE" w:bidi="ar_AE"/>
         </w:rPr>
         <w:t>) (تعني "الأحكام"). وهذه تُعدّ قوانين قضائية. إذ من المستحيل كتابة قانون لكل حالة محتملة. فالقانون القضائي يشير إلى تفسير المحكمة السابق لفريضة معينة في حالات محددة، وتُستخدم قرارات المحكمة السابقة كمرجع لحالات مماثلة في الزمن الحاضر.</w:t>
@@ -2724,11 +3352,15 @@
       </w:pPr>
       <w:r>
         <w:rPr>
-          <w:lang w:val="ar_AE" w:bidi="ar_AE"/>
-        </w:rPr>
-      </w:r>
-      <w:r>
-        <w:rPr>
+          <w:rtl/>
+          <w:cs/>
+          <w:lang w:val="ar_AE" w:bidi="ar_AE"/>
+        </w:rPr>
+      </w:r>
+      <w:r>
+        <w:rPr>
+          <w:rtl/>
+          <w:cs/>
           <w:lang w:val="ar_AE" w:bidi="ar_AE"/>
         </w:rPr>
         <w:t>الناموس ضروري لأنه سيكون هناك دائمًا أشخاص يحتاجون إليه ليردعهم عن ارتكاب الخطية. ويمكن أن تشير كلمة "شريعة" إلى جزء كبير من التوراة في العهد القديم. وبشكل عام، تُعلّم التوراة شعب الله عن شخصه وما هي علاقتهم به. وبطريقة مشابهة، فإن تعليم العقيدة وكيفية الحياة بالتقوى يُعدّان من الجوانب الأساسية في الكنيسة المسيحية ورسالتها التي تهب الحياة للعالم (</w:t>
@@ -2736,6 +3368,8 @@
       <w:hyperlink r:id="rId88">
         <w:r>
           <w:rPr>
+            <w:rtl/>
+            <w:cs/>
             <w:lang w:val="ar_AE" w:bidi="ar_AE"/>
           </w:rPr>
           <w:rPr>
@@ -2747,6 +3381,8 @@
       </w:hyperlink>
       <w:r>
         <w:rPr>
+          <w:rtl/>
+          <w:cs/>
           <w:lang w:val="ar_AE" w:bidi="ar_AE"/>
         </w:rPr>
         <w:t>).</w:t>
@@ -2758,12 +3394,16 @@
       </w:pPr>
       <w:r>
         <w:rPr>
+          <w:rtl/>
+          <w:cs/>
           <w:lang w:val="ar_AE" w:bidi="ar_AE"/>
         </w:rPr>
       </w:r>
       <w:r>
         <w:rPr>
           <w:u w:val="single"/>
+          <w:rtl/>
+          <w:cs/>
           <w:lang w:val="ar_AE" w:bidi="ar_AE"/>
         </w:rPr>
         <w:t>مقاطع للمزيد من الدراسة</w:t>
@@ -2775,12 +3415,16 @@
       </w:pPr>
       <w:r>
         <w:rPr>
+          <w:rtl/>
+          <w:cs/>
           <w:lang w:val="ar_AE" w:bidi="ar_AE"/>
         </w:rPr>
       </w:r>
       <w:hyperlink r:id="rId89">
         <w:r>
           <w:rPr>
+            <w:rtl/>
+            <w:cs/>
             <w:lang w:val="ar_AE" w:bidi="ar_AE"/>
           </w:rPr>
           <w:rPr>
@@ -2792,6 +3436,8 @@
       </w:hyperlink>
       <w:r>
         <w:rPr>
+          <w:rtl/>
+          <w:cs/>
           <w:lang w:val="ar_AE" w:bidi="ar_AE"/>
         </w:rPr>
         <w:t xml:space="preserve">; </w:t>
@@ -2799,6 +3445,8 @@
       <w:hyperlink r:id="rId90">
         <w:r>
           <w:rPr>
+            <w:rtl/>
+            <w:cs/>
             <w:lang w:val="ar_AE" w:bidi="ar_AE"/>
           </w:rPr>
           <w:rPr>
@@ -2810,6 +3458,8 @@
       </w:hyperlink>
       <w:r>
         <w:rPr>
+          <w:rtl/>
+          <w:cs/>
           <w:lang w:val="ar_AE" w:bidi="ar_AE"/>
         </w:rPr>
         <w:t xml:space="preserve">; </w:t>
@@ -2817,6 +3467,8 @@
       <w:hyperlink r:id="rId91">
         <w:r>
           <w:rPr>
+            <w:rtl/>
+            <w:cs/>
             <w:lang w:val="ar_AE" w:bidi="ar_AE"/>
           </w:rPr>
           <w:rPr>
@@ -2828,6 +3480,8 @@
       </w:hyperlink>
       <w:r>
         <w:rPr>
+          <w:rtl/>
+          <w:cs/>
           <w:lang w:val="ar_AE" w:bidi="ar_AE"/>
         </w:rPr>
         <w:t xml:space="preserve">, </w:t>
@@ -2835,6 +3489,8 @@
       <w:hyperlink r:id="rId92">
         <w:r>
           <w:rPr>
+            <w:rtl/>
+            <w:cs/>
             <w:lang w:val="ar_AE" w:bidi="ar_AE"/>
           </w:rPr>
           <w:rPr>
@@ -2846,6 +3502,8 @@
       </w:hyperlink>
       <w:r>
         <w:rPr>
+          <w:rtl/>
+          <w:cs/>
           <w:lang w:val="ar_AE" w:bidi="ar_AE"/>
         </w:rPr>
         <w:t xml:space="preserve">; </w:t>
@@ -2853,6 +3511,8 @@
       <w:hyperlink r:id="rId93">
         <w:r>
           <w:rPr>
+            <w:rtl/>
+            <w:cs/>
             <w:lang w:val="ar_AE" w:bidi="ar_AE"/>
           </w:rPr>
           <w:rPr>
@@ -2864,6 +3524,8 @@
       </w:hyperlink>
       <w:r>
         <w:rPr>
+          <w:rtl/>
+          <w:cs/>
           <w:lang w:val="ar_AE" w:bidi="ar_AE"/>
         </w:rPr>
         <w:t xml:space="preserve">, </w:t>
@@ -2871,6 +3533,8 @@
       <w:hyperlink r:id="rId94">
         <w:r>
           <w:rPr>
+            <w:rtl/>
+            <w:cs/>
             <w:lang w:val="ar_AE" w:bidi="ar_AE"/>
           </w:rPr>
           <w:rPr>
@@ -2882,6 +3546,8 @@
       </w:hyperlink>
       <w:r>
         <w:rPr>
+          <w:rtl/>
+          <w:cs/>
           <w:lang w:val="ar_AE" w:bidi="ar_AE"/>
         </w:rPr>
         <w:t xml:space="preserve">; </w:t>
@@ -2889,6 +3555,8 @@
       <w:hyperlink r:id="rId95">
         <w:r>
           <w:rPr>
+            <w:rtl/>
+            <w:cs/>
             <w:lang w:val="ar_AE" w:bidi="ar_AE"/>
           </w:rPr>
           <w:rPr>
@@ -2900,6 +3568,8 @@
       </w:hyperlink>
       <w:r>
         <w:rPr>
+          <w:rtl/>
+          <w:cs/>
           <w:lang w:val="ar_AE" w:bidi="ar_AE"/>
         </w:rPr>
         <w:t xml:space="preserve">; </w:t>
@@ -2907,6 +3577,8 @@
       <w:hyperlink r:id="rId96">
         <w:r>
           <w:rPr>
+            <w:rtl/>
+            <w:cs/>
             <w:lang w:val="ar_AE" w:bidi="ar_AE"/>
           </w:rPr>
           <w:rPr>
@@ -2918,6 +3590,8 @@
       </w:hyperlink>
       <w:r>
         <w:rPr>
+          <w:rtl/>
+          <w:cs/>
           <w:lang w:val="ar_AE" w:bidi="ar_AE"/>
         </w:rPr>
         <w:t xml:space="preserve">; </w:t>
@@ -2925,6 +3599,8 @@
       <w:hyperlink r:id="rId97">
         <w:r>
           <w:rPr>
+            <w:rtl/>
+            <w:cs/>
             <w:lang w:val="ar_AE" w:bidi="ar_AE"/>
           </w:rPr>
           <w:rPr>
@@ -2936,6 +3612,8 @@
       </w:hyperlink>
       <w:r>
         <w:rPr>
+          <w:rtl/>
+          <w:cs/>
           <w:lang w:val="ar_AE" w:bidi="ar_AE"/>
         </w:rPr>
         <w:t xml:space="preserve">; </w:t>
@@ -2943,6 +3621,8 @@
       <w:hyperlink r:id="rId98">
         <w:r>
           <w:rPr>
+            <w:rtl/>
+            <w:cs/>
             <w:lang w:val="ar_AE" w:bidi="ar_AE"/>
           </w:rPr>
           <w:rPr>
@@ -2954,6 +3634,8 @@
       </w:hyperlink>
       <w:r>
         <w:rPr>
+          <w:rtl/>
+          <w:cs/>
           <w:lang w:val="ar_AE" w:bidi="ar_AE"/>
         </w:rPr>
         <w:t xml:space="preserve">; </w:t>
@@ -2961,6 +3643,8 @@
       <w:hyperlink r:id="rId99">
         <w:r>
           <w:rPr>
+            <w:rtl/>
+            <w:cs/>
             <w:lang w:val="ar_AE" w:bidi="ar_AE"/>
           </w:rPr>
           <w:rPr>
@@ -2972,6 +3656,8 @@
       </w:hyperlink>
       <w:r>
         <w:rPr>
+          <w:rtl/>
+          <w:cs/>
           <w:lang w:val="ar_AE" w:bidi="ar_AE"/>
         </w:rPr>
         <w:t xml:space="preserve">; </w:t>
@@ -2979,6 +3665,8 @@
       <w:hyperlink r:id="rId100">
         <w:r>
           <w:rPr>
+            <w:rtl/>
+            <w:cs/>
             <w:lang w:val="ar_AE" w:bidi="ar_AE"/>
           </w:rPr>
           <w:rPr>
@@ -2990,6 +3678,8 @@
       </w:hyperlink>
       <w:r>
         <w:rPr>
+          <w:rtl/>
+          <w:cs/>
           <w:lang w:val="ar_AE" w:bidi="ar_AE"/>
         </w:rPr>
         <w:t xml:space="preserve">; </w:t>
@@ -2997,6 +3687,8 @@
       <w:hyperlink r:id="rId101">
         <w:r>
           <w:rPr>
+            <w:rtl/>
+            <w:cs/>
             <w:lang w:val="ar_AE" w:bidi="ar_AE"/>
           </w:rPr>
           <w:rPr>
@@ -3008,6 +3700,8 @@
       </w:hyperlink>
       <w:r>
         <w:rPr>
+          <w:rtl/>
+          <w:cs/>
           <w:lang w:val="ar_AE" w:bidi="ar_AE"/>
         </w:rPr>
         <w:t xml:space="preserve">; </w:t>
@@ -3015,6 +3709,8 @@
       <w:hyperlink r:id="rId102">
         <w:r>
           <w:rPr>
+            <w:rtl/>
+            <w:cs/>
             <w:lang w:val="ar_AE" w:bidi="ar_AE"/>
           </w:rPr>
           <w:rPr>
@@ -3026,6 +3722,8 @@
       </w:hyperlink>
       <w:r>
         <w:rPr>
+          <w:rtl/>
+          <w:cs/>
           <w:lang w:val="ar_AE" w:bidi="ar_AE"/>
         </w:rPr>
         <w:t xml:space="preserve">; </w:t>
@@ -3033,6 +3731,8 @@
       <w:hyperlink r:id="rId103">
         <w:r>
           <w:rPr>
+            <w:rtl/>
+            <w:cs/>
             <w:lang w:val="ar_AE" w:bidi="ar_AE"/>
           </w:rPr>
           <w:rPr>
@@ -3044,6 +3744,8 @@
       </w:hyperlink>
       <w:r>
         <w:rPr>
+          <w:rtl/>
+          <w:cs/>
           <w:lang w:val="ar_AE" w:bidi="ar_AE"/>
         </w:rPr>
         <w:t xml:space="preserve">; </w:t>
@@ -3051,6 +3753,8 @@
       <w:hyperlink r:id="rId88">
         <w:r>
           <w:rPr>
+            <w:rtl/>
+            <w:cs/>
             <w:lang w:val="ar_AE" w:bidi="ar_AE"/>
           </w:rPr>
           <w:rPr>
@@ -3062,6 +3766,8 @@
       </w:hyperlink>
       <w:r>
         <w:rPr>
+          <w:rtl/>
+          <w:cs/>
           <w:lang w:val="ar_AE" w:bidi="ar_AE"/>
         </w:rPr>
         <w:t xml:space="preserve">; </w:t>
@@ -3069,6 +3775,8 @@
       <w:hyperlink r:id="rId104">
         <w:r>
           <w:rPr>
+            <w:rtl/>
+            <w:cs/>
             <w:lang w:val="ar_AE" w:bidi="ar_AE"/>
           </w:rPr>
           <w:rPr>
@@ -3080,11 +3788,15 @@
       </w:hyperlink>
       <w:r>
         <w:rPr>
-          <w:lang w:val="ar_AE" w:bidi="ar_AE"/>
-        </w:rPr>
-      </w:r>
-      <w:r>
-        <w:rPr>
+          <w:rtl/>
+          <w:cs/>
+          <w:lang w:val="ar_AE" w:bidi="ar_AE"/>
+        </w:rPr>
+      </w:r>
+      <w:r>
+        <w:rPr>
+          <w:rtl/>
+          <w:cs/>
           <w:lang w:val="ar_AE" w:bidi="ar_AE"/>
         </w:rPr>
       </w:r>
@@ -3095,6 +3807,8 @@
       </w:pPr>
       <w:r>
         <w:rPr>
+          <w:rtl/>
+          <w:cs/>
           <w:lang w:val="ar_AE" w:bidi="ar_AE"/>
         </w:rPr>
       </w:r>
@@ -3106,12 +3820,16 @@
       </w:pPr>
       <w:r>
         <w:rPr>
+          <w:rtl/>
+          <w:cs/>
           <w:lang w:val="ar_AE" w:bidi="ar_AE"/>
         </w:rPr>
         <w:t>شكاوى</w:t>
       </w:r>
       <w:r>
         <w:rPr>
+          <w:rtl/>
+          <w:cs/>
           <w:lang w:val="ar_AE" w:bidi="ar_AE"/>
         </w:rPr>
       </w:r>
@@ -3122,11 +3840,15 @@
       </w:pPr>
       <w:r>
         <w:rPr>
-          <w:lang w:val="ar_AE" w:bidi="ar_AE"/>
-        </w:rPr>
-      </w:r>
-      <w:r>
-        <w:rPr>
+          <w:rtl/>
+          <w:cs/>
+          <w:lang w:val="ar_AE" w:bidi="ar_AE"/>
+        </w:rPr>
+      </w:r>
+      <w:r>
+        <w:rPr>
+          <w:rtl/>
+          <w:cs/>
           <w:lang w:val="ar_AE" w:bidi="ar_AE"/>
         </w:rPr>
         <w:t>يعلّمنا الكتاب المقدس أن الشكوى خطأ في كثير من الأحيان. على سبيل المثال، عاقب الله بني إسرائيل بسبب شكواهم من الصعوبات التي يواجهونها في البرية (</w:t>
@@ -3134,6 +3856,8 @@
       <w:hyperlink r:id="rId105">
         <w:r>
           <w:rPr>
+            <w:rtl/>
+            <w:cs/>
             <w:lang w:val="ar_AE" w:bidi="ar_AE"/>
           </w:rPr>
           <w:rPr>
@@ -3145,6 +3869,8 @@
       </w:hyperlink>
       <w:r>
         <w:rPr>
+          <w:rtl/>
+          <w:cs/>
           <w:lang w:val="ar_AE" w:bidi="ar_AE"/>
         </w:rPr>
         <w:t>). اشتكى أيوب كثيرًا وسمع توبيخ الله له. ومع ذلك، أكد الله أن أيوب بارًا ورفض أولئك الذين حاولوا إسكاته (</w:t>
@@ -3152,6 +3878,8 @@
       <w:hyperlink r:id="rId106">
         <w:r>
           <w:rPr>
+            <w:rtl/>
+            <w:cs/>
             <w:lang w:val="ar_AE" w:bidi="ar_AE"/>
           </w:rPr>
           <w:rPr>
@@ -3163,6 +3891,8 @@
       </w:hyperlink>
       <w:r>
         <w:rPr>
+          <w:rtl/>
+          <w:cs/>
           <w:lang w:val="ar_AE" w:bidi="ar_AE"/>
         </w:rPr>
         <w:t>).</w:t>
@@ -3174,11 +3904,15 @@
       </w:pPr>
       <w:r>
         <w:rPr>
-          <w:lang w:val="ar_AE" w:bidi="ar_AE"/>
-        </w:rPr>
-      </w:r>
-      <w:r>
-        <w:rPr>
+          <w:rtl/>
+          <w:cs/>
+          <w:lang w:val="ar_AE" w:bidi="ar_AE"/>
+        </w:rPr>
+      </w:r>
+      <w:r>
+        <w:rPr>
+          <w:rtl/>
+          <w:cs/>
           <w:lang w:val="ar_AE" w:bidi="ar_AE"/>
         </w:rPr>
         <w:t>كانت الشكوى الرئيسية لأيوب هي أن الله لم يمنحه فرصة عادلة لإثبات براءته. انتقد أيوب أصدقائه لمحاولته الدفاع عن نفسه، لكن الله أثبت براءة أيوب. بطريقة لطيفة مع كونها حازمة، كشف الله عن نفسه وصحح لأيوب دفاعه المفرط عن نفسه، الذي أشار ضمنيًا إلى انتقاد عدالة الله. أعاد الله توجيه انتباه أيوب من تركيزه على مشاكله إلى تركيزه على الله نفسه (</w:t>
@@ -3186,6 +3920,8 @@
       <w:hyperlink r:id="rId107">
         <w:r>
           <w:rPr>
+            <w:rtl/>
+            <w:cs/>
             <w:lang w:val="ar_AE" w:bidi="ar_AE"/>
           </w:rPr>
           <w:rPr>
@@ -3197,6 +3933,8 @@
       </w:hyperlink>
       <w:r>
         <w:rPr>
+          <w:rtl/>
+          <w:cs/>
           <w:lang w:val="ar_AE" w:bidi="ar_AE"/>
         </w:rPr>
         <w:t>).</w:t>
@@ -3208,11 +3946,15 @@
       </w:pPr>
       <w:r>
         <w:rPr>
-          <w:lang w:val="ar_AE" w:bidi="ar_AE"/>
-        </w:rPr>
-      </w:r>
-      <w:r>
-        <w:rPr>
+          <w:rtl/>
+          <w:cs/>
+          <w:lang w:val="ar_AE" w:bidi="ar_AE"/>
+        </w:rPr>
+      </w:r>
+      <w:r>
+        <w:rPr>
+          <w:rtl/>
+          <w:cs/>
           <w:lang w:val="ar_AE" w:bidi="ar_AE"/>
         </w:rPr>
         <w:t>تدعونا الأسفار المقدسة إلى الابتهاج والشكر في جميع الظروف (</w:t>
@@ -3220,6 +3962,8 @@
       <w:hyperlink r:id="rId108">
         <w:r>
           <w:rPr>
+            <w:rtl/>
+            <w:cs/>
             <w:lang w:val="ar_AE" w:bidi="ar_AE"/>
           </w:rPr>
           <w:rPr>
@@ -3231,6 +3975,8 @@
       </w:hyperlink>
       <w:r>
         <w:rPr>
+          <w:rtl/>
+          <w:cs/>
           <w:lang w:val="ar_AE" w:bidi="ar_AE"/>
         </w:rPr>
         <w:t xml:space="preserve">؛ </w:t>
@@ -3238,6 +3984,8 @@
       <w:hyperlink r:id="rId109">
         <w:r>
           <w:rPr>
+            <w:rtl/>
+            <w:cs/>
             <w:lang w:val="ar_AE" w:bidi="ar_AE"/>
           </w:rPr>
           <w:rPr>
@@ -3249,6 +3997,8 @@
       </w:hyperlink>
       <w:r>
         <w:rPr>
+          <w:rtl/>
+          <w:cs/>
           <w:lang w:val="ar_AE" w:bidi="ar_AE"/>
         </w:rPr>
         <w:t xml:space="preserve">؛ </w:t>
@@ -3256,6 +4006,8 @@
       <w:hyperlink r:id="rId110">
         <w:r>
           <w:rPr>
+            <w:rtl/>
+            <w:cs/>
             <w:lang w:val="ar_AE" w:bidi="ar_AE"/>
           </w:rPr>
           <w:rPr>
@@ -3267,6 +4019,8 @@
       </w:hyperlink>
       <w:r>
         <w:rPr>
+          <w:rtl/>
+          <w:cs/>
           <w:lang w:val="ar_AE" w:bidi="ar_AE"/>
         </w:rPr>
         <w:t>). كما تحثنا على تحمل الألم والمثابرة في الصلاة (</w:t>
@@ -3274,6 +4028,8 @@
       <w:hyperlink r:id="rId111">
         <w:r>
           <w:rPr>
+            <w:rtl/>
+            <w:cs/>
             <w:lang w:val="ar_AE" w:bidi="ar_AE"/>
           </w:rPr>
           <w:rPr>
@@ -3285,6 +4041,8 @@
       </w:hyperlink>
       <w:r>
         <w:rPr>
+          <w:rtl/>
+          <w:cs/>
           <w:lang w:val="ar_AE" w:bidi="ar_AE"/>
         </w:rPr>
         <w:t xml:space="preserve">). إذا شعرنا بالحاجة إلى الشكوى في الصلاة، ينبغي أن نتبع مثال المزامير، التي تعيد توجيهنا إلى ٱلله (انظر، على سبيل المثال، </w:t>
@@ -3292,6 +4050,8 @@
       <w:hyperlink r:id="rId112">
         <w:r>
           <w:rPr>
+            <w:rtl/>
+            <w:cs/>
             <w:lang w:val="ar_AE" w:bidi="ar_AE"/>
           </w:rPr>
           <w:rPr>
@@ -3303,6 +4063,8 @@
       </w:hyperlink>
       <w:r>
         <w:rPr>
+          <w:rtl/>
+          <w:cs/>
           <w:lang w:val="ar_AE" w:bidi="ar_AE"/>
         </w:rPr>
         <w:t>). المثال الإيجابي لأيوب لا يكمن في تجاوبه مع المشاكل أو مع المعزين، بل في تجاوبه مع الله (</w:t>
@@ -3310,6 +4072,8 @@
       <w:hyperlink r:id="rId113">
         <w:r>
           <w:rPr>
+            <w:rtl/>
+            <w:cs/>
             <w:lang w:val="ar_AE" w:bidi="ar_AE"/>
           </w:rPr>
           <w:rPr>
@@ -3321,6 +4085,8 @@
       </w:hyperlink>
       <w:r>
         <w:rPr>
+          <w:rtl/>
+          <w:cs/>
           <w:lang w:val="ar_AE" w:bidi="ar_AE"/>
         </w:rPr>
         <w:t xml:space="preserve">؛ </w:t>
@@ -3328,6 +4094,8 @@
       <w:hyperlink r:id="rId114">
         <w:r>
           <w:rPr>
+            <w:rtl/>
+            <w:cs/>
             <w:lang w:val="ar_AE" w:bidi="ar_AE"/>
           </w:rPr>
           <w:rPr>
@@ -3339,6 +4107,8 @@
       </w:hyperlink>
       <w:r>
         <w:rPr>
+          <w:rtl/>
+          <w:cs/>
           <w:lang w:val="ar_AE" w:bidi="ar_AE"/>
         </w:rPr>
         <w:t xml:space="preserve">؛ </w:t>
@@ -3346,6 +4116,8 @@
       <w:hyperlink r:id="rId115">
         <w:r>
           <w:rPr>
+            <w:rtl/>
+            <w:cs/>
             <w:lang w:val="ar_AE" w:bidi="ar_AE"/>
           </w:rPr>
           <w:rPr>
@@ -3357,6 +4129,8 @@
       </w:hyperlink>
       <w:r>
         <w:rPr>
+          <w:rtl/>
+          <w:cs/>
           <w:lang w:val="ar_AE" w:bidi="ar_AE"/>
         </w:rPr>
         <w:t>). في الأوقات الصعبة والمربكة، يمكننا أن ندرك سيادة ٱلله وصلاحه.</w:t>
@@ -3368,12 +4142,16 @@
       </w:pPr>
       <w:r>
         <w:rPr>
+          <w:rtl/>
+          <w:cs/>
           <w:lang w:val="ar_AE" w:bidi="ar_AE"/>
         </w:rPr>
       </w:r>
       <w:r>
         <w:rPr>
           <w:u w:val="single"/>
+          <w:rtl/>
+          <w:cs/>
           <w:lang w:val="ar_AE" w:bidi="ar_AE"/>
         </w:rPr>
         <w:t>مقاطع كتابية لدراسة أعمق</w:t>
@@ -3385,12 +4163,16 @@
       </w:pPr>
       <w:r>
         <w:rPr>
+          <w:rtl/>
+          <w:cs/>
           <w:lang w:val="ar_AE" w:bidi="ar_AE"/>
         </w:rPr>
       </w:r>
       <w:hyperlink r:id="rId116">
         <w:r>
           <w:rPr>
+            <w:rtl/>
+            <w:cs/>
             <w:lang w:val="ar_AE" w:bidi="ar_AE"/>
           </w:rPr>
           <w:rPr>
@@ -3402,6 +4184,8 @@
       </w:hyperlink>
       <w:r>
         <w:rPr>
+          <w:rtl/>
+          <w:cs/>
           <w:lang w:val="ar_AE" w:bidi="ar_AE"/>
         </w:rPr>
         <w:t xml:space="preserve">; </w:t>
@@ -3409,6 +4193,8 @@
       <w:hyperlink r:id="rId117">
         <w:r>
           <w:rPr>
+            <w:rtl/>
+            <w:cs/>
             <w:lang w:val="ar_AE" w:bidi="ar_AE"/>
           </w:rPr>
           <w:rPr>
@@ -3420,6 +4206,8 @@
       </w:hyperlink>
       <w:r>
         <w:rPr>
+          <w:rtl/>
+          <w:cs/>
           <w:lang w:val="ar_AE" w:bidi="ar_AE"/>
         </w:rPr>
         <w:t xml:space="preserve">; </w:t>
@@ -3427,6 +4215,8 @@
       <w:hyperlink r:id="rId105">
         <w:r>
           <w:rPr>
+            <w:rtl/>
+            <w:cs/>
             <w:lang w:val="ar_AE" w:bidi="ar_AE"/>
           </w:rPr>
           <w:rPr>
@@ -3438,6 +4228,8 @@
       </w:hyperlink>
       <w:r>
         <w:rPr>
+          <w:rtl/>
+          <w:cs/>
           <w:lang w:val="ar_AE" w:bidi="ar_AE"/>
         </w:rPr>
         <w:t xml:space="preserve">; </w:t>
@@ -3445,6 +4237,8 @@
       <w:hyperlink r:id="rId118">
         <w:r>
           <w:rPr>
+            <w:rtl/>
+            <w:cs/>
             <w:lang w:val="ar_AE" w:bidi="ar_AE"/>
           </w:rPr>
           <w:rPr>
@@ -3456,6 +4250,8 @@
       </w:hyperlink>
       <w:r>
         <w:rPr>
+          <w:rtl/>
+          <w:cs/>
           <w:lang w:val="ar_AE" w:bidi="ar_AE"/>
         </w:rPr>
         <w:t xml:space="preserve">; </w:t>
@@ -3463,6 +4259,8 @@
       <w:hyperlink r:id="rId119">
         <w:r>
           <w:rPr>
+            <w:rtl/>
+            <w:cs/>
             <w:lang w:val="ar_AE" w:bidi="ar_AE"/>
           </w:rPr>
           <w:rPr>
@@ -3474,6 +4272,8 @@
       </w:hyperlink>
       <w:r>
         <w:rPr>
+          <w:rtl/>
+          <w:cs/>
           <w:lang w:val="ar_AE" w:bidi="ar_AE"/>
         </w:rPr>
         <w:t xml:space="preserve">; </w:t>
@@ -3481,6 +4281,8 @@
       <w:hyperlink r:id="rId120">
         <w:r>
           <w:rPr>
+            <w:rtl/>
+            <w:cs/>
             <w:lang w:val="ar_AE" w:bidi="ar_AE"/>
           </w:rPr>
           <w:rPr>
@@ -3492,6 +4294,8 @@
       </w:hyperlink>
       <w:r>
         <w:rPr>
+          <w:rtl/>
+          <w:cs/>
           <w:lang w:val="ar_AE" w:bidi="ar_AE"/>
         </w:rPr>
         <w:t xml:space="preserve">; </w:t>
@@ -3499,6 +4303,8 @@
       <w:hyperlink r:id="rId121">
         <w:r>
           <w:rPr>
+            <w:rtl/>
+            <w:cs/>
             <w:lang w:val="ar_AE" w:bidi="ar_AE"/>
           </w:rPr>
           <w:rPr>
@@ -3510,6 +4316,8 @@
       </w:hyperlink>
       <w:r>
         <w:rPr>
+          <w:rtl/>
+          <w:cs/>
           <w:lang w:val="ar_AE" w:bidi="ar_AE"/>
         </w:rPr>
         <w:t xml:space="preserve">; </w:t>
@@ -3517,6 +4325,8 @@
       <w:hyperlink r:id="rId122">
         <w:r>
           <w:rPr>
+            <w:rtl/>
+            <w:cs/>
             <w:lang w:val="ar_AE" w:bidi="ar_AE"/>
           </w:rPr>
           <w:rPr>
@@ -3528,6 +4338,8 @@
       </w:hyperlink>
       <w:r>
         <w:rPr>
+          <w:rtl/>
+          <w:cs/>
           <w:lang w:val="ar_AE" w:bidi="ar_AE"/>
         </w:rPr>
         <w:t xml:space="preserve">; </w:t>
@@ -3535,6 +4347,8 @@
       <w:hyperlink r:id="rId123">
         <w:r>
           <w:rPr>
+            <w:rtl/>
+            <w:cs/>
             <w:lang w:val="ar_AE" w:bidi="ar_AE"/>
           </w:rPr>
           <w:rPr>
@@ -3546,6 +4360,8 @@
       </w:hyperlink>
       <w:r>
         <w:rPr>
+          <w:rtl/>
+          <w:cs/>
           <w:lang w:val="ar_AE" w:bidi="ar_AE"/>
         </w:rPr>
         <w:t xml:space="preserve">; </w:t>
@@ -3553,6 +4369,8 @@
       <w:hyperlink r:id="rId124">
         <w:r>
           <w:rPr>
+            <w:rtl/>
+            <w:cs/>
             <w:lang w:val="ar_AE" w:bidi="ar_AE"/>
           </w:rPr>
           <w:rPr>
@@ -3564,6 +4382,8 @@
       </w:hyperlink>
       <w:r>
         <w:rPr>
+          <w:rtl/>
+          <w:cs/>
           <w:lang w:val="ar_AE" w:bidi="ar_AE"/>
         </w:rPr>
         <w:t xml:space="preserve">; </w:t>
@@ -3571,6 +4391,8 @@
       <w:hyperlink r:id="rId125">
         <w:r>
           <w:rPr>
+            <w:rtl/>
+            <w:cs/>
             <w:lang w:val="ar_AE" w:bidi="ar_AE"/>
           </w:rPr>
           <w:rPr>
@@ -3582,6 +4404,8 @@
       </w:hyperlink>
       <w:r>
         <w:rPr>
+          <w:rtl/>
+          <w:cs/>
           <w:lang w:val="ar_AE" w:bidi="ar_AE"/>
         </w:rPr>
         <w:t xml:space="preserve">; </w:t>
@@ -3589,6 +4413,8 @@
       <w:hyperlink r:id="rId126">
         <w:r>
           <w:rPr>
+            <w:rtl/>
+            <w:cs/>
             <w:lang w:val="ar_AE" w:bidi="ar_AE"/>
           </w:rPr>
           <w:rPr>
@@ -3600,6 +4426,8 @@
       </w:hyperlink>
       <w:r>
         <w:rPr>
+          <w:rtl/>
+          <w:cs/>
           <w:lang w:val="ar_AE" w:bidi="ar_AE"/>
         </w:rPr>
         <w:t xml:space="preserve">; </w:t>
@@ -3607,6 +4435,8 @@
       <w:hyperlink r:id="rId127">
         <w:r>
           <w:rPr>
+            <w:rtl/>
+            <w:cs/>
             <w:lang w:val="ar_AE" w:bidi="ar_AE"/>
           </w:rPr>
           <w:rPr>
@@ -3618,6 +4448,8 @@
       </w:hyperlink>
       <w:r>
         <w:rPr>
+          <w:rtl/>
+          <w:cs/>
           <w:lang w:val="ar_AE" w:bidi="ar_AE"/>
         </w:rPr>
         <w:t xml:space="preserve">; </w:t>
@@ -3625,6 +4457,8 @@
       <w:hyperlink r:id="rId128">
         <w:r>
           <w:rPr>
+            <w:rtl/>
+            <w:cs/>
             <w:lang w:val="ar_AE" w:bidi="ar_AE"/>
           </w:rPr>
           <w:rPr>
@@ -3636,6 +4470,8 @@
       </w:hyperlink>
       <w:r>
         <w:rPr>
+          <w:rtl/>
+          <w:cs/>
           <w:lang w:val="ar_AE" w:bidi="ar_AE"/>
         </w:rPr>
         <w:t xml:space="preserve">; </w:t>
@@ -3643,6 +4479,8 @@
       <w:hyperlink r:id="rId129">
         <w:r>
           <w:rPr>
+            <w:rtl/>
+            <w:cs/>
             <w:lang w:val="ar_AE" w:bidi="ar_AE"/>
           </w:rPr>
           <w:rPr>
@@ -3654,6 +4492,8 @@
       </w:hyperlink>
       <w:r>
         <w:rPr>
+          <w:rtl/>
+          <w:cs/>
           <w:lang w:val="ar_AE" w:bidi="ar_AE"/>
         </w:rPr>
         <w:t xml:space="preserve">; </w:t>
@@ -3661,6 +4501,8 @@
       <w:hyperlink r:id="rId108">
         <w:r>
           <w:rPr>
+            <w:rtl/>
+            <w:cs/>
             <w:lang w:val="ar_AE" w:bidi="ar_AE"/>
           </w:rPr>
           <w:rPr>
@@ -3672,6 +4514,8 @@
       </w:hyperlink>
       <w:r>
         <w:rPr>
+          <w:rtl/>
+          <w:cs/>
           <w:lang w:val="ar_AE" w:bidi="ar_AE"/>
         </w:rPr>
         <w:t xml:space="preserve">; </w:t>
@@ -3679,6 +4523,8 @@
       <w:hyperlink r:id="rId130">
         <w:r>
           <w:rPr>
+            <w:rtl/>
+            <w:cs/>
             <w:lang w:val="ar_AE" w:bidi="ar_AE"/>
           </w:rPr>
           <w:rPr>
@@ -3690,6 +4536,8 @@
       </w:hyperlink>
       <w:r>
         <w:rPr>
+          <w:rtl/>
+          <w:cs/>
           <w:lang w:val="ar_AE" w:bidi="ar_AE"/>
         </w:rPr>
         <w:t xml:space="preserve">; </w:t>
@@ -3697,6 +4545,8 @@
       <w:hyperlink r:id="rId131">
         <w:r>
           <w:rPr>
+            <w:rtl/>
+            <w:cs/>
             <w:lang w:val="ar_AE" w:bidi="ar_AE"/>
           </w:rPr>
           <w:rPr>
@@ -3708,11 +4558,15 @@
       </w:hyperlink>
       <w:r>
         <w:rPr>
-          <w:lang w:val="ar_AE" w:bidi="ar_AE"/>
-        </w:rPr>
-      </w:r>
-      <w:r>
-        <w:rPr>
+          <w:rtl/>
+          <w:cs/>
+          <w:lang w:val="ar_AE" w:bidi="ar_AE"/>
+        </w:rPr>
+      </w:r>
+      <w:r>
+        <w:rPr>
+          <w:rtl/>
+          <w:cs/>
           <w:lang w:val="ar_AE" w:bidi="ar_AE"/>
         </w:rPr>
       </w:r>
@@ -3723,6 +4577,8 @@
       </w:pPr>
       <w:r>
         <w:rPr>
+          <w:rtl/>
+          <w:cs/>
           <w:lang w:val="ar_AE" w:bidi="ar_AE"/>
         </w:rPr>
       </w:r>
@@ -3734,12 +4590,16 @@
       </w:pPr>
       <w:r>
         <w:rPr>
+          <w:rtl/>
+          <w:cs/>
           <w:lang w:val="ar_AE" w:bidi="ar_AE"/>
         </w:rPr>
         <w:t>شكيم</w:t>
       </w:r>
       <w:r>
         <w:rPr>
+          <w:rtl/>
+          <w:cs/>
           <w:lang w:val="ar_AE" w:bidi="ar_AE"/>
         </w:rPr>
       </w:r>
@@ -3750,11 +4610,15 @@
       </w:pPr>
       <w:r>
         <w:rPr>
-          <w:lang w:val="ar_AE" w:bidi="ar_AE"/>
-        </w:rPr>
-      </w:r>
-      <w:r>
-        <w:rPr>
+          <w:rtl/>
+          <w:cs/>
+          <w:lang w:val="ar_AE" w:bidi="ar_AE"/>
+        </w:rPr>
+      </w:r>
+      <w:r>
+        <w:rPr>
+          <w:rtl/>
+          <w:cs/>
           <w:lang w:val="ar_AE" w:bidi="ar_AE"/>
         </w:rPr>
         <w:t>كانت مدينة شكيم في موقع استراتيجي عند مدخل الطريق بين جبل عيبال وجبل جرزيم. وكانت تُسيطر على عدة طرق رئيسية في منطقة التلال الوسطى. واشترى يعقوب أرضًا قريبة من شكيم (</w:t>
@@ -3762,6 +4626,8 @@
       <w:hyperlink r:id="rId132">
         <w:r>
           <w:rPr>
+            <w:rtl/>
+            <w:cs/>
             <w:lang w:val="ar_AE" w:bidi="ar_AE"/>
           </w:rPr>
           <w:rPr>
@@ -3773,6 +4639,8 @@
       </w:hyperlink>
       <w:r>
         <w:rPr>
+          <w:rtl/>
+          <w:cs/>
           <w:lang w:val="ar_AE" w:bidi="ar_AE"/>
         </w:rPr>
         <w:t>).</w:t>
@@ -3784,11 +4652,15 @@
       </w:pPr>
       <w:r>
         <w:rPr>
-          <w:lang w:val="ar_AE" w:bidi="ar_AE"/>
-        </w:rPr>
-      </w:r>
-      <w:r>
-        <w:rPr>
+          <w:rtl/>
+          <w:cs/>
+          <w:lang w:val="ar_AE" w:bidi="ar_AE"/>
+        </w:rPr>
+      </w:r>
+      <w:r>
+        <w:rPr>
+          <w:rtl/>
+          <w:cs/>
           <w:lang w:val="ar_AE" w:bidi="ar_AE"/>
         </w:rPr>
         <w:t>وأثناء وجوده هناك، اغتصب الأمير شكيم (أمير منطقة شكيم) دينة، ابنة يعقوب. فقام شمعون ولاوي إخوة دينة، بقتل جميع رجال المدينة (</w:t>
@@ -3796,6 +4668,8 @@
       <w:hyperlink r:id="rId133">
         <w:r>
           <w:rPr>
+            <w:rtl/>
+            <w:cs/>
             <w:lang w:val="ar_AE" w:bidi="ar_AE"/>
           </w:rPr>
           <w:rPr>
@@ -3807,6 +4681,8 @@
       </w:hyperlink>
       <w:r>
         <w:rPr>
+          <w:rtl/>
+          <w:cs/>
           <w:lang w:val="ar_AE" w:bidi="ar_AE"/>
         </w:rPr>
         <w:t>). ولاحقًا، أصبحت شكيم جزءًا من ميراث يوسف (</w:t>
@@ -3814,6 +4690,8 @@
       <w:hyperlink r:id="rId134">
         <w:r>
           <w:rPr>
+            <w:rtl/>
+            <w:cs/>
             <w:lang w:val="ar_AE" w:bidi="ar_AE"/>
           </w:rPr>
           <w:rPr>
@@ -3825,6 +4703,8 @@
       </w:hyperlink>
       <w:r>
         <w:rPr>
+          <w:rtl/>
+          <w:cs/>
           <w:lang w:val="ar_AE" w:bidi="ar_AE"/>
         </w:rPr>
         <w:t xml:space="preserve">). وكانت أيضًا واحدة من مدن الملجأ التي يحتمي بها من يقتل شخصًا عن طريق الخطأ (انظر </w:t>
@@ -3832,6 +4712,8 @@
       <w:hyperlink r:id="rId135">
         <w:r>
           <w:rPr>
+            <w:rtl/>
+            <w:cs/>
             <w:lang w:val="ar_AE" w:bidi="ar_AE"/>
           </w:rPr>
           <w:rPr>
@@ -3843,6 +4725,8 @@
       </w:hyperlink>
       <w:r>
         <w:rPr>
+          <w:rtl/>
+          <w:cs/>
           <w:lang w:val="ar_AE" w:bidi="ar_AE"/>
         </w:rPr>
         <w:t xml:space="preserve">؛ </w:t>
@@ -3850,6 +4734,8 @@
       <w:hyperlink r:id="rId136">
         <w:r>
           <w:rPr>
+            <w:rtl/>
+            <w:cs/>
             <w:lang w:val="ar_AE" w:bidi="ar_AE"/>
           </w:rPr>
           <w:rPr>
@@ -3861,6 +4747,8 @@
       </w:hyperlink>
       <w:r>
         <w:rPr>
+          <w:rtl/>
+          <w:cs/>
           <w:lang w:val="ar_AE" w:bidi="ar_AE"/>
         </w:rPr>
         <w:t>).</w:t>
@@ -3872,11 +4760,15 @@
       </w:pPr>
       <w:r>
         <w:rPr>
-          <w:lang w:val="ar_AE" w:bidi="ar_AE"/>
-        </w:rPr>
-      </w:r>
-      <w:r>
-        <w:rPr>
+          <w:rtl/>
+          <w:cs/>
+          <w:lang w:val="ar_AE" w:bidi="ar_AE"/>
+        </w:rPr>
+      </w:r>
+      <w:r>
+        <w:rPr>
+          <w:rtl/>
+          <w:cs/>
           <w:lang w:val="ar_AE" w:bidi="ar_AE"/>
         </w:rPr>
         <w:t>في زمن القضاة، حكم أبيمالك، ابن جدعون، من مدينة شكيم (</w:t>
@@ -3884,6 +4776,8 @@
       <w:hyperlink r:id="rId137">
         <w:r>
           <w:rPr>
+            <w:rtl/>
+            <w:cs/>
             <w:lang w:val="ar_AE" w:bidi="ar_AE"/>
           </w:rPr>
           <w:rPr>
@@ -3895,6 +4789,8 @@
       </w:hyperlink>
       <w:r>
         <w:rPr>
+          <w:rtl/>
+          <w:cs/>
           <w:lang w:val="ar_AE" w:bidi="ar_AE"/>
         </w:rPr>
         <w:t xml:space="preserve">). وعزّزها الملك سليمان كعاصمة إدارية. لكن شيشق، ملك مصر، ربما دمرها أثناء غزوه لإسرائيل في سنة ٩٢٦ ق.م (انظر </w:t>
@@ -3902,6 +4798,8 @@
       <w:hyperlink r:id="rId138">
         <w:r>
           <w:rPr>
+            <w:rtl/>
+            <w:cs/>
             <w:lang w:val="ar_AE" w:bidi="ar_AE"/>
           </w:rPr>
           <w:rPr>
@@ -3913,6 +4811,8 @@
       </w:hyperlink>
       <w:r>
         <w:rPr>
+          <w:rtl/>
+          <w:cs/>
           <w:lang w:val="ar_AE" w:bidi="ar_AE"/>
         </w:rPr>
         <w:t>). بعد ذلك، أعاد يربعام الأول بناءها وجعلها عاصمة لمملكة إسرائيل (</w:t>
@@ -3920,6 +4820,8 @@
       <w:hyperlink r:id="rId139">
         <w:r>
           <w:rPr>
+            <w:rtl/>
+            <w:cs/>
             <w:lang w:val="ar_AE" w:bidi="ar_AE"/>
           </w:rPr>
           <w:rPr>
@@ -3931,6 +4833,8 @@
       </w:hyperlink>
       <w:r>
         <w:rPr>
+          <w:rtl/>
+          <w:cs/>
           <w:lang w:val="ar_AE" w:bidi="ar_AE"/>
         </w:rPr>
         <w:t>). وفي عام ٧٢٤ ق.م، دمرها شلمنأسر الخامس، ملك آشور، قبل سقوط مدينة السامرة بقليل. وظلت مدمرة لمدة ٤٠٠ سنة تقريبًا.</w:t>
@@ -3942,12 +4846,16 @@
       </w:pPr>
       <w:r>
         <w:rPr>
+          <w:rtl/>
+          <w:cs/>
           <w:lang w:val="ar_AE" w:bidi="ar_AE"/>
         </w:rPr>
       </w:r>
       <w:r>
         <w:rPr>
           <w:u w:val="single"/>
+          <w:rtl/>
+          <w:cs/>
           <w:lang w:val="ar_AE" w:bidi="ar_AE"/>
         </w:rPr>
         <w:t>نصوص إضافية للدراسة</w:t>
@@ -3959,12 +4867,16 @@
       </w:pPr>
       <w:r>
         <w:rPr>
+          <w:rtl/>
+          <w:cs/>
           <w:lang w:val="ar_AE" w:bidi="ar_AE"/>
         </w:rPr>
       </w:r>
       <w:hyperlink r:id="rId132">
         <w:r>
           <w:rPr>
+            <w:rtl/>
+            <w:cs/>
             <w:lang w:val="ar_AE" w:bidi="ar_AE"/>
           </w:rPr>
           <w:rPr>
@@ -3976,6 +4888,8 @@
       </w:hyperlink>
       <w:r>
         <w:rPr>
+          <w:rtl/>
+          <w:cs/>
           <w:lang w:val="ar_AE" w:bidi="ar_AE"/>
         </w:rPr>
         <w:t xml:space="preserve">; </w:t>
@@ -3983,6 +4897,8 @@
       <w:hyperlink r:id="rId140">
         <w:r>
           <w:rPr>
+            <w:rtl/>
+            <w:cs/>
             <w:lang w:val="ar_AE" w:bidi="ar_AE"/>
           </w:rPr>
           <w:rPr>
@@ -3994,6 +4910,8 @@
       </w:hyperlink>
       <w:r>
         <w:rPr>
+          <w:rtl/>
+          <w:cs/>
           <w:lang w:val="ar_AE" w:bidi="ar_AE"/>
         </w:rPr>
         <w:t xml:space="preserve">; </w:t>
@@ -4001,6 +4919,8 @@
       <w:hyperlink r:id="rId136">
         <w:r>
           <w:rPr>
+            <w:rtl/>
+            <w:cs/>
             <w:lang w:val="ar_AE" w:bidi="ar_AE"/>
           </w:rPr>
           <w:rPr>
@@ -4012,6 +4932,8 @@
       </w:hyperlink>
       <w:r>
         <w:rPr>
+          <w:rtl/>
+          <w:cs/>
           <w:lang w:val="ar_AE" w:bidi="ar_AE"/>
         </w:rPr>
         <w:t xml:space="preserve">; </w:t>
@@ -4019,6 +4941,8 @@
       <w:hyperlink r:id="rId141">
         <w:r>
           <w:rPr>
+            <w:rtl/>
+            <w:cs/>
             <w:lang w:val="ar_AE" w:bidi="ar_AE"/>
           </w:rPr>
           <w:rPr>
@@ -4030,6 +4954,8 @@
       </w:hyperlink>
       <w:r>
         <w:rPr>
+          <w:rtl/>
+          <w:cs/>
           <w:lang w:val="ar_AE" w:bidi="ar_AE"/>
         </w:rPr>
         <w:t xml:space="preserve">; </w:t>
@@ -4037,6 +4963,8 @@
       <w:hyperlink r:id="rId142">
         <w:r>
           <w:rPr>
+            <w:rtl/>
+            <w:cs/>
             <w:lang w:val="ar_AE" w:bidi="ar_AE"/>
           </w:rPr>
           <w:rPr>
@@ -4048,6 +4976,8 @@
       </w:hyperlink>
       <w:r>
         <w:rPr>
+          <w:rtl/>
+          <w:cs/>
           <w:lang w:val="ar_AE" w:bidi="ar_AE"/>
         </w:rPr>
         <w:t xml:space="preserve">; </w:t>
@@ -4055,6 +4985,8 @@
       <w:hyperlink r:id="rId143">
         <w:r>
           <w:rPr>
+            <w:rtl/>
+            <w:cs/>
             <w:lang w:val="ar_AE" w:bidi="ar_AE"/>
           </w:rPr>
           <w:rPr>
@@ -4066,6 +4998,8 @@
       </w:hyperlink>
       <w:r>
         <w:rPr>
+          <w:rtl/>
+          <w:cs/>
           <w:lang w:val="ar_AE" w:bidi="ar_AE"/>
         </w:rPr>
         <w:t xml:space="preserve">, </w:t>
@@ -4073,6 +5007,8 @@
       <w:hyperlink r:id="rId139">
         <w:r>
           <w:rPr>
+            <w:rtl/>
+            <w:cs/>
             <w:lang w:val="ar_AE" w:bidi="ar_AE"/>
           </w:rPr>
           <w:rPr>
@@ -4084,6 +5020,8 @@
       </w:hyperlink>
       <w:r>
         <w:rPr>
+          <w:rtl/>
+          <w:cs/>
           <w:lang w:val="ar_AE" w:bidi="ar_AE"/>
         </w:rPr>
         <w:t xml:space="preserve">; </w:t>
@@ -4091,6 +5029,8 @@
       <w:hyperlink r:id="rId144">
         <w:r>
           <w:rPr>
+            <w:rtl/>
+            <w:cs/>
             <w:lang w:val="ar_AE" w:bidi="ar_AE"/>
           </w:rPr>
           <w:rPr>
@@ -4102,11 +5042,15 @@
       </w:hyperlink>
       <w:r>
         <w:rPr>
-          <w:lang w:val="ar_AE" w:bidi="ar_AE"/>
-        </w:rPr>
-      </w:r>
-      <w:r>
-        <w:rPr>
+          <w:rtl/>
+          <w:cs/>
+          <w:lang w:val="ar_AE" w:bidi="ar_AE"/>
+        </w:rPr>
+      </w:r>
+      <w:r>
+        <w:rPr>
+          <w:rtl/>
+          <w:cs/>
           <w:lang w:val="ar_AE" w:bidi="ar_AE"/>
         </w:rPr>
       </w:r>

--- a/arb/docx/011.content.docx
+++ b/arb/docx/011.content.docx
@@ -356,20 +356,14 @@
         </w:rPr>
         <w:t>يظهر على الشخص الضيق ثم يزيل الرب يسوع هذا الضيق (</w:t>
       </w:r>
-      <w:hyperlink r:id="rId13">
-        <w:r>
-          <w:rPr>
-            <w:rtl/>
-            <w:cs/>
-            <w:lang w:val="ar_AE" w:bidi="ar_AE"/>
-          </w:rPr>
-          <w:rPr>
-            <w:color w:val="0000EE"/>
-            <w:u w:val="single"/>
-          </w:rPr>
-          <w:t>متى 18:23–26</w:t>
-        </w:r>
-      </w:hyperlink>
+      <w:r>
+        <w:rPr>
+          <w:rtl/>
+          <w:cs/>
+          <w:lang w:val="ar_AE" w:bidi="ar_AE"/>
+        </w:rPr>
+        <w:t>متى 18:23–26</w:t>
+      </w:r>
       <w:r>
         <w:rPr>
           <w:rtl/>
@@ -378,20 +372,14 @@
         </w:rPr>
         <w:t xml:space="preserve">; </w:t>
       </w:r>
-      <w:hyperlink r:id="rId14">
-        <w:r>
-          <w:rPr>
-            <w:rtl/>
-            <w:cs/>
-            <w:lang w:val="ar_AE" w:bidi="ar_AE"/>
-          </w:rPr>
-          <w:rPr>
-            <w:color w:val="0000EE"/>
-            <w:u w:val="single"/>
-          </w:rPr>
-          <w:t>20:29–33</w:t>
-        </w:r>
-      </w:hyperlink>
+      <w:r>
+        <w:rPr>
+          <w:rtl/>
+          <w:cs/>
+          <w:lang w:val="ar_AE" w:bidi="ar_AE"/>
+        </w:rPr>
+        <w:t>20:29–33</w:t>
+      </w:r>
       <w:r>
         <w:rPr>
           <w:rtl/>
@@ -400,20 +388,14 @@
         </w:rPr>
         <w:t xml:space="preserve">; </w:t>
       </w:r>
-      <w:hyperlink r:id="rId15">
-        <w:r>
-          <w:rPr>
-            <w:rtl/>
-            <w:cs/>
-            <w:lang w:val="ar_AE" w:bidi="ar_AE"/>
-          </w:rPr>
-          <w:rPr>
-            <w:color w:val="0000EE"/>
-            <w:u w:val="single"/>
-          </w:rPr>
-          <w:t>متى 18:27</w:t>
-        </w:r>
-      </w:hyperlink>
+      <w:r>
+        <w:rPr>
+          <w:rtl/>
+          <w:cs/>
+          <w:lang w:val="ar_AE" w:bidi="ar_AE"/>
+        </w:rPr>
+        <w:t>متى 18:27</w:t>
+      </w:r>
       <w:r>
         <w:rPr>
           <w:rtl/>
@@ -422,20 +404,14 @@
         </w:rPr>
         <w:t xml:space="preserve">; </w:t>
       </w:r>
-      <w:hyperlink r:id="rId16">
-        <w:r>
-          <w:rPr>
-            <w:rtl/>
-            <w:cs/>
-            <w:lang w:val="ar_AE" w:bidi="ar_AE"/>
-          </w:rPr>
-          <w:rPr>
-            <w:color w:val="0000EE"/>
-            <w:u w:val="single"/>
-          </w:rPr>
-          <w:t>20:34</w:t>
-        </w:r>
-      </w:hyperlink>
+      <w:r>
+        <w:rPr>
+          <w:rtl/>
+          <w:cs/>
+          <w:lang w:val="ar_AE" w:bidi="ar_AE"/>
+        </w:rPr>
+        <w:t>20:34</w:t>
+      </w:r>
       <w:r>
         <w:rPr>
           <w:rtl/>
@@ -467,20 +443,14 @@
         </w:rPr>
         <w:t>يبّين الرب يسوع المشاعر العميقة (</w:t>
       </w:r>
-      <w:hyperlink r:id="rId17">
-        <w:r>
-          <w:rPr>
-            <w:rtl/>
-            <w:cs/>
-            <w:lang w:val="ar_AE" w:bidi="ar_AE"/>
-          </w:rPr>
-          <w:rPr>
-            <w:color w:val="0000EE"/>
-            <w:u w:val="single"/>
-          </w:rPr>
-          <w:t>متى 14:14</w:t>
-        </w:r>
-      </w:hyperlink>
+      <w:r>
+        <w:rPr>
+          <w:rtl/>
+          <w:cs/>
+          <w:lang w:val="ar_AE" w:bidi="ar_AE"/>
+        </w:rPr>
+        <w:t>متى 14:14</w:t>
+      </w:r>
       <w:r>
         <w:rPr>
           <w:rtl/>
@@ -489,20 +459,14 @@
         </w:rPr>
         <w:t xml:space="preserve">; </w:t>
       </w:r>
-      <w:hyperlink r:id="rId18">
-        <w:r>
-          <w:rPr>
-            <w:rtl/>
-            <w:cs/>
-            <w:lang w:val="ar_AE" w:bidi="ar_AE"/>
-          </w:rPr>
-          <w:rPr>
-            <w:color w:val="0000EE"/>
-            <w:u w:val="single"/>
-          </w:rPr>
-          <w:t>15:32</w:t>
-        </w:r>
-      </w:hyperlink>
+      <w:r>
+        <w:rPr>
+          <w:rtl/>
+          <w:cs/>
+          <w:lang w:val="ar_AE" w:bidi="ar_AE"/>
+        </w:rPr>
+        <w:t>15:32</w:t>
+      </w:r>
       <w:r>
         <w:rPr>
           <w:rtl/>
@@ -511,20 +475,14 @@
         </w:rPr>
         <w:t xml:space="preserve">; </w:t>
       </w:r>
-      <w:hyperlink r:id="rId15">
-        <w:r>
-          <w:rPr>
-            <w:rtl/>
-            <w:cs/>
-            <w:lang w:val="ar_AE" w:bidi="ar_AE"/>
-          </w:rPr>
-          <w:rPr>
-            <w:color w:val="0000EE"/>
-            <w:u w:val="single"/>
-          </w:rPr>
-          <w:t>18:27</w:t>
-        </w:r>
-      </w:hyperlink>
+      <w:r>
+        <w:rPr>
+          <w:rtl/>
+          <w:cs/>
+          <w:lang w:val="ar_AE" w:bidi="ar_AE"/>
+        </w:rPr>
+        <w:t>18:27</w:t>
+      </w:r>
       <w:r>
         <w:rPr>
           <w:rtl/>
@@ -533,20 +491,14 @@
         </w:rPr>
         <w:t xml:space="preserve">; </w:t>
       </w:r>
-      <w:hyperlink r:id="rId16">
-        <w:r>
-          <w:rPr>
-            <w:rtl/>
-            <w:cs/>
-            <w:lang w:val="ar_AE" w:bidi="ar_AE"/>
-          </w:rPr>
-          <w:rPr>
-            <w:color w:val="0000EE"/>
-            <w:u w:val="single"/>
-          </w:rPr>
-          <w:t>20:34</w:t>
-        </w:r>
-      </w:hyperlink>
+      <w:r>
+        <w:rPr>
+          <w:rtl/>
+          <w:cs/>
+          <w:lang w:val="ar_AE" w:bidi="ar_AE"/>
+        </w:rPr>
+        <w:t>20:34</w:t>
+      </w:r>
       <w:r>
         <w:rPr>
           <w:rtl/>
@@ -578,20 +530,14 @@
         </w:rPr>
         <w:t>يبرز التباين مع أولئك الذين يفتقرون إلى الرحمة (</w:t>
       </w:r>
-      <w:hyperlink r:id="rId19">
-        <w:r>
-          <w:rPr>
-            <w:rtl/>
-            <w:cs/>
-            <w:lang w:val="ar_AE" w:bidi="ar_AE"/>
-          </w:rPr>
-          <w:rPr>
-            <w:color w:val="0000EE"/>
-            <w:u w:val="single"/>
-          </w:rPr>
-          <w:t>متى 9:32–36</w:t>
-        </w:r>
-      </w:hyperlink>
+      <w:r>
+        <w:rPr>
+          <w:rtl/>
+          <w:cs/>
+          <w:lang w:val="ar_AE" w:bidi="ar_AE"/>
+        </w:rPr>
+        <w:t>متى 9:32–36</w:t>
+      </w:r>
       <w:r>
         <w:rPr>
           <w:rtl/>
@@ -600,20 +546,14 @@
         </w:rPr>
         <w:t xml:space="preserve">; </w:t>
       </w:r>
-      <w:hyperlink r:id="rId20">
-        <w:r>
-          <w:rPr>
-            <w:rtl/>
-            <w:cs/>
-            <w:lang w:val="ar_AE" w:bidi="ar_AE"/>
-          </w:rPr>
-          <w:rPr>
-            <w:color w:val="0000EE"/>
-            <w:u w:val="single"/>
-          </w:rPr>
-          <w:t>18:27–30</w:t>
-        </w:r>
-      </w:hyperlink>
+      <w:r>
+        <w:rPr>
+          <w:rtl/>
+          <w:cs/>
+          <w:lang w:val="ar_AE" w:bidi="ar_AE"/>
+        </w:rPr>
+        <w:t>18:27–30</w:t>
+      </w:r>
       <w:r>
         <w:rPr>
           <w:rtl/>
@@ -622,20 +562,14 @@
         </w:rPr>
         <w:t xml:space="preserve">; </w:t>
       </w:r>
-      <w:hyperlink r:id="rId21">
-        <w:r>
-          <w:rPr>
-            <w:rtl/>
-            <w:cs/>
-            <w:lang w:val="ar_AE" w:bidi="ar_AE"/>
-          </w:rPr>
-          <w:rPr>
-            <w:color w:val="0000EE"/>
-            <w:u w:val="single"/>
-          </w:rPr>
-          <w:t>20:29–34</w:t>
-        </w:r>
-      </w:hyperlink>
+      <w:r>
+        <w:rPr>
+          <w:rtl/>
+          <w:cs/>
+          <w:lang w:val="ar_AE" w:bidi="ar_AE"/>
+        </w:rPr>
+        <w:t>20:29–34</w:t>
+      </w:r>
       <w:r>
         <w:rPr>
           <w:rtl/>
@@ -664,20 +598,14 @@
         </w:rPr>
         <w:t>في الأناجيل، يُستخدم مصطلح "تحنن" للإشارة إلى الرب يسوع مباشرة، ولكنه يظهر أيضًا في الأمثال حيث يمكن أن يشير إلى الله الآب أو الرب يسوع (</w:t>
       </w:r>
-      <w:hyperlink r:id="rId15">
-        <w:r>
-          <w:rPr>
-            <w:rtl/>
-            <w:cs/>
-            <w:lang w:val="ar_AE" w:bidi="ar_AE"/>
-          </w:rPr>
-          <w:rPr>
-            <w:color w:val="0000EE"/>
-            <w:u w:val="single"/>
-          </w:rPr>
-          <w:t>متى 18:27</w:t>
-        </w:r>
-      </w:hyperlink>
+      <w:r>
+        <w:rPr>
+          <w:rtl/>
+          <w:cs/>
+          <w:lang w:val="ar_AE" w:bidi="ar_AE"/>
+        </w:rPr>
+        <w:t>متى 18:27</w:t>
+      </w:r>
       <w:r>
         <w:rPr>
           <w:rtl/>
@@ -686,20 +614,14 @@
         </w:rPr>
         <w:t xml:space="preserve">; </w:t>
       </w:r>
-      <w:hyperlink r:id="rId22">
-        <w:r>
-          <w:rPr>
-            <w:rtl/>
-            <w:cs/>
-            <w:lang w:val="ar_AE" w:bidi="ar_AE"/>
-          </w:rPr>
-          <w:rPr>
-            <w:color w:val="0000EE"/>
-            <w:u w:val="single"/>
-          </w:rPr>
-          <w:t>لوقا 10:33</w:t>
-        </w:r>
-      </w:hyperlink>
+      <w:r>
+        <w:rPr>
+          <w:rtl/>
+          <w:cs/>
+          <w:lang w:val="ar_AE" w:bidi="ar_AE"/>
+        </w:rPr>
+        <w:t>لوقا 10:33</w:t>
+      </w:r>
       <w:r>
         <w:rPr>
           <w:rtl/>
@@ -708,20 +630,14 @@
         </w:rPr>
         <w:t xml:space="preserve">; </w:t>
       </w:r>
-      <w:hyperlink r:id="rId23">
-        <w:r>
-          <w:rPr>
-            <w:rtl/>
-            <w:cs/>
-            <w:lang w:val="ar_AE" w:bidi="ar_AE"/>
-          </w:rPr>
-          <w:rPr>
-            <w:color w:val="0000EE"/>
-            <w:u w:val="single"/>
-          </w:rPr>
-          <w:t>15:20</w:t>
-        </w:r>
-      </w:hyperlink>
+      <w:r>
+        <w:rPr>
+          <w:rtl/>
+          <w:cs/>
+          <w:lang w:val="ar_AE" w:bidi="ar_AE"/>
+        </w:rPr>
+        <w:t>15:20</w:t>
+      </w:r>
       <w:r>
         <w:rPr>
           <w:rtl/>
@@ -750,20 +666,14 @@
         </w:rPr>
         <w:t>في العهد القديم، يشير مصطلح "التحنن" إلى رأفة الله وحنانه، خاصة تجاه شعب عهده. سحب الله هذه الرحمة ليدين عدم أمانة شعب إسرائيل وعناده (</w:t>
       </w:r>
-      <w:hyperlink r:id="rId24">
-        <w:r>
-          <w:rPr>
-            <w:rtl/>
-            <w:cs/>
-            <w:lang w:val="ar_AE" w:bidi="ar_AE"/>
-          </w:rPr>
-          <w:rPr>
-            <w:color w:val="0000EE"/>
-            <w:u w:val="single"/>
-          </w:rPr>
-          <w:t>إشعياء 27:11</w:t>
-        </w:r>
-      </w:hyperlink>
+      <w:r>
+        <w:rPr>
+          <w:rtl/>
+          <w:cs/>
+          <w:lang w:val="ar_AE" w:bidi="ar_AE"/>
+        </w:rPr>
+        <w:t>إشعياء 27:11</w:t>
+      </w:r>
       <w:r>
         <w:rPr>
           <w:rtl/>
@@ -772,20 +682,14 @@
         </w:rPr>
         <w:t xml:space="preserve">; </w:t>
       </w:r>
-      <w:hyperlink r:id="rId25">
-        <w:r>
-          <w:rPr>
-            <w:rtl/>
-            <w:cs/>
-            <w:lang w:val="ar_AE" w:bidi="ar_AE"/>
-          </w:rPr>
-          <w:rPr>
-            <w:color w:val="0000EE"/>
-            <w:u w:val="single"/>
-          </w:rPr>
-          <w:t>63:15</w:t>
-        </w:r>
-      </w:hyperlink>
+      <w:r>
+        <w:rPr>
+          <w:rtl/>
+          <w:cs/>
+          <w:lang w:val="ar_AE" w:bidi="ar_AE"/>
+        </w:rPr>
+        <w:t>63:15</w:t>
+      </w:r>
       <w:r>
         <w:rPr>
           <w:rtl/>
@@ -794,20 +698,14 @@
         </w:rPr>
         <w:t xml:space="preserve">; </w:t>
       </w:r>
-      <w:hyperlink r:id="rId26">
-        <w:r>
-          <w:rPr>
-            <w:rtl/>
-            <w:cs/>
-            <w:lang w:val="ar_AE" w:bidi="ar_AE"/>
-          </w:rPr>
-          <w:rPr>
-            <w:color w:val="0000EE"/>
-            <w:u w:val="single"/>
-          </w:rPr>
-          <w:t>إرميا 13:14</w:t>
-        </w:r>
-      </w:hyperlink>
+      <w:r>
+        <w:rPr>
+          <w:rtl/>
+          <w:cs/>
+          <w:lang w:val="ar_AE" w:bidi="ar_AE"/>
+        </w:rPr>
+        <w:t>إرميا 13:14</w:t>
+      </w:r>
       <w:r>
         <w:rPr>
           <w:rtl/>
@@ -816,20 +714,14 @@
         </w:rPr>
         <w:t>). ورد الله رحمته عندما تاب إسرائيل (</w:t>
       </w:r>
-      <w:hyperlink r:id="rId27">
-        <w:r>
-          <w:rPr>
-            <w:rtl/>
-            <w:cs/>
-            <w:lang w:val="ar_AE" w:bidi="ar_AE"/>
-          </w:rPr>
-          <w:rPr>
-            <w:color w:val="0000EE"/>
-            <w:u w:val="single"/>
-          </w:rPr>
-          <w:t>تثنية 13:18</w:t>
-        </w:r>
-      </w:hyperlink>
+      <w:r>
+        <w:rPr>
+          <w:rtl/>
+          <w:cs/>
+          <w:lang w:val="ar_AE" w:bidi="ar_AE"/>
+        </w:rPr>
+        <w:t>تثنية 13:18</w:t>
+      </w:r>
       <w:r>
         <w:rPr>
           <w:rtl/>
@@ -838,20 +730,14 @@
         </w:rPr>
         <w:t xml:space="preserve">; </w:t>
       </w:r>
-      <w:hyperlink r:id="rId28">
-        <w:r>
-          <w:rPr>
-            <w:rtl/>
-            <w:cs/>
-            <w:lang w:val="ar_AE" w:bidi="ar_AE"/>
-          </w:rPr>
-          <w:rPr>
-            <w:color w:val="0000EE"/>
-            <w:u w:val="single"/>
-          </w:rPr>
-          <w:t>30:2–3</w:t>
-        </w:r>
-      </w:hyperlink>
+      <w:r>
+        <w:rPr>
+          <w:rtl/>
+          <w:cs/>
+          <w:lang w:val="ar_AE" w:bidi="ar_AE"/>
+        </w:rPr>
+        <w:t>30:2–3</w:t>
+      </w:r>
       <w:r>
         <w:rPr>
           <w:rtl/>
@@ -860,20 +746,14 @@
         </w:rPr>
         <w:t xml:space="preserve">; </w:t>
       </w:r>
-      <w:hyperlink r:id="rId29">
-        <w:r>
-          <w:rPr>
-            <w:rtl/>
-            <w:cs/>
-            <w:lang w:val="ar_AE" w:bidi="ar_AE"/>
-          </w:rPr>
-          <w:rPr>
-            <w:color w:val="0000EE"/>
-            <w:u w:val="single"/>
-          </w:rPr>
-          <w:t>أمثال 28:13</w:t>
-        </w:r>
-      </w:hyperlink>
+      <w:r>
+        <w:rPr>
+          <w:rtl/>
+          <w:cs/>
+          <w:lang w:val="ar_AE" w:bidi="ar_AE"/>
+        </w:rPr>
+        <w:t>أمثال 28:13</w:t>
+      </w:r>
       <w:r>
         <w:rPr>
           <w:rtl/>
@@ -882,20 +762,14 @@
         </w:rPr>
         <w:t xml:space="preserve">; </w:t>
       </w:r>
-      <w:hyperlink r:id="rId30">
-        <w:r>
-          <w:rPr>
-            <w:rtl/>
-            <w:cs/>
-            <w:lang w:val="ar_AE" w:bidi="ar_AE"/>
-          </w:rPr>
-          <w:rPr>
-            <w:color w:val="0000EE"/>
-            <w:u w:val="single"/>
-          </w:rPr>
-          <w:t>إشعياء 55:7</w:t>
-        </w:r>
-      </w:hyperlink>
+      <w:r>
+        <w:rPr>
+          <w:rtl/>
+          <w:cs/>
+          <w:lang w:val="ar_AE" w:bidi="ar_AE"/>
+        </w:rPr>
+        <w:t>إشعياء 55:7</w:t>
+      </w:r>
       <w:r>
         <w:rPr>
           <w:rtl/>
@@ -924,20 +798,14 @@
         </w:rPr>
         <w:t>في كثير من الأحيان، يصف العهد القديم العصر المسياني (الوقت الذي سيأتي فيه قائد الله المختار) على أنه فترة تحنن الله ورحمته (</w:t>
       </w:r>
-      <w:hyperlink r:id="rId31">
-        <w:r>
-          <w:rPr>
-            <w:rtl/>
-            <w:cs/>
-            <w:lang w:val="ar_AE" w:bidi="ar_AE"/>
-          </w:rPr>
-          <w:rPr>
-            <w:color w:val="0000EE"/>
-            <w:u w:val="single"/>
-          </w:rPr>
-          <w:t>إشعياء 14:1</w:t>
-        </w:r>
-      </w:hyperlink>
+      <w:r>
+        <w:rPr>
+          <w:rtl/>
+          <w:cs/>
+          <w:lang w:val="ar_AE" w:bidi="ar_AE"/>
+        </w:rPr>
+        <w:t>إشعياء 14:1</w:t>
+      </w:r>
       <w:r>
         <w:rPr>
           <w:rtl/>
@@ -946,20 +814,14 @@
         </w:rPr>
         <w:t xml:space="preserve">; </w:t>
       </w:r>
-      <w:hyperlink r:id="rId32">
-        <w:r>
-          <w:rPr>
-            <w:rtl/>
-            <w:cs/>
-            <w:lang w:val="ar_AE" w:bidi="ar_AE"/>
-          </w:rPr>
-          <w:rPr>
-            <w:color w:val="0000EE"/>
-            <w:u w:val="single"/>
-          </w:rPr>
-          <w:t>49:10</w:t>
-        </w:r>
-      </w:hyperlink>
+      <w:r>
+        <w:rPr>
+          <w:rtl/>
+          <w:cs/>
+          <w:lang w:val="ar_AE" w:bidi="ar_AE"/>
+        </w:rPr>
+        <w:t>49:10</w:t>
+      </w:r>
       <w:r>
         <w:rPr>
           <w:rtl/>
@@ -968,20 +830,14 @@
         </w:rPr>
         <w:t xml:space="preserve">, </w:t>
       </w:r>
-      <w:hyperlink r:id="rId33">
-        <w:r>
-          <w:rPr>
-            <w:rtl/>
-            <w:cs/>
-            <w:lang w:val="ar_AE" w:bidi="ar_AE"/>
-          </w:rPr>
-          <w:rPr>
-            <w:color w:val="0000EE"/>
-            <w:u w:val="single"/>
-          </w:rPr>
-          <w:t>13</w:t>
-        </w:r>
-      </w:hyperlink>
+      <w:r>
+        <w:rPr>
+          <w:rtl/>
+          <w:cs/>
+          <w:lang w:val="ar_AE" w:bidi="ar_AE"/>
+        </w:rPr>
+        <w:t>13</w:t>
+      </w:r>
       <w:r>
         <w:rPr>
           <w:rtl/>
@@ -990,20 +846,14 @@
         </w:rPr>
         <w:t xml:space="preserve">; </w:t>
       </w:r>
-      <w:hyperlink r:id="rId34">
-        <w:r>
-          <w:rPr>
-            <w:rtl/>
-            <w:cs/>
-            <w:lang w:val="ar_AE" w:bidi="ar_AE"/>
-          </w:rPr>
-          <w:rPr>
-            <w:color w:val="0000EE"/>
-            <w:u w:val="single"/>
-          </w:rPr>
-          <w:t>54:8</w:t>
-        </w:r>
-      </w:hyperlink>
+      <w:r>
+        <w:rPr>
+          <w:rtl/>
+          <w:cs/>
+          <w:lang w:val="ar_AE" w:bidi="ar_AE"/>
+        </w:rPr>
+        <w:t>54:8</w:t>
+      </w:r>
       <w:r>
         <w:rPr>
           <w:rtl/>
@@ -1012,20 +862,14 @@
         </w:rPr>
         <w:t xml:space="preserve">, </w:t>
       </w:r>
-      <w:hyperlink r:id="rId35">
-        <w:r>
-          <w:rPr>
-            <w:rtl/>
-            <w:cs/>
-            <w:lang w:val="ar_AE" w:bidi="ar_AE"/>
-          </w:rPr>
-          <w:rPr>
-            <w:color w:val="0000EE"/>
-            <w:u w:val="single"/>
-          </w:rPr>
-          <w:t>10</w:t>
-        </w:r>
-      </w:hyperlink>
+      <w:r>
+        <w:rPr>
+          <w:rtl/>
+          <w:cs/>
+          <w:lang w:val="ar_AE" w:bidi="ar_AE"/>
+        </w:rPr>
+        <w:t>10</w:t>
+      </w:r>
       <w:r>
         <w:rPr>
           <w:rtl/>
@@ -1034,20 +878,14 @@
         </w:rPr>
         <w:t xml:space="preserve">; </w:t>
       </w:r>
-      <w:hyperlink r:id="rId36">
-        <w:r>
-          <w:rPr>
-            <w:rtl/>
-            <w:cs/>
-            <w:lang w:val="ar_AE" w:bidi="ar_AE"/>
-          </w:rPr>
-          <w:rPr>
-            <w:color w:val="0000EE"/>
-            <w:u w:val="single"/>
-          </w:rPr>
-          <w:t>60:10</w:t>
-        </w:r>
-      </w:hyperlink>
+      <w:r>
+        <w:rPr>
+          <w:rtl/>
+          <w:cs/>
+          <w:lang w:val="ar_AE" w:bidi="ar_AE"/>
+        </w:rPr>
+        <w:t>60:10</w:t>
+      </w:r>
       <w:r>
         <w:rPr>
           <w:rtl/>
@@ -1056,20 +894,14 @@
         </w:rPr>
         <w:t xml:space="preserve">; </w:t>
       </w:r>
-      <w:hyperlink r:id="rId37">
-        <w:r>
-          <w:rPr>
-            <w:rtl/>
-            <w:cs/>
-            <w:lang w:val="ar_AE" w:bidi="ar_AE"/>
-          </w:rPr>
-          <w:rPr>
-            <w:color w:val="0000EE"/>
-            <w:u w:val="single"/>
-          </w:rPr>
-          <w:t>إرميا 12:15</w:t>
-        </w:r>
-      </w:hyperlink>
+      <w:r>
+        <w:rPr>
+          <w:rtl/>
+          <w:cs/>
+          <w:lang w:val="ar_AE" w:bidi="ar_AE"/>
+        </w:rPr>
+        <w:t>إرميا 12:15</w:t>
+      </w:r>
       <w:r>
         <w:rPr>
           <w:rtl/>
@@ -1078,20 +910,14 @@
         </w:rPr>
         <w:t xml:space="preserve">; </w:t>
       </w:r>
-      <w:hyperlink r:id="rId38">
-        <w:r>
-          <w:rPr>
-            <w:rtl/>
-            <w:cs/>
-            <w:lang w:val="ar_AE" w:bidi="ar_AE"/>
-          </w:rPr>
-          <w:rPr>
-            <w:color w:val="0000EE"/>
-            <w:u w:val="single"/>
-          </w:rPr>
-          <w:t>33:26</w:t>
-        </w:r>
-      </w:hyperlink>
+      <w:r>
+        <w:rPr>
+          <w:rtl/>
+          <w:cs/>
+          <w:lang w:val="ar_AE" w:bidi="ar_AE"/>
+        </w:rPr>
+        <w:t>33:26</w:t>
+      </w:r>
       <w:r>
         <w:rPr>
           <w:rtl/>
@@ -1100,20 +926,14 @@
         </w:rPr>
         <w:t xml:space="preserve">; </w:t>
       </w:r>
-      <w:hyperlink r:id="rId39">
-        <w:r>
-          <w:rPr>
-            <w:rtl/>
-            <w:cs/>
-            <w:lang w:val="ar_AE" w:bidi="ar_AE"/>
-          </w:rPr>
-          <w:rPr>
-            <w:color w:val="0000EE"/>
-            <w:u w:val="single"/>
-          </w:rPr>
-          <w:t>حزقيال 39:25</w:t>
-        </w:r>
-      </w:hyperlink>
+      <w:r>
+        <w:rPr>
+          <w:rtl/>
+          <w:cs/>
+          <w:lang w:val="ar_AE" w:bidi="ar_AE"/>
+        </w:rPr>
+        <w:t>حزقيال 39:25</w:t>
+      </w:r>
       <w:r>
         <w:rPr>
           <w:rtl/>
@@ -1122,20 +942,14 @@
         </w:rPr>
         <w:t xml:space="preserve">; </w:t>
       </w:r>
-      <w:hyperlink r:id="rId40">
-        <w:r>
-          <w:rPr>
-            <w:rtl/>
-            <w:cs/>
-            <w:lang w:val="ar_AE" w:bidi="ar_AE"/>
-          </w:rPr>
-          <w:rPr>
-            <w:color w:val="0000EE"/>
-            <w:u w:val="single"/>
-          </w:rPr>
-          <w:t>ميخا 7:19</w:t>
-        </w:r>
-      </w:hyperlink>
+      <w:r>
+        <w:rPr>
+          <w:rtl/>
+          <w:cs/>
+          <w:lang w:val="ar_AE" w:bidi="ar_AE"/>
+        </w:rPr>
+        <w:t>ميخا 7:19</w:t>
+      </w:r>
       <w:r>
         <w:rPr>
           <w:rtl/>
@@ -1144,20 +958,14 @@
         </w:rPr>
         <w:t xml:space="preserve">; </w:t>
       </w:r>
-      <w:hyperlink r:id="rId41">
-        <w:r>
-          <w:rPr>
-            <w:rtl/>
-            <w:cs/>
-            <w:lang w:val="ar_AE" w:bidi="ar_AE"/>
-          </w:rPr>
-          <w:rPr>
-            <w:color w:val="0000EE"/>
-            <w:u w:val="single"/>
-          </w:rPr>
-          <w:t>حبقوق 3:2</w:t>
-        </w:r>
-      </w:hyperlink>
+      <w:r>
+        <w:rPr>
+          <w:rtl/>
+          <w:cs/>
+          <w:lang w:val="ar_AE" w:bidi="ar_AE"/>
+        </w:rPr>
+        <w:t>حبقوق 3:2</w:t>
+      </w:r>
       <w:r>
         <w:rPr>
           <w:rtl/>
@@ -1166,20 +974,14 @@
         </w:rPr>
         <w:t xml:space="preserve">; </w:t>
       </w:r>
-      <w:hyperlink r:id="rId42">
-        <w:r>
-          <w:rPr>
-            <w:rtl/>
-            <w:cs/>
-            <w:lang w:val="ar_AE" w:bidi="ar_AE"/>
-          </w:rPr>
-          <w:rPr>
-            <w:color w:val="0000EE"/>
-            <w:u w:val="single"/>
-          </w:rPr>
-          <w:t>زكريّا 10:6</w:t>
-        </w:r>
-      </w:hyperlink>
+      <w:r>
+        <w:rPr>
+          <w:rtl/>
+          <w:cs/>
+          <w:lang w:val="ar_AE" w:bidi="ar_AE"/>
+        </w:rPr>
+        <w:t>زكريّا 10:6</w:t>
+      </w:r>
       <w:r>
         <w:rPr>
           <w:rtl/>
@@ -1221,20 +1023,14 @@
           <w:lang w:val="ar_AE" w:bidi="ar_AE"/>
         </w:rPr>
       </w:r>
-      <w:hyperlink r:id="rId27">
-        <w:r>
-          <w:rPr>
-            <w:rtl/>
-            <w:cs/>
-            <w:lang w:val="ar_AE" w:bidi="ar_AE"/>
-          </w:rPr>
-          <w:rPr>
-            <w:color w:val="0000EE"/>
-            <w:u w:val="single"/>
-          </w:rPr>
-          <w:t>تثنية 13:18</w:t>
-        </w:r>
-      </w:hyperlink>
+      <w:r>
+        <w:rPr>
+          <w:rtl/>
+          <w:cs/>
+          <w:lang w:val="ar_AE" w:bidi="ar_AE"/>
+        </w:rPr>
+        <w:t>تثنية 13:18</w:t>
+      </w:r>
       <w:r>
         <w:rPr>
           <w:rtl/>
@@ -1243,20 +1039,14 @@
         </w:rPr>
         <w:t xml:space="preserve">; </w:t>
       </w:r>
-      <w:hyperlink r:id="rId43">
-        <w:r>
-          <w:rPr>
-            <w:rtl/>
-            <w:cs/>
-            <w:lang w:val="ar_AE" w:bidi="ar_AE"/>
-          </w:rPr>
-          <w:rPr>
-            <w:color w:val="0000EE"/>
-            <w:u w:val="single"/>
-          </w:rPr>
-          <w:t>30:3</w:t>
-        </w:r>
-      </w:hyperlink>
+      <w:r>
+        <w:rPr>
+          <w:rtl/>
+          <w:cs/>
+          <w:lang w:val="ar_AE" w:bidi="ar_AE"/>
+        </w:rPr>
+        <w:t>30:3</w:t>
+      </w:r>
       <w:r>
         <w:rPr>
           <w:rtl/>
@@ -1265,20 +1055,14 @@
         </w:rPr>
         <w:t xml:space="preserve">; </w:t>
       </w:r>
-      <w:hyperlink r:id="rId44">
-        <w:r>
-          <w:rPr>
-            <w:rtl/>
-            <w:cs/>
-            <w:lang w:val="ar_AE" w:bidi="ar_AE"/>
-          </w:rPr>
-          <w:rPr>
-            <w:color w:val="0000EE"/>
-            <w:u w:val="single"/>
-          </w:rPr>
-          <w:t>1 ملوك 8:50–51</w:t>
-        </w:r>
-      </w:hyperlink>
+      <w:r>
+        <w:rPr>
+          <w:rtl/>
+          <w:cs/>
+          <w:lang w:val="ar_AE" w:bidi="ar_AE"/>
+        </w:rPr>
+        <w:t>1 ملوك 8:50–51</w:t>
+      </w:r>
       <w:r>
         <w:rPr>
           <w:rtl/>
@@ -1287,20 +1071,14 @@
         </w:rPr>
         <w:t xml:space="preserve">; </w:t>
       </w:r>
-      <w:hyperlink r:id="rId29">
-        <w:r>
-          <w:rPr>
-            <w:rtl/>
-            <w:cs/>
-            <w:lang w:val="ar_AE" w:bidi="ar_AE"/>
-          </w:rPr>
-          <w:rPr>
-            <w:color w:val="0000EE"/>
-            <w:u w:val="single"/>
-          </w:rPr>
-          <w:t>أمثال 28:13</w:t>
-        </w:r>
-      </w:hyperlink>
+      <w:r>
+        <w:rPr>
+          <w:rtl/>
+          <w:cs/>
+          <w:lang w:val="ar_AE" w:bidi="ar_AE"/>
+        </w:rPr>
+        <w:t>أمثال 28:13</w:t>
+      </w:r>
       <w:r>
         <w:rPr>
           <w:rtl/>
@@ -1309,20 +1087,14 @@
         </w:rPr>
         <w:t xml:space="preserve">; </w:t>
       </w:r>
-      <w:hyperlink r:id="rId31">
-        <w:r>
-          <w:rPr>
-            <w:rtl/>
-            <w:cs/>
-            <w:lang w:val="ar_AE" w:bidi="ar_AE"/>
-          </w:rPr>
-          <w:rPr>
-            <w:color w:val="0000EE"/>
-            <w:u w:val="single"/>
-          </w:rPr>
-          <w:t>إشعياء 14:1</w:t>
-        </w:r>
-      </w:hyperlink>
+      <w:r>
+        <w:rPr>
+          <w:rtl/>
+          <w:cs/>
+          <w:lang w:val="ar_AE" w:bidi="ar_AE"/>
+        </w:rPr>
+        <w:t>إشعياء 14:1</w:t>
+      </w:r>
       <w:r>
         <w:rPr>
           <w:rtl/>
@@ -1331,20 +1103,14 @@
         </w:rPr>
         <w:t xml:space="preserve">; </w:t>
       </w:r>
-      <w:hyperlink r:id="rId32">
-        <w:r>
-          <w:rPr>
-            <w:rtl/>
-            <w:cs/>
-            <w:lang w:val="ar_AE" w:bidi="ar_AE"/>
-          </w:rPr>
-          <w:rPr>
-            <w:color w:val="0000EE"/>
-            <w:u w:val="single"/>
-          </w:rPr>
-          <w:t>49:10</w:t>
-        </w:r>
-      </w:hyperlink>
+      <w:r>
+        <w:rPr>
+          <w:rtl/>
+          <w:cs/>
+          <w:lang w:val="ar_AE" w:bidi="ar_AE"/>
+        </w:rPr>
+        <w:t>49:10</w:t>
+      </w:r>
       <w:r>
         <w:rPr>
           <w:rtl/>
@@ -1353,20 +1119,14 @@
         </w:rPr>
         <w:t xml:space="preserve">, </w:t>
       </w:r>
-      <w:hyperlink r:id="rId33">
-        <w:r>
-          <w:rPr>
-            <w:rtl/>
-            <w:cs/>
-            <w:lang w:val="ar_AE" w:bidi="ar_AE"/>
-          </w:rPr>
-          <w:rPr>
-            <w:color w:val="0000EE"/>
-            <w:u w:val="single"/>
-          </w:rPr>
-          <w:t>13</w:t>
-        </w:r>
-      </w:hyperlink>
+      <w:r>
+        <w:rPr>
+          <w:rtl/>
+          <w:cs/>
+          <w:lang w:val="ar_AE" w:bidi="ar_AE"/>
+        </w:rPr>
+        <w:t>13</w:t>
+      </w:r>
       <w:r>
         <w:rPr>
           <w:rtl/>
@@ -1375,20 +1135,14 @@
         </w:rPr>
         <w:t xml:space="preserve">; </w:t>
       </w:r>
-      <w:hyperlink r:id="rId45">
-        <w:r>
-          <w:rPr>
-            <w:rtl/>
-            <w:cs/>
-            <w:lang w:val="ar_AE" w:bidi="ar_AE"/>
-          </w:rPr>
-          <w:rPr>
-            <w:color w:val="0000EE"/>
-            <w:u w:val="single"/>
-          </w:rPr>
-          <w:t>54:7–10</w:t>
-        </w:r>
-      </w:hyperlink>
+      <w:r>
+        <w:rPr>
+          <w:rtl/>
+          <w:cs/>
+          <w:lang w:val="ar_AE" w:bidi="ar_AE"/>
+        </w:rPr>
+        <w:t>54:7–10</w:t>
+      </w:r>
       <w:r>
         <w:rPr>
           <w:rtl/>
@@ -1397,20 +1151,14 @@
         </w:rPr>
         <w:t xml:space="preserve">; </w:t>
       </w:r>
-      <w:hyperlink r:id="rId30">
-        <w:r>
-          <w:rPr>
-            <w:rtl/>
-            <w:cs/>
-            <w:lang w:val="ar_AE" w:bidi="ar_AE"/>
-          </w:rPr>
-          <w:rPr>
-            <w:color w:val="0000EE"/>
-            <w:u w:val="single"/>
-          </w:rPr>
-          <w:t>55:7</w:t>
-        </w:r>
-      </w:hyperlink>
+      <w:r>
+        <w:rPr>
+          <w:rtl/>
+          <w:cs/>
+          <w:lang w:val="ar_AE" w:bidi="ar_AE"/>
+        </w:rPr>
+        <w:t>55:7</w:t>
+      </w:r>
       <w:r>
         <w:rPr>
           <w:rtl/>
@@ -1419,20 +1167,14 @@
         </w:rPr>
         <w:t xml:space="preserve">; </w:t>
       </w:r>
-      <w:hyperlink r:id="rId36">
-        <w:r>
-          <w:rPr>
-            <w:rtl/>
-            <w:cs/>
-            <w:lang w:val="ar_AE" w:bidi="ar_AE"/>
-          </w:rPr>
-          <w:rPr>
-            <w:color w:val="0000EE"/>
-            <w:u w:val="single"/>
-          </w:rPr>
-          <w:t>60:10</w:t>
-        </w:r>
-      </w:hyperlink>
+      <w:r>
+        <w:rPr>
+          <w:rtl/>
+          <w:cs/>
+          <w:lang w:val="ar_AE" w:bidi="ar_AE"/>
+        </w:rPr>
+        <w:t>60:10</w:t>
+      </w:r>
       <w:r>
         <w:rPr>
           <w:rtl/>
@@ -1441,20 +1183,14 @@
         </w:rPr>
         <w:t xml:space="preserve">; </w:t>
       </w:r>
-      <w:hyperlink r:id="rId46">
-        <w:r>
-          <w:rPr>
-            <w:rtl/>
-            <w:cs/>
-            <w:lang w:val="ar_AE" w:bidi="ar_AE"/>
-          </w:rPr>
-          <w:rPr>
-            <w:color w:val="0000EE"/>
-            <w:u w:val="single"/>
-          </w:rPr>
-          <w:t>إرميا 12:14–15</w:t>
-        </w:r>
-      </w:hyperlink>
+      <w:r>
+        <w:rPr>
+          <w:rtl/>
+          <w:cs/>
+          <w:lang w:val="ar_AE" w:bidi="ar_AE"/>
+        </w:rPr>
+        <w:t>إرميا 12:14–15</w:t>
+      </w:r>
       <w:r>
         <w:rPr>
           <w:rtl/>
@@ -1463,20 +1199,14 @@
         </w:rPr>
         <w:t xml:space="preserve">; </w:t>
       </w:r>
-      <w:hyperlink r:id="rId38">
-        <w:r>
-          <w:rPr>
-            <w:rtl/>
-            <w:cs/>
-            <w:lang w:val="ar_AE" w:bidi="ar_AE"/>
-          </w:rPr>
-          <w:rPr>
-            <w:color w:val="0000EE"/>
-            <w:u w:val="single"/>
-          </w:rPr>
-          <w:t>33:26</w:t>
-        </w:r>
-      </w:hyperlink>
+      <w:r>
+        <w:rPr>
+          <w:rtl/>
+          <w:cs/>
+          <w:lang w:val="ar_AE" w:bidi="ar_AE"/>
+        </w:rPr>
+        <w:t>33:26</w:t>
+      </w:r>
       <w:r>
         <w:rPr>
           <w:rtl/>
@@ -1485,20 +1215,14 @@
         </w:rPr>
         <w:t xml:space="preserve">; </w:t>
       </w:r>
-      <w:hyperlink r:id="rId39">
-        <w:r>
-          <w:rPr>
-            <w:rtl/>
-            <w:cs/>
-            <w:lang w:val="ar_AE" w:bidi="ar_AE"/>
-          </w:rPr>
-          <w:rPr>
-            <w:color w:val="0000EE"/>
-            <w:u w:val="single"/>
-          </w:rPr>
-          <w:t>حزقيال 39:25</w:t>
-        </w:r>
-      </w:hyperlink>
+      <w:r>
+        <w:rPr>
+          <w:rtl/>
+          <w:cs/>
+          <w:lang w:val="ar_AE" w:bidi="ar_AE"/>
+        </w:rPr>
+        <w:t>حزقيال 39:25</w:t>
+      </w:r>
       <w:r>
         <w:rPr>
           <w:rtl/>
@@ -1507,20 +1231,14 @@
         </w:rPr>
         <w:t xml:space="preserve">; </w:t>
       </w:r>
-      <w:hyperlink r:id="rId47">
-        <w:r>
-          <w:rPr>
-            <w:rtl/>
-            <w:cs/>
-            <w:lang w:val="ar_AE" w:bidi="ar_AE"/>
-          </w:rPr>
-          <w:rPr>
-            <w:color w:val="0000EE"/>
-            <w:u w:val="single"/>
-          </w:rPr>
-          <w:t>ميخا 7:18–20</w:t>
-        </w:r>
-      </w:hyperlink>
+      <w:r>
+        <w:rPr>
+          <w:rtl/>
+          <w:cs/>
+          <w:lang w:val="ar_AE" w:bidi="ar_AE"/>
+        </w:rPr>
+        <w:t>ميخا 7:18–20</w:t>
+      </w:r>
       <w:r>
         <w:rPr>
           <w:rtl/>
@@ -1529,20 +1247,14 @@
         </w:rPr>
         <w:t xml:space="preserve">; </w:t>
       </w:r>
-      <w:hyperlink r:id="rId41">
-        <w:r>
-          <w:rPr>
-            <w:rtl/>
-            <w:cs/>
-            <w:lang w:val="ar_AE" w:bidi="ar_AE"/>
-          </w:rPr>
-          <w:rPr>
-            <w:color w:val="0000EE"/>
-            <w:u w:val="single"/>
-          </w:rPr>
-          <w:t>حبقّوق 3:2</w:t>
-        </w:r>
-      </w:hyperlink>
+      <w:r>
+        <w:rPr>
+          <w:rtl/>
+          <w:cs/>
+          <w:lang w:val="ar_AE" w:bidi="ar_AE"/>
+        </w:rPr>
+        <w:t>حبقّوق 3:2</w:t>
+      </w:r>
       <w:r>
         <w:rPr>
           <w:rtl/>
@@ -1551,20 +1263,14 @@
         </w:rPr>
         <w:t xml:space="preserve">; </w:t>
       </w:r>
-      <w:hyperlink r:id="rId48">
-        <w:r>
-          <w:rPr>
-            <w:rtl/>
-            <w:cs/>
-            <w:lang w:val="ar_AE" w:bidi="ar_AE"/>
-          </w:rPr>
-          <w:rPr>
-            <w:color w:val="0000EE"/>
-            <w:u w:val="single"/>
-          </w:rPr>
-          <w:t>زكريّا 1:16</w:t>
-        </w:r>
-      </w:hyperlink>
+      <w:r>
+        <w:rPr>
+          <w:rtl/>
+          <w:cs/>
+          <w:lang w:val="ar_AE" w:bidi="ar_AE"/>
+        </w:rPr>
+        <w:t>زكريّا 1:16</w:t>
+      </w:r>
       <w:r>
         <w:rPr>
           <w:rtl/>
@@ -1573,20 +1279,14 @@
         </w:rPr>
         <w:t xml:space="preserve">; </w:t>
       </w:r>
-      <w:hyperlink r:id="rId42">
-        <w:r>
-          <w:rPr>
-            <w:rtl/>
-            <w:cs/>
-            <w:lang w:val="ar_AE" w:bidi="ar_AE"/>
-          </w:rPr>
-          <w:rPr>
-            <w:color w:val="0000EE"/>
-            <w:u w:val="single"/>
-          </w:rPr>
-          <w:t>10:6</w:t>
-        </w:r>
-      </w:hyperlink>
+      <w:r>
+        <w:rPr>
+          <w:rtl/>
+          <w:cs/>
+          <w:lang w:val="ar_AE" w:bidi="ar_AE"/>
+        </w:rPr>
+        <w:t>10:6</w:t>
+      </w:r>
       <w:r>
         <w:rPr>
           <w:rtl/>
@@ -1595,20 +1295,14 @@
         </w:rPr>
         <w:t xml:space="preserve">; </w:t>
       </w:r>
-      <w:hyperlink r:id="rId49">
-        <w:r>
-          <w:rPr>
-            <w:rtl/>
-            <w:cs/>
-            <w:lang w:val="ar_AE" w:bidi="ar_AE"/>
-          </w:rPr>
-          <w:rPr>
-            <w:color w:val="0000EE"/>
-            <w:u w:val="single"/>
-          </w:rPr>
-          <w:t>متى 9:35–36</w:t>
-        </w:r>
-      </w:hyperlink>
+      <w:r>
+        <w:rPr>
+          <w:rtl/>
+          <w:cs/>
+          <w:lang w:val="ar_AE" w:bidi="ar_AE"/>
+        </w:rPr>
+        <w:t>متى 9:35–36</w:t>
+      </w:r>
       <w:r>
         <w:rPr>
           <w:rtl/>
@@ -1617,20 +1311,14 @@
         </w:rPr>
         <w:t xml:space="preserve">; </w:t>
       </w:r>
-      <w:hyperlink r:id="rId17">
-        <w:r>
-          <w:rPr>
-            <w:rtl/>
-            <w:cs/>
-            <w:lang w:val="ar_AE" w:bidi="ar_AE"/>
-          </w:rPr>
-          <w:rPr>
-            <w:color w:val="0000EE"/>
-            <w:u w:val="single"/>
-          </w:rPr>
-          <w:t>14:14</w:t>
-        </w:r>
-      </w:hyperlink>
+      <w:r>
+        <w:rPr>
+          <w:rtl/>
+          <w:cs/>
+          <w:lang w:val="ar_AE" w:bidi="ar_AE"/>
+        </w:rPr>
+        <w:t>14:14</w:t>
+      </w:r>
       <w:r>
         <w:rPr>
           <w:rtl/>
@@ -1639,20 +1327,14 @@
         </w:rPr>
         <w:t xml:space="preserve">; </w:t>
       </w:r>
-      <w:hyperlink r:id="rId18">
-        <w:r>
-          <w:rPr>
-            <w:rtl/>
-            <w:cs/>
-            <w:lang w:val="ar_AE" w:bidi="ar_AE"/>
-          </w:rPr>
-          <w:rPr>
-            <w:color w:val="0000EE"/>
-            <w:u w:val="single"/>
-          </w:rPr>
-          <w:t>15:32</w:t>
-        </w:r>
-      </w:hyperlink>
+      <w:r>
+        <w:rPr>
+          <w:rtl/>
+          <w:cs/>
+          <w:lang w:val="ar_AE" w:bidi="ar_AE"/>
+        </w:rPr>
+        <w:t>15:32</w:t>
+      </w:r>
       <w:r>
         <w:rPr>
           <w:rtl/>
@@ -1661,20 +1343,14 @@
         </w:rPr>
         <w:t xml:space="preserve">; </w:t>
       </w:r>
-      <w:hyperlink r:id="rId50">
-        <w:r>
-          <w:rPr>
-            <w:rtl/>
-            <w:cs/>
-            <w:lang w:val="ar_AE" w:bidi="ar_AE"/>
-          </w:rPr>
-          <w:rPr>
-            <w:color w:val="0000EE"/>
-            <w:u w:val="single"/>
-          </w:rPr>
-          <w:t>18:23–30</w:t>
-        </w:r>
-      </w:hyperlink>
+      <w:r>
+        <w:rPr>
+          <w:rtl/>
+          <w:cs/>
+          <w:lang w:val="ar_AE" w:bidi="ar_AE"/>
+        </w:rPr>
+        <w:t>18:23–30</w:t>
+      </w:r>
       <w:r>
         <w:rPr>
           <w:rtl/>
@@ -1683,20 +1359,14 @@
         </w:rPr>
         <w:t xml:space="preserve">; </w:t>
       </w:r>
-      <w:hyperlink r:id="rId21">
-        <w:r>
-          <w:rPr>
-            <w:rtl/>
-            <w:cs/>
-            <w:lang w:val="ar_AE" w:bidi="ar_AE"/>
-          </w:rPr>
-          <w:rPr>
-            <w:color w:val="0000EE"/>
-            <w:u w:val="single"/>
-          </w:rPr>
-          <w:t>20:29–34</w:t>
-        </w:r>
-      </w:hyperlink>
+      <w:r>
+        <w:rPr>
+          <w:rtl/>
+          <w:cs/>
+          <w:lang w:val="ar_AE" w:bidi="ar_AE"/>
+        </w:rPr>
+        <w:t>20:29–34</w:t>
+      </w:r>
       <w:r>
         <w:rPr>
           <w:rtl/>
@@ -1705,20 +1375,14 @@
         </w:rPr>
         <w:t xml:space="preserve">; </w:t>
       </w:r>
-      <w:hyperlink r:id="rId51">
-        <w:r>
-          <w:rPr>
-            <w:rtl/>
-            <w:cs/>
-            <w:lang w:val="ar_AE" w:bidi="ar_AE"/>
-          </w:rPr>
-          <w:rPr>
-            <w:color w:val="0000EE"/>
-            <w:u w:val="single"/>
-          </w:rPr>
-          <w:t>لوقا 10:33–37</w:t>
-        </w:r>
-      </w:hyperlink>
+      <w:r>
+        <w:rPr>
+          <w:rtl/>
+          <w:cs/>
+          <w:lang w:val="ar_AE" w:bidi="ar_AE"/>
+        </w:rPr>
+        <w:t>لوقا 10:33–37</w:t>
+      </w:r>
       <w:r>
         <w:rPr>
           <w:rtl/>
@@ -1727,20 +1391,14 @@
         </w:rPr>
         <w:t xml:space="preserve">; </w:t>
       </w:r>
-      <w:hyperlink r:id="rId52">
-        <w:r>
-          <w:rPr>
-            <w:rtl/>
-            <w:cs/>
-            <w:lang w:val="ar_AE" w:bidi="ar_AE"/>
-          </w:rPr>
-          <w:rPr>
-            <w:color w:val="0000EE"/>
-            <w:u w:val="single"/>
-          </w:rPr>
-          <w:t>15:20–32</w:t>
-        </w:r>
-      </w:hyperlink>
+      <w:r>
+        <w:rPr>
+          <w:rtl/>
+          <w:cs/>
+          <w:lang w:val="ar_AE" w:bidi="ar_AE"/>
+        </w:rPr>
+        <w:t>15:20–32</w:t>
+      </w:r>
       <w:r>
         <w:rPr>
           <w:rtl/>
@@ -1808,20 +1466,14 @@
         </w:rPr>
         <w:t>إن الشريعة الكتابية ليست مجرد مجموعة من القواعد. إنها نظام يحدد ما ينتظره الله من جهة الإيمان والسلوك. فإذا التزم الناس بها بأمانة، فسوف ينالون أعظم بركات الله. إن حفظ الشريعة (أي مراعاة الالتزام بها) ضروري للحياة (</w:t>
       </w:r>
-      <w:hyperlink r:id="rId53">
-        <w:r>
-          <w:rPr>
-            <w:rtl/>
-            <w:cs/>
-            <w:lang w:val="ar_AE" w:bidi="ar_AE"/>
-          </w:rPr>
-          <w:rPr>
-            <w:color w:val="0000EE"/>
-            <w:u w:val="single"/>
-          </w:rPr>
-          <w:t>تثنية 4:1؛</w:t>
-        </w:r>
-      </w:hyperlink>
+      <w:r>
+        <w:rPr>
+          <w:rtl/>
+          <w:cs/>
+          <w:lang w:val="ar_AE" w:bidi="ar_AE"/>
+        </w:rPr>
+        <w:t>تثنية 4:1؛</w:t>
+      </w:r>
       <w:r>
         <w:rPr>
           <w:rtl/>
@@ -1830,20 +1482,14 @@
         </w:rPr>
         <w:t xml:space="preserve"> انظر أيضًا </w:t>
       </w:r>
-      <w:hyperlink r:id="rId54">
-        <w:r>
-          <w:rPr>
-            <w:rtl/>
-            <w:cs/>
-            <w:lang w:val="ar_AE" w:bidi="ar_AE"/>
-          </w:rPr>
-          <w:rPr>
-            <w:color w:val="0000EE"/>
-            <w:u w:val="single"/>
-          </w:rPr>
-          <w:t>5:32–33؛</w:t>
-        </w:r>
-      </w:hyperlink>
+      <w:r>
+        <w:rPr>
+          <w:rtl/>
+          <w:cs/>
+          <w:lang w:val="ar_AE" w:bidi="ar_AE"/>
+        </w:rPr>
+        <w:t>5:32–33؛</w:t>
+      </w:r>
       <w:r>
         <w:rPr>
           <w:rtl/>
@@ -1852,20 +1498,14 @@
         </w:rPr>
         <w:t xml:space="preserve"> </w:t>
       </w:r>
-      <w:hyperlink r:id="rId55">
-        <w:r>
-          <w:rPr>
-            <w:rtl/>
-            <w:cs/>
-            <w:lang w:val="ar_AE" w:bidi="ar_AE"/>
-          </w:rPr>
-          <w:rPr>
-            <w:color w:val="0000EE"/>
-            <w:u w:val="single"/>
-          </w:rPr>
-          <w:t>8:1؛</w:t>
-        </w:r>
-      </w:hyperlink>
+      <w:r>
+        <w:rPr>
+          <w:rtl/>
+          <w:cs/>
+          <w:lang w:val="ar_AE" w:bidi="ar_AE"/>
+        </w:rPr>
+        <w:t>8:1؛</w:t>
+      </w:r>
       <w:r>
         <w:rPr>
           <w:rtl/>
@@ -1874,20 +1514,14 @@
         </w:rPr>
         <w:t xml:space="preserve"> </w:t>
       </w:r>
-      <w:hyperlink r:id="rId56">
-        <w:r>
-          <w:rPr>
-            <w:rtl/>
-            <w:cs/>
-            <w:lang w:val="ar_AE" w:bidi="ar_AE"/>
-          </w:rPr>
-          <w:rPr>
-            <w:color w:val="0000EE"/>
-            <w:u w:val="single"/>
-          </w:rPr>
-          <w:t>16:20</w:t>
-        </w:r>
-      </w:hyperlink>
+      <w:r>
+        <w:rPr>
+          <w:rtl/>
+          <w:cs/>
+          <w:lang w:val="ar_AE" w:bidi="ar_AE"/>
+        </w:rPr>
+        <w:t>16:20</w:t>
+      </w:r>
       <w:r>
         <w:rPr>
           <w:rtl/>
@@ -1932,20 +1566,14 @@
         </w:rPr>
         <w:t>" (</w:t>
       </w:r>
-      <w:hyperlink r:id="rId57">
-        <w:r>
-          <w:rPr>
-            <w:rtl/>
-            <w:cs/>
-            <w:lang w:val="ar_AE" w:bidi="ar_AE"/>
-          </w:rPr>
-          <w:rPr>
-            <w:color w:val="0000EE"/>
-            <w:u w:val="single"/>
-          </w:rPr>
-          <w:t>تثنية 4:34</w:t>
-        </w:r>
-      </w:hyperlink>
+      <w:r>
+        <w:rPr>
+          <w:rtl/>
+          <w:cs/>
+          <w:lang w:val="ar_AE" w:bidi="ar_AE"/>
+        </w:rPr>
+        <w:t>تثنية 4:34</w:t>
+      </w:r>
       <w:r>
         <w:rPr>
           <w:rtl/>
@@ -1954,20 +1582,14 @@
         </w:rPr>
         <w:t>). لم يكن خروج شعب إسرائيل بسبب استحقاقهم، بل لأن الله رؤوف ورحيم، ويحفظ وعوده لإبراهيم. لم يقتصر الخروج من مصر على تحرير بني إسرائيل من العمل الشاق- والسُخرة (</w:t>
       </w:r>
-      <w:hyperlink r:id="rId58">
-        <w:r>
-          <w:rPr>
-            <w:rtl/>
-            <w:cs/>
-            <w:lang w:val="ar_AE" w:bidi="ar_AE"/>
-          </w:rPr>
-          <w:rPr>
-            <w:color w:val="0000EE"/>
-            <w:u w:val="single"/>
-          </w:rPr>
-          <w:t>خروج 1:11–22؛</w:t>
-        </w:r>
-      </w:hyperlink>
+      <w:r>
+        <w:rPr>
+          <w:rtl/>
+          <w:cs/>
+          <w:lang w:val="ar_AE" w:bidi="ar_AE"/>
+        </w:rPr>
+        <w:t>خروج 1:11–22؛</w:t>
+      </w:r>
       <w:r>
         <w:rPr>
           <w:rtl/>
@@ -1976,20 +1598,14 @@
         </w:rPr>
         <w:t xml:space="preserve"> </w:t>
       </w:r>
-      <w:hyperlink r:id="rId59">
-        <w:r>
-          <w:rPr>
-            <w:rtl/>
-            <w:cs/>
-            <w:lang w:val="ar_AE" w:bidi="ar_AE"/>
-          </w:rPr>
-          <w:rPr>
-            <w:color w:val="0000EE"/>
-            <w:u w:val="single"/>
-          </w:rPr>
-          <w:t>5:4–23</w:t>
-        </w:r>
-      </w:hyperlink>
+      <w:r>
+        <w:rPr>
+          <w:rtl/>
+          <w:cs/>
+          <w:lang w:val="ar_AE" w:bidi="ar_AE"/>
+        </w:rPr>
+        <w:t>5:4–23</w:t>
+      </w:r>
       <w:r>
         <w:rPr>
           <w:rtl/>
@@ -2018,20 +1634,14 @@
         </w:rPr>
         <w:t xml:space="preserve">هذا العهد لم يجعل بني إسرائيل شعبًا لله، إذ كانوا شعبه بالفعل (انظر </w:t>
       </w:r>
-      <w:hyperlink r:id="rId60">
-        <w:r>
-          <w:rPr>
-            <w:rtl/>
-            <w:cs/>
-            <w:lang w:val="ar_AE" w:bidi="ar_AE"/>
-          </w:rPr>
-          <w:rPr>
-            <w:color w:val="0000EE"/>
-            <w:u w:val="single"/>
-          </w:rPr>
-          <w:t>خروج 4:22–23</w:t>
-        </w:r>
-      </w:hyperlink>
+      <w:r>
+        <w:rPr>
+          <w:rtl/>
+          <w:cs/>
+          <w:lang w:val="ar_AE" w:bidi="ar_AE"/>
+        </w:rPr>
+        <w:t>خروج 4:22–23</w:t>
+      </w:r>
       <w:r>
         <w:rPr>
           <w:rtl/>
@@ -2056,20 +1666,14 @@
         </w:rPr>
         <w:t>" (</w:t>
       </w:r>
-      <w:hyperlink r:id="rId61">
-        <w:r>
-          <w:rPr>
-            <w:rtl/>
-            <w:cs/>
-            <w:lang w:val="ar_AE" w:bidi="ar_AE"/>
-          </w:rPr>
-          <w:rPr>
-            <w:color w:val="0000EE"/>
-            <w:u w:val="single"/>
-          </w:rPr>
-          <w:t>خروج 19:4–6</w:t>
-        </w:r>
-      </w:hyperlink>
+      <w:r>
+        <w:rPr>
+          <w:rtl/>
+          <w:cs/>
+          <w:lang w:val="ar_AE" w:bidi="ar_AE"/>
+        </w:rPr>
+        <w:t>خروج 19:4–6</w:t>
+      </w:r>
       <w:r>
         <w:rPr>
           <w:rtl/>
@@ -2098,20 +1702,14 @@
         </w:rPr>
         <w:t>العهد يعد الشعب في إسرائيل بحياة صالحة وهادفة إذا ما اتبعوا الشريعة. تتضمن وثيقة العهد مبادئ، وأنماط، ومعايير عامة. وتتجلى وصايا الله وأوامره بأفضل صورة في الوصايا العشر (</w:t>
       </w:r>
-      <w:hyperlink r:id="rId62">
-        <w:r>
-          <w:rPr>
-            <w:rtl/>
-            <w:cs/>
-            <w:lang w:val="ar_AE" w:bidi="ar_AE"/>
-          </w:rPr>
-          <w:rPr>
-            <w:color w:val="0000EE"/>
-            <w:u w:val="single"/>
-          </w:rPr>
-          <w:t>تثنية 5:6–21</w:t>
-        </w:r>
-      </w:hyperlink>
+      <w:r>
+        <w:rPr>
+          <w:rtl/>
+          <w:cs/>
+          <w:lang w:val="ar_AE" w:bidi="ar_AE"/>
+        </w:rPr>
+        <w:t>تثنية 5:6–21</w:t>
+      </w:r>
       <w:r>
         <w:rPr>
           <w:rtl/>
@@ -2137,20 +1735,14 @@
         </w:rPr>
         <w:t xml:space="preserve"> (كلمة عبرية تعني "اسمع"). هذه الصلاة ترِد في </w:t>
       </w:r>
-      <w:hyperlink r:id="rId63">
-        <w:r>
-          <w:rPr>
-            <w:rtl/>
-            <w:cs/>
-            <w:lang w:val="ar_AE" w:bidi="ar_AE"/>
-          </w:rPr>
-          <w:rPr>
-            <w:color w:val="0000EE"/>
-            <w:u w:val="single"/>
-          </w:rPr>
-          <w:t>تثنية 6:4–5</w:t>
-        </w:r>
-      </w:hyperlink>
+      <w:r>
+        <w:rPr>
+          <w:rtl/>
+          <w:cs/>
+          <w:lang w:val="ar_AE" w:bidi="ar_AE"/>
+        </w:rPr>
+        <w:t>تثنية 6:4–5</w:t>
+      </w:r>
       <w:r>
         <w:rPr>
           <w:rtl/>
@@ -2195,20 +1787,14 @@
         </w:rPr>
         <w:t>الحياة التي انبثقت من اتباع الشريعة لم تكن حياة أبدية كما هي موصوفة في العهد الجديد. لقد وعد الله أنه إذا أطاع بنو إسرائيل العهد، فإن الأمة ستتمتع بطول الأيام في الأرض الموعودة والنجاح والإثمار (</w:t>
       </w:r>
-      <w:hyperlink r:id="rId53">
-        <w:r>
-          <w:rPr>
-            <w:rtl/>
-            <w:cs/>
-            <w:lang w:val="ar_AE" w:bidi="ar_AE"/>
-          </w:rPr>
-          <w:rPr>
-            <w:color w:val="0000EE"/>
-            <w:u w:val="single"/>
-          </w:rPr>
-          <w:t>تثنية 4:1؛</w:t>
-        </w:r>
-      </w:hyperlink>
+      <w:r>
+        <w:rPr>
+          <w:rtl/>
+          <w:cs/>
+          <w:lang w:val="ar_AE" w:bidi="ar_AE"/>
+        </w:rPr>
+        <w:t>تثنية 4:1؛</w:t>
+      </w:r>
       <w:r>
         <w:rPr>
           <w:rtl/>
@@ -2217,20 +1803,14 @@
         </w:rPr>
         <w:t xml:space="preserve"> </w:t>
       </w:r>
-      <w:hyperlink r:id="rId64">
-        <w:r>
-          <w:rPr>
-            <w:rtl/>
-            <w:cs/>
-            <w:lang w:val="ar_AE" w:bidi="ar_AE"/>
-          </w:rPr>
-          <w:rPr>
-            <w:color w:val="0000EE"/>
-            <w:u w:val="single"/>
-          </w:rPr>
-          <w:t>5:16،</w:t>
-        </w:r>
-      </w:hyperlink>
+      <w:r>
+        <w:rPr>
+          <w:rtl/>
+          <w:cs/>
+          <w:lang w:val="ar_AE" w:bidi="ar_AE"/>
+        </w:rPr>
+        <w:t>5:16،</w:t>
+      </w:r>
       <w:r>
         <w:rPr>
           <w:rtl/>
@@ -2239,20 +1819,14 @@
         </w:rPr>
         <w:t xml:space="preserve"> </w:t>
       </w:r>
-      <w:hyperlink r:id="rId65">
-        <w:r>
-          <w:rPr>
-            <w:rtl/>
-            <w:cs/>
-            <w:lang w:val="ar_AE" w:bidi="ar_AE"/>
-          </w:rPr>
-          <w:rPr>
-            <w:color w:val="0000EE"/>
-            <w:u w:val="single"/>
-          </w:rPr>
-          <w:t>33</w:t>
-        </w:r>
-      </w:hyperlink>
+      <w:r>
+        <w:rPr>
+          <w:rtl/>
+          <w:cs/>
+          <w:lang w:val="ar_AE" w:bidi="ar_AE"/>
+        </w:rPr>
+        <w:t>33</w:t>
+      </w:r>
       <w:r>
         <w:rPr>
           <w:rtl/>
@@ -2278,20 +1852,14 @@
         </w:rPr>
         <w:t>sheh'-mah (</w:t>
       </w:r>
-      <w:hyperlink r:id="rId66">
-        <w:r>
-          <w:rPr>
-            <w:rtl/>
-            <w:cs/>
-            <w:lang w:val="ar_AE" w:bidi="ar_AE"/>
-          </w:rPr>
-          <w:rPr>
-            <w:color w:val="0000EE"/>
-            <w:u w:val="single"/>
-          </w:rPr>
-          <w:t>متّى 22:37–40</w:t>
-        </w:r>
-      </w:hyperlink>
+      <w:r>
+        <w:rPr>
+          <w:rtl/>
+          <w:cs/>
+          <w:lang w:val="ar_AE" w:bidi="ar_AE"/>
+        </w:rPr>
+        <w:t>متّى 22:37–40</w:t>
+      </w:r>
       <w:r>
         <w:rPr>
           <w:rtl/>
@@ -2300,20 +1868,14 @@
         </w:rPr>
         <w:t xml:space="preserve">). ولم يكن هذا لنيل الحياة الأبدية بل لإظهار تكريسهم وأمانتهم له (قارن </w:t>
       </w:r>
-      <w:hyperlink r:id="rId67">
-        <w:r>
-          <w:rPr>
-            <w:rtl/>
-            <w:cs/>
-            <w:lang w:val="ar_AE" w:bidi="ar_AE"/>
-          </w:rPr>
-          <w:rPr>
-            <w:color w:val="0000EE"/>
-            <w:u w:val="single"/>
-          </w:rPr>
-          <w:t>متّى 5:17–19؛</w:t>
-        </w:r>
-      </w:hyperlink>
+      <w:r>
+        <w:rPr>
+          <w:rtl/>
+          <w:cs/>
+          <w:lang w:val="ar_AE" w:bidi="ar_AE"/>
+        </w:rPr>
+        <w:t>متّى 5:17–19؛</w:t>
+      </w:r>
       <w:r>
         <w:rPr>
           <w:rtl/>
@@ -2322,20 +1884,14 @@
         </w:rPr>
         <w:t xml:space="preserve"> </w:t>
       </w:r>
-      <w:hyperlink r:id="rId68">
-        <w:r>
-          <w:rPr>
-            <w:rtl/>
-            <w:cs/>
-            <w:lang w:val="ar_AE" w:bidi="ar_AE"/>
-          </w:rPr>
-          <w:rPr>
-            <w:color w:val="0000EE"/>
-            <w:u w:val="single"/>
-          </w:rPr>
-          <w:t>يوحنّا 14:15–21</w:t>
-        </w:r>
-      </w:hyperlink>
+      <w:r>
+        <w:rPr>
+          <w:rtl/>
+          <w:cs/>
+          <w:lang w:val="ar_AE" w:bidi="ar_AE"/>
+        </w:rPr>
+        <w:t>يوحنّا 14:15–21</w:t>
+      </w:r>
       <w:r>
         <w:rPr>
           <w:rtl/>
@@ -2377,20 +1933,14 @@
           <w:lang w:val="ar_AE" w:bidi="ar_AE"/>
         </w:rPr>
       </w:r>
-      <w:hyperlink r:id="rId61">
-        <w:r>
-          <w:rPr>
-            <w:rtl/>
-            <w:cs/>
-            <w:lang w:val="ar_AE" w:bidi="ar_AE"/>
-          </w:rPr>
-          <w:rPr>
-            <w:color w:val="0000EE"/>
-            <w:u w:val="single"/>
-          </w:rPr>
-          <w:t>خروج 19:4–6؛</w:t>
-        </w:r>
-      </w:hyperlink>
+      <w:r>
+        <w:rPr>
+          <w:rtl/>
+          <w:cs/>
+          <w:lang w:val="ar_AE" w:bidi="ar_AE"/>
+        </w:rPr>
+        <w:t>خروج 19:4–6؛</w:t>
+      </w:r>
       <w:r>
         <w:rPr>
           <w:rtl/>
@@ -2399,20 +1949,14 @@
         </w:rPr>
         <w:t xml:space="preserve"> </w:t>
       </w:r>
-      <w:hyperlink r:id="rId69">
-        <w:r>
-          <w:rPr>
-            <w:rtl/>
-            <w:cs/>
-            <w:lang w:val="ar_AE" w:bidi="ar_AE"/>
-          </w:rPr>
-          <w:rPr>
-            <w:color w:val="0000EE"/>
-            <w:u w:val="single"/>
-          </w:rPr>
-          <w:t>لاويين 18:5؛</w:t>
-        </w:r>
-      </w:hyperlink>
+      <w:r>
+        <w:rPr>
+          <w:rtl/>
+          <w:cs/>
+          <w:lang w:val="ar_AE" w:bidi="ar_AE"/>
+        </w:rPr>
+        <w:t>لاويين 18:5؛</w:t>
+      </w:r>
       <w:r>
         <w:rPr>
           <w:rtl/>
@@ -2421,20 +1965,14 @@
         </w:rPr>
         <w:t xml:space="preserve"> </w:t>
       </w:r>
-      <w:hyperlink r:id="rId70">
-        <w:r>
-          <w:rPr>
-            <w:rtl/>
-            <w:cs/>
-            <w:lang w:val="ar_AE" w:bidi="ar_AE"/>
-          </w:rPr>
-          <w:rPr>
-            <w:color w:val="0000EE"/>
-            <w:u w:val="single"/>
-          </w:rPr>
-          <w:t>تثنية 4:1–2؛</w:t>
-        </w:r>
-      </w:hyperlink>
+      <w:r>
+        <w:rPr>
+          <w:rtl/>
+          <w:cs/>
+          <w:lang w:val="ar_AE" w:bidi="ar_AE"/>
+        </w:rPr>
+        <w:t>تثنية 4:1–2؛</w:t>
+      </w:r>
       <w:r>
         <w:rPr>
           <w:rtl/>
@@ -2443,20 +1981,14 @@
         </w:rPr>
         <w:t xml:space="preserve"> </w:t>
       </w:r>
-      <w:hyperlink r:id="rId62">
-        <w:r>
-          <w:rPr>
-            <w:rtl/>
-            <w:cs/>
-            <w:lang w:val="ar_AE" w:bidi="ar_AE"/>
-          </w:rPr>
-          <w:rPr>
-            <w:color w:val="0000EE"/>
-            <w:u w:val="single"/>
-          </w:rPr>
-          <w:t>5:6–21،</w:t>
-        </w:r>
-      </w:hyperlink>
+      <w:r>
+        <w:rPr>
+          <w:rtl/>
+          <w:cs/>
+          <w:lang w:val="ar_AE" w:bidi="ar_AE"/>
+        </w:rPr>
+        <w:t>5:6–21،</w:t>
+      </w:r>
       <w:r>
         <w:rPr>
           <w:rtl/>
@@ -2465,20 +1997,14 @@
         </w:rPr>
         <w:t xml:space="preserve"> </w:t>
       </w:r>
-      <w:hyperlink r:id="rId54">
-        <w:r>
-          <w:rPr>
-            <w:rtl/>
-            <w:cs/>
-            <w:lang w:val="ar_AE" w:bidi="ar_AE"/>
-          </w:rPr>
-          <w:rPr>
-            <w:color w:val="0000EE"/>
-            <w:u w:val="single"/>
-          </w:rPr>
-          <w:t>32–33؛</w:t>
-        </w:r>
-      </w:hyperlink>
+      <w:r>
+        <w:rPr>
+          <w:rtl/>
+          <w:cs/>
+          <w:lang w:val="ar_AE" w:bidi="ar_AE"/>
+        </w:rPr>
+        <w:t>32–33؛</w:t>
+      </w:r>
       <w:r>
         <w:rPr>
           <w:rtl/>
@@ -2487,20 +2013,14 @@
         </w:rPr>
         <w:t xml:space="preserve"> </w:t>
       </w:r>
-      <w:hyperlink r:id="rId71">
-        <w:r>
-          <w:rPr>
-            <w:rtl/>
-            <w:cs/>
-            <w:lang w:val="ar_AE" w:bidi="ar_AE"/>
-          </w:rPr>
-          <w:rPr>
-            <w:color w:val="0000EE"/>
-            <w:u w:val="single"/>
-          </w:rPr>
-          <w:t>6:1–9؛</w:t>
-        </w:r>
-      </w:hyperlink>
+      <w:r>
+        <w:rPr>
+          <w:rtl/>
+          <w:cs/>
+          <w:lang w:val="ar_AE" w:bidi="ar_AE"/>
+        </w:rPr>
+        <w:t>6:1–9؛</w:t>
+      </w:r>
       <w:r>
         <w:rPr>
           <w:rtl/>
@@ -2509,20 +2029,14 @@
         </w:rPr>
         <w:t xml:space="preserve"> </w:t>
       </w:r>
-      <w:hyperlink r:id="rId55">
-        <w:r>
-          <w:rPr>
-            <w:rtl/>
-            <w:cs/>
-            <w:lang w:val="ar_AE" w:bidi="ar_AE"/>
-          </w:rPr>
-          <w:rPr>
-            <w:color w:val="0000EE"/>
-            <w:u w:val="single"/>
-          </w:rPr>
-          <w:t>8:1؛</w:t>
-        </w:r>
-      </w:hyperlink>
+      <w:r>
+        <w:rPr>
+          <w:rtl/>
+          <w:cs/>
+          <w:lang w:val="ar_AE" w:bidi="ar_AE"/>
+        </w:rPr>
+        <w:t>8:1؛</w:t>
+      </w:r>
       <w:r>
         <w:rPr>
           <w:rtl/>
@@ -2531,20 +2045,14 @@
         </w:rPr>
         <w:t xml:space="preserve"> </w:t>
       </w:r>
-      <w:hyperlink r:id="rId72">
-        <w:r>
-          <w:rPr>
-            <w:rtl/>
-            <w:cs/>
-            <w:lang w:val="ar_AE" w:bidi="ar_AE"/>
-          </w:rPr>
-          <w:rPr>
-            <w:color w:val="0000EE"/>
-            <w:u w:val="single"/>
-          </w:rPr>
-          <w:t>30:1–20؛</w:t>
-        </w:r>
-      </w:hyperlink>
+      <w:r>
+        <w:rPr>
+          <w:rtl/>
+          <w:cs/>
+          <w:lang w:val="ar_AE" w:bidi="ar_AE"/>
+        </w:rPr>
+        <w:t>30:1–20؛</w:t>
+      </w:r>
       <w:r>
         <w:rPr>
           <w:rtl/>
@@ -2553,20 +2061,14 @@
         </w:rPr>
         <w:t xml:space="preserve"> </w:t>
       </w:r>
-      <w:hyperlink r:id="rId73">
-        <w:r>
-          <w:rPr>
-            <w:rtl/>
-            <w:cs/>
-            <w:lang w:val="ar_AE" w:bidi="ar_AE"/>
-          </w:rPr>
-          <w:rPr>
-            <w:color w:val="0000EE"/>
-            <w:u w:val="single"/>
-          </w:rPr>
-          <w:t>متى 5:17–48؛</w:t>
-        </w:r>
-      </w:hyperlink>
+      <w:r>
+        <w:rPr>
+          <w:rtl/>
+          <w:cs/>
+          <w:lang w:val="ar_AE" w:bidi="ar_AE"/>
+        </w:rPr>
+        <w:t>متى 5:17–48؛</w:t>
+      </w:r>
       <w:r>
         <w:rPr>
           <w:rtl/>
@@ -2575,20 +2077,14 @@
         </w:rPr>
         <w:t xml:space="preserve"> </w:t>
       </w:r>
-      <w:hyperlink r:id="rId74">
-        <w:r>
-          <w:rPr>
-            <w:rtl/>
-            <w:cs/>
-            <w:lang w:val="ar_AE" w:bidi="ar_AE"/>
-          </w:rPr>
-          <w:rPr>
-            <w:color w:val="0000EE"/>
-            <w:u w:val="single"/>
-          </w:rPr>
-          <w:t>22:36–40؛</w:t>
-        </w:r>
-      </w:hyperlink>
+      <w:r>
+        <w:rPr>
+          <w:rtl/>
+          <w:cs/>
+          <w:lang w:val="ar_AE" w:bidi="ar_AE"/>
+        </w:rPr>
+        <w:t>22:36–40؛</w:t>
+      </w:r>
       <w:r>
         <w:rPr>
           <w:rtl/>
@@ -2597,20 +2093,14 @@
         </w:rPr>
         <w:t xml:space="preserve"> </w:t>
       </w:r>
-      <w:hyperlink r:id="rId68">
-        <w:r>
-          <w:rPr>
-            <w:rtl/>
-            <w:cs/>
-            <w:lang w:val="ar_AE" w:bidi="ar_AE"/>
-          </w:rPr>
-          <w:rPr>
-            <w:color w:val="0000EE"/>
-            <w:u w:val="single"/>
-          </w:rPr>
-          <w:t>يوحنا 14:15–21؛</w:t>
-        </w:r>
-      </w:hyperlink>
+      <w:r>
+        <w:rPr>
+          <w:rtl/>
+          <w:cs/>
+          <w:lang w:val="ar_AE" w:bidi="ar_AE"/>
+        </w:rPr>
+        <w:t>يوحنا 14:15–21؛</w:t>
+      </w:r>
       <w:r>
         <w:rPr>
           <w:rtl/>
@@ -2619,20 +2109,14 @@
         </w:rPr>
         <w:t xml:space="preserve"> </w:t>
       </w:r>
-      <w:hyperlink r:id="rId75">
-        <w:r>
-          <w:rPr>
-            <w:rtl/>
-            <w:cs/>
-            <w:lang w:val="ar_AE" w:bidi="ar_AE"/>
-          </w:rPr>
-          <w:rPr>
-            <w:color w:val="0000EE"/>
-            <w:u w:val="single"/>
-          </w:rPr>
-          <w:t>رومية 3:19–24؛</w:t>
-        </w:r>
-      </w:hyperlink>
+      <w:r>
+        <w:rPr>
+          <w:rtl/>
+          <w:cs/>
+          <w:lang w:val="ar_AE" w:bidi="ar_AE"/>
+        </w:rPr>
+        <w:t>رومية 3:19–24؛</w:t>
+      </w:r>
       <w:r>
         <w:rPr>
           <w:rtl/>
@@ -2641,20 +2125,14 @@
         </w:rPr>
         <w:t xml:space="preserve"> </w:t>
       </w:r>
-      <w:hyperlink r:id="rId76">
-        <w:r>
-          <w:rPr>
-            <w:rtl/>
-            <w:cs/>
-            <w:lang w:val="ar_AE" w:bidi="ar_AE"/>
-          </w:rPr>
-          <w:rPr>
-            <w:color w:val="0000EE"/>
-            <w:u w:val="single"/>
-          </w:rPr>
-          <w:t>7:1–12؛</w:t>
-        </w:r>
-      </w:hyperlink>
+      <w:r>
+        <w:rPr>
+          <w:rtl/>
+          <w:cs/>
+          <w:lang w:val="ar_AE" w:bidi="ar_AE"/>
+        </w:rPr>
+        <w:t>7:1–12؛</w:t>
+      </w:r>
       <w:r>
         <w:rPr>
           <w:rtl/>
@@ -2663,20 +2141,14 @@
         </w:rPr>
         <w:t xml:space="preserve"> </w:t>
       </w:r>
-      <w:hyperlink r:id="rId77">
-        <w:r>
-          <w:rPr>
-            <w:rtl/>
-            <w:cs/>
-            <w:lang w:val="ar_AE" w:bidi="ar_AE"/>
-          </w:rPr>
-          <w:rPr>
-            <w:color w:val="0000EE"/>
-            <w:u w:val="single"/>
-          </w:rPr>
-          <w:t>1 كورنثوس 9:20–21؛</w:t>
-        </w:r>
-      </w:hyperlink>
+      <w:r>
+        <w:rPr>
+          <w:rtl/>
+          <w:cs/>
+          <w:lang w:val="ar_AE" w:bidi="ar_AE"/>
+        </w:rPr>
+        <w:t>1 كورنثوس 9:20–21؛</w:t>
+      </w:r>
       <w:r>
         <w:rPr>
           <w:rtl/>
@@ -2685,20 +2157,14 @@
         </w:rPr>
         <w:t xml:space="preserve"> </w:t>
       </w:r>
-      <w:hyperlink r:id="rId78">
-        <w:r>
-          <w:rPr>
-            <w:rtl/>
-            <w:cs/>
-            <w:lang w:val="ar_AE" w:bidi="ar_AE"/>
-          </w:rPr>
-          <w:rPr>
-            <w:color w:val="0000EE"/>
-            <w:u w:val="single"/>
-          </w:rPr>
-          <w:t>غلاطية 3:1–22؛</w:t>
-        </w:r>
-      </w:hyperlink>
+      <w:r>
+        <w:rPr>
+          <w:rtl/>
+          <w:cs/>
+          <w:lang w:val="ar_AE" w:bidi="ar_AE"/>
+        </w:rPr>
+        <w:t>غلاطية 3:1–22؛</w:t>
+      </w:r>
       <w:r>
         <w:rPr>
           <w:rtl/>
@@ -2707,20 +2173,14 @@
         </w:rPr>
         <w:t xml:space="preserve"> </w:t>
       </w:r>
-      <w:hyperlink r:id="rId79">
-        <w:r>
-          <w:rPr>
-            <w:rtl/>
-            <w:cs/>
-            <w:lang w:val="ar_AE" w:bidi="ar_AE"/>
-          </w:rPr>
-          <w:rPr>
-            <w:color w:val="0000EE"/>
-            <w:u w:val="single"/>
-          </w:rPr>
-          <w:t>5:14؛</w:t>
-        </w:r>
-      </w:hyperlink>
+      <w:r>
+        <w:rPr>
+          <w:rtl/>
+          <w:cs/>
+          <w:lang w:val="ar_AE" w:bidi="ar_AE"/>
+        </w:rPr>
+        <w:t>5:14؛</w:t>
+      </w:r>
       <w:r>
         <w:rPr>
           <w:rtl/>
@@ -2729,20 +2189,14 @@
         </w:rPr>
         <w:t xml:space="preserve"> </w:t>
       </w:r>
-      <w:hyperlink r:id="rId80">
-        <w:r>
-          <w:rPr>
-            <w:rtl/>
-            <w:cs/>
-            <w:lang w:val="ar_AE" w:bidi="ar_AE"/>
-          </w:rPr>
-          <w:rPr>
-            <w:color w:val="0000EE"/>
-            <w:u w:val="single"/>
-          </w:rPr>
-          <w:t>عبرانيين 7:18–19؛</w:t>
-        </w:r>
-      </w:hyperlink>
+      <w:r>
+        <w:rPr>
+          <w:rtl/>
+          <w:cs/>
+          <w:lang w:val="ar_AE" w:bidi="ar_AE"/>
+        </w:rPr>
+        <w:t>عبرانيين 7:18–19؛</w:t>
+      </w:r>
       <w:r>
         <w:rPr>
           <w:rtl/>
@@ -2751,20 +2205,14 @@
         </w:rPr>
         <w:t xml:space="preserve"> </w:t>
       </w:r>
-      <w:hyperlink r:id="rId81">
-        <w:r>
-          <w:rPr>
-            <w:rtl/>
-            <w:cs/>
-            <w:lang w:val="ar_AE" w:bidi="ar_AE"/>
-          </w:rPr>
-          <w:rPr>
-            <w:color w:val="0000EE"/>
-            <w:u w:val="single"/>
-          </w:rPr>
-          <w:t>10:1</w:t>
-        </w:r>
-      </w:hyperlink>
+      <w:r>
+        <w:rPr>
+          <w:rtl/>
+          <w:cs/>
+          <w:lang w:val="ar_AE" w:bidi="ar_AE"/>
+        </w:rPr>
+        <w:t>10:1</w:t>
+      </w:r>
       <w:r>
         <w:rPr>
           <w:rtl/>
@@ -3017,20 +2465,14 @@
         </w:rPr>
         <w:t>القصص (</w:t>
       </w:r>
-      <w:hyperlink r:id="rId82">
-        <w:r>
-          <w:rPr>
-            <w:rtl/>
-            <w:cs/>
-            <w:lang w:val="ar_AE" w:bidi="ar_AE"/>
-          </w:rPr>
-          <w:rPr>
-            <w:color w:val="0000EE"/>
-            <w:u w:val="single"/>
-          </w:rPr>
-          <w:t>لاويين 10:1–3</w:t>
-        </w:r>
-      </w:hyperlink>
+      <w:r>
+        <w:rPr>
+          <w:rtl/>
+          <w:cs/>
+          <w:lang w:val="ar_AE" w:bidi="ar_AE"/>
+        </w:rPr>
+        <w:t>لاويين 10:1–3</w:t>
+      </w:r>
       <w:r>
         <w:rPr>
           <w:rtl/>
@@ -3062,20 +2504,14 @@
         </w:rPr>
         <w:t>الشعر (</w:t>
       </w:r>
-      <w:hyperlink r:id="rId83">
-        <w:r>
-          <w:rPr>
-            <w:rtl/>
-            <w:cs/>
-            <w:lang w:val="ar_AE" w:bidi="ar_AE"/>
-          </w:rPr>
-          <w:rPr>
-            <w:color w:val="0000EE"/>
-            <w:u w:val="single"/>
-          </w:rPr>
-          <w:t>تثنية 32:1–43</w:t>
-        </w:r>
-      </w:hyperlink>
+      <w:r>
+        <w:rPr>
+          <w:rtl/>
+          <w:cs/>
+          <w:lang w:val="ar_AE" w:bidi="ar_AE"/>
+        </w:rPr>
+        <w:t>تثنية 32:1–43</w:t>
+      </w:r>
       <w:r>
         <w:rPr>
           <w:rtl/>
@@ -3107,20 +2543,14 @@
         </w:rPr>
         <w:t>قوائم الأنساب العائلية (</w:t>
       </w:r>
-      <w:hyperlink r:id="rId84">
-        <w:r>
-          <w:rPr>
-            <w:rtl/>
-            <w:cs/>
-            <w:lang w:val="ar_AE" w:bidi="ar_AE"/>
-          </w:rPr>
-          <w:rPr>
-            <w:color w:val="0000EE"/>
-            <w:u w:val="single"/>
-          </w:rPr>
-          <w:t>خروج 6:14–25</w:t>
-        </w:r>
-      </w:hyperlink>
+      <w:r>
+        <w:rPr>
+          <w:rtl/>
+          <w:cs/>
+          <w:lang w:val="ar_AE" w:bidi="ar_AE"/>
+        </w:rPr>
+        <w:t>خروج 6:14–25</w:t>
+      </w:r>
       <w:r>
         <w:rPr>
           <w:rtl/>
@@ -3207,20 +2637,14 @@
         </w:rPr>
         <w:t xml:space="preserve"> وتعني "تشريع"، وتشير إلى فريضة تُعطى من مُشرِّع (مثل </w:t>
       </w:r>
-      <w:hyperlink r:id="rId85">
-        <w:r>
-          <w:rPr>
-            <w:rtl/>
-            <w:cs/>
-            <w:lang w:val="ar_AE" w:bidi="ar_AE"/>
-          </w:rPr>
-          <w:rPr>
-            <w:color w:val="0000EE"/>
-            <w:u w:val="single"/>
-          </w:rPr>
-          <w:t>لاويين 6:22</w:t>
-        </w:r>
-      </w:hyperlink>
+      <w:r>
+        <w:rPr>
+          <w:rtl/>
+          <w:cs/>
+          <w:lang w:val="ar_AE" w:bidi="ar_AE"/>
+        </w:rPr>
+        <w:t>لاويين 6:22</w:t>
+      </w:r>
       <w:r>
         <w:rPr>
           <w:rtl/>
@@ -3249,20 +2673,14 @@
         </w:rPr>
         <w:t xml:space="preserve">نجد في </w:t>
       </w:r>
-      <w:hyperlink r:id="rId86">
-        <w:r>
-          <w:rPr>
-            <w:rtl/>
-            <w:cs/>
-            <w:lang w:val="ar_AE" w:bidi="ar_AE"/>
-          </w:rPr>
-          <w:rPr>
-            <w:color w:val="0000EE"/>
-            <w:u w:val="single"/>
-          </w:rPr>
-          <w:t>لاويين 18:4–5</w:t>
-        </w:r>
-      </w:hyperlink>
+      <w:r>
+        <w:rPr>
+          <w:rtl/>
+          <w:cs/>
+          <w:lang w:val="ar_AE" w:bidi="ar_AE"/>
+        </w:rPr>
+        <w:t>لاويين 18:4–5</w:t>
+      </w:r>
       <w:r>
         <w:rPr>
           <w:rtl/>
@@ -3271,20 +2689,14 @@
         </w:rPr>
         <w:t xml:space="preserve"> و</w:t>
       </w:r>
-      <w:hyperlink r:id="rId87">
-        <w:r>
-          <w:rPr>
-            <w:rtl/>
-            <w:cs/>
-            <w:lang w:val="ar_AE" w:bidi="ar_AE"/>
-          </w:rPr>
-          <w:rPr>
-            <w:color w:val="0000EE"/>
-            <w:u w:val="single"/>
-          </w:rPr>
-          <w:t>19:37</w:t>
-        </w:r>
-      </w:hyperlink>
+      <w:r>
+        <w:rPr>
+          <w:rtl/>
+          <w:cs/>
+          <w:lang w:val="ar_AE" w:bidi="ar_AE"/>
+        </w:rPr>
+        <w:t>19:37</w:t>
+      </w:r>
       <w:r>
         <w:rPr>
           <w:rtl/>
@@ -3365,20 +2777,14 @@
         </w:rPr>
         <w:t>الناموس ضروري لأنه سيكون هناك دائمًا أشخاص يحتاجون إليه ليردعهم عن ارتكاب الخطية. ويمكن أن تشير كلمة "شريعة" إلى جزء كبير من التوراة في العهد القديم. وبشكل عام، تُعلّم التوراة شعب الله عن شخصه وما هي علاقتهم به. وبطريقة مشابهة، فإن تعليم العقيدة وكيفية الحياة بالتقوى يُعدّان من الجوانب الأساسية في الكنيسة المسيحية ورسالتها التي تهب الحياة للعالم (</w:t>
       </w:r>
-      <w:hyperlink r:id="rId88">
-        <w:r>
-          <w:rPr>
-            <w:rtl/>
-            <w:cs/>
-            <w:lang w:val="ar_AE" w:bidi="ar_AE"/>
-          </w:rPr>
-          <w:rPr>
-            <w:color w:val="0000EE"/>
-            <w:u w:val="single"/>
-          </w:rPr>
-          <w:t>كولوسي 3:16</w:t>
-        </w:r>
-      </w:hyperlink>
+      <w:r>
+        <w:rPr>
+          <w:rtl/>
+          <w:cs/>
+          <w:lang w:val="ar_AE" w:bidi="ar_AE"/>
+        </w:rPr>
+        <w:t>كولوسي 3:16</w:t>
+      </w:r>
       <w:r>
         <w:rPr>
           <w:rtl/>
@@ -3420,20 +2826,14 @@
           <w:lang w:val="ar_AE" w:bidi="ar_AE"/>
         </w:rPr>
       </w:r>
-      <w:hyperlink r:id="rId89">
-        <w:r>
-          <w:rPr>
-            <w:rtl/>
-            <w:cs/>
-            <w:lang w:val="ar_AE" w:bidi="ar_AE"/>
-          </w:rPr>
-          <w:rPr>
-            <w:color w:val="0000EE"/>
-            <w:u w:val="single"/>
-          </w:rPr>
-          <w:t>تكوين 26:5</w:t>
-        </w:r>
-      </w:hyperlink>
+      <w:r>
+        <w:rPr>
+          <w:rtl/>
+          <w:cs/>
+          <w:lang w:val="ar_AE" w:bidi="ar_AE"/>
+        </w:rPr>
+        <w:t>تكوين 26:5</w:t>
+      </w:r>
       <w:r>
         <w:rPr>
           <w:rtl/>
@@ -3442,20 +2842,14 @@
         </w:rPr>
         <w:t xml:space="preserve">; </w:t>
       </w:r>
-      <w:hyperlink r:id="rId90">
-        <w:r>
-          <w:rPr>
-            <w:rtl/>
-            <w:cs/>
-            <w:lang w:val="ar_AE" w:bidi="ar_AE"/>
-          </w:rPr>
-          <w:rPr>
-            <w:color w:val="0000EE"/>
-            <w:u w:val="single"/>
-          </w:rPr>
-          <w:t>خروج 16:4</w:t>
-        </w:r>
-      </w:hyperlink>
+      <w:r>
+        <w:rPr>
+          <w:rtl/>
+          <w:cs/>
+          <w:lang w:val="ar_AE" w:bidi="ar_AE"/>
+        </w:rPr>
+        <w:t>خروج 16:4</w:t>
+      </w:r>
       <w:r>
         <w:rPr>
           <w:rtl/>
@@ -3464,20 +2858,14 @@
         </w:rPr>
         <w:t xml:space="preserve">; </w:t>
       </w:r>
-      <w:hyperlink r:id="rId91">
-        <w:r>
-          <w:rPr>
-            <w:rtl/>
-            <w:cs/>
-            <w:lang w:val="ar_AE" w:bidi="ar_AE"/>
-          </w:rPr>
-          <w:rPr>
-            <w:color w:val="0000EE"/>
-            <w:u w:val="single"/>
-          </w:rPr>
-          <w:t>لاويين 6:9</w:t>
-        </w:r>
-      </w:hyperlink>
+      <w:r>
+        <w:rPr>
+          <w:rtl/>
+          <w:cs/>
+          <w:lang w:val="ar_AE" w:bidi="ar_AE"/>
+        </w:rPr>
+        <w:t>لاويين 6:9</w:t>
+      </w:r>
       <w:r>
         <w:rPr>
           <w:rtl/>
@@ -3486,20 +2874,14 @@
         </w:rPr>
         <w:t xml:space="preserve">, </w:t>
       </w:r>
-      <w:hyperlink r:id="rId92">
-        <w:r>
-          <w:rPr>
-            <w:rtl/>
-            <w:cs/>
-            <w:lang w:val="ar_AE" w:bidi="ar_AE"/>
-          </w:rPr>
-          <w:rPr>
-            <w:color w:val="0000EE"/>
-            <w:u w:val="single"/>
-          </w:rPr>
-          <w:t>14</w:t>
-        </w:r>
-      </w:hyperlink>
+      <w:r>
+        <w:rPr>
+          <w:rtl/>
+          <w:cs/>
+          <w:lang w:val="ar_AE" w:bidi="ar_AE"/>
+        </w:rPr>
+        <w:t>14</w:t>
+      </w:r>
       <w:r>
         <w:rPr>
           <w:rtl/>
@@ -3508,20 +2890,14 @@
         </w:rPr>
         <w:t xml:space="preserve">; </w:t>
       </w:r>
-      <w:hyperlink r:id="rId93">
-        <w:r>
-          <w:rPr>
-            <w:rtl/>
-            <w:cs/>
-            <w:lang w:val="ar_AE" w:bidi="ar_AE"/>
-          </w:rPr>
-          <w:rPr>
-            <w:color w:val="0000EE"/>
-            <w:u w:val="single"/>
-          </w:rPr>
-          <w:t>تثنية 17:8–13</w:t>
-        </w:r>
-      </w:hyperlink>
+      <w:r>
+        <w:rPr>
+          <w:rtl/>
+          <w:cs/>
+          <w:lang w:val="ar_AE" w:bidi="ar_AE"/>
+        </w:rPr>
+        <w:t>تثنية 17:8–13</w:t>
+      </w:r>
       <w:r>
         <w:rPr>
           <w:rtl/>
@@ -3530,20 +2906,14 @@
         </w:rPr>
         <w:t xml:space="preserve">, </w:t>
       </w:r>
-      <w:hyperlink r:id="rId94">
-        <w:r>
-          <w:rPr>
-            <w:rtl/>
-            <w:cs/>
-            <w:lang w:val="ar_AE" w:bidi="ar_AE"/>
-          </w:rPr>
-          <w:rPr>
-            <w:color w:val="0000EE"/>
-            <w:u w:val="single"/>
-          </w:rPr>
-          <w:t>18–20</w:t>
-        </w:r>
-      </w:hyperlink>
+      <w:r>
+        <w:rPr>
+          <w:rtl/>
+          <w:cs/>
+          <w:lang w:val="ar_AE" w:bidi="ar_AE"/>
+        </w:rPr>
+        <w:t>18–20</w:t>
+      </w:r>
       <w:r>
         <w:rPr>
           <w:rtl/>
@@ -3552,20 +2922,14 @@
         </w:rPr>
         <w:t xml:space="preserve">; </w:t>
       </w:r>
-      <w:hyperlink r:id="rId95">
-        <w:r>
-          <w:rPr>
-            <w:rtl/>
-            <w:cs/>
-            <w:lang w:val="ar_AE" w:bidi="ar_AE"/>
-          </w:rPr>
-          <w:rPr>
-            <w:color w:val="0000EE"/>
-            <w:u w:val="single"/>
-          </w:rPr>
-          <w:t>2 ملوك 10:30–31</w:t>
-        </w:r>
-      </w:hyperlink>
+      <w:r>
+        <w:rPr>
+          <w:rtl/>
+          <w:cs/>
+          <w:lang w:val="ar_AE" w:bidi="ar_AE"/>
+        </w:rPr>
+        <w:t>2 ملوك 10:30–31</w:t>
+      </w:r>
       <w:r>
         <w:rPr>
           <w:rtl/>
@@ -3574,20 +2938,14 @@
         </w:rPr>
         <w:t xml:space="preserve">; </w:t>
       </w:r>
-      <w:hyperlink r:id="rId96">
-        <w:r>
-          <w:rPr>
-            <w:rtl/>
-            <w:cs/>
-            <w:lang w:val="ar_AE" w:bidi="ar_AE"/>
-          </w:rPr>
-          <w:rPr>
-            <w:color w:val="0000EE"/>
-            <w:u w:val="single"/>
-          </w:rPr>
-          <w:t>22:8–20</w:t>
-        </w:r>
-      </w:hyperlink>
+      <w:r>
+        <w:rPr>
+          <w:rtl/>
+          <w:cs/>
+          <w:lang w:val="ar_AE" w:bidi="ar_AE"/>
+        </w:rPr>
+        <w:t>22:8–20</w:t>
+      </w:r>
       <w:r>
         <w:rPr>
           <w:rtl/>
@@ -3596,20 +2954,14 @@
         </w:rPr>
         <w:t xml:space="preserve">; </w:t>
       </w:r>
-      <w:hyperlink r:id="rId97">
-        <w:r>
-          <w:rPr>
-            <w:rtl/>
-            <w:cs/>
-            <w:lang w:val="ar_AE" w:bidi="ar_AE"/>
-          </w:rPr>
-          <w:rPr>
-            <w:color w:val="0000EE"/>
-            <w:u w:val="single"/>
-          </w:rPr>
-          <w:t>أيوب 22:21–23</w:t>
-        </w:r>
-      </w:hyperlink>
+      <w:r>
+        <w:rPr>
+          <w:rtl/>
+          <w:cs/>
+          <w:lang w:val="ar_AE" w:bidi="ar_AE"/>
+        </w:rPr>
+        <w:t>أيوب 22:21–23</w:t>
+      </w:r>
       <w:r>
         <w:rPr>
           <w:rtl/>
@@ -3618,20 +2970,14 @@
         </w:rPr>
         <w:t xml:space="preserve">; </w:t>
       </w:r>
-      <w:hyperlink r:id="rId98">
-        <w:r>
-          <w:rPr>
-            <w:rtl/>
-            <w:cs/>
-            <w:lang w:val="ar_AE" w:bidi="ar_AE"/>
-          </w:rPr>
-          <w:rPr>
-            <w:color w:val="0000EE"/>
-            <w:u w:val="single"/>
-          </w:rPr>
-          <w:t>مزامير 40:8</w:t>
-        </w:r>
-      </w:hyperlink>
+      <w:r>
+        <w:rPr>
+          <w:rtl/>
+          <w:cs/>
+          <w:lang w:val="ar_AE" w:bidi="ar_AE"/>
+        </w:rPr>
+        <w:t>مزامير 40:8</w:t>
+      </w:r>
       <w:r>
         <w:rPr>
           <w:rtl/>
@@ -3640,20 +2986,14 @@
         </w:rPr>
         <w:t xml:space="preserve">; </w:t>
       </w:r>
-      <w:hyperlink r:id="rId99">
-        <w:r>
-          <w:rPr>
-            <w:rtl/>
-            <w:cs/>
-            <w:lang w:val="ar_AE" w:bidi="ar_AE"/>
-          </w:rPr>
-          <w:rPr>
-            <w:color w:val="0000EE"/>
-            <w:u w:val="single"/>
-          </w:rPr>
-          <w:t>78:9–12</w:t>
-        </w:r>
-      </w:hyperlink>
+      <w:r>
+        <w:rPr>
+          <w:rtl/>
+          <w:cs/>
+          <w:lang w:val="ar_AE" w:bidi="ar_AE"/>
+        </w:rPr>
+        <w:t>78:9–12</w:t>
+      </w:r>
       <w:r>
         <w:rPr>
           <w:rtl/>
@@ -3662,20 +3002,14 @@
         </w:rPr>
         <w:t xml:space="preserve">; </w:t>
       </w:r>
-      <w:hyperlink r:id="rId100">
-        <w:r>
-          <w:rPr>
-            <w:rtl/>
-            <w:cs/>
-            <w:lang w:val="ar_AE" w:bidi="ar_AE"/>
-          </w:rPr>
-          <w:rPr>
-            <w:color w:val="0000EE"/>
-            <w:u w:val="single"/>
-          </w:rPr>
-          <w:t>أمثال 6:20–23</w:t>
-        </w:r>
-      </w:hyperlink>
+      <w:r>
+        <w:rPr>
+          <w:rtl/>
+          <w:cs/>
+          <w:lang w:val="ar_AE" w:bidi="ar_AE"/>
+        </w:rPr>
+        <w:t>أمثال 6:20–23</w:t>
+      </w:r>
       <w:r>
         <w:rPr>
           <w:rtl/>
@@ -3684,20 +3018,14 @@
         </w:rPr>
         <w:t xml:space="preserve">; </w:t>
       </w:r>
-      <w:hyperlink r:id="rId101">
-        <w:r>
-          <w:rPr>
-            <w:rtl/>
-            <w:cs/>
-            <w:lang w:val="ar_AE" w:bidi="ar_AE"/>
-          </w:rPr>
-          <w:rPr>
-            <w:color w:val="0000EE"/>
-            <w:u w:val="single"/>
-          </w:rPr>
-          <w:t>13:14</w:t>
-        </w:r>
-      </w:hyperlink>
+      <w:r>
+        <w:rPr>
+          <w:rtl/>
+          <w:cs/>
+          <w:lang w:val="ar_AE" w:bidi="ar_AE"/>
+        </w:rPr>
+        <w:t>13:14</w:t>
+      </w:r>
       <w:r>
         <w:rPr>
           <w:rtl/>
@@ -3706,20 +3034,14 @@
         </w:rPr>
         <w:t xml:space="preserve">; </w:t>
       </w:r>
-      <w:hyperlink r:id="rId102">
-        <w:r>
-          <w:rPr>
-            <w:rtl/>
-            <w:cs/>
-            <w:lang w:val="ar_AE" w:bidi="ar_AE"/>
-          </w:rPr>
-          <w:rPr>
-            <w:color w:val="0000EE"/>
-            <w:u w:val="single"/>
-          </w:rPr>
-          <w:t>28:9</w:t>
-        </w:r>
-      </w:hyperlink>
+      <w:r>
+        <w:rPr>
+          <w:rtl/>
+          <w:cs/>
+          <w:lang w:val="ar_AE" w:bidi="ar_AE"/>
+        </w:rPr>
+        <w:t>28:9</w:t>
+      </w:r>
       <w:r>
         <w:rPr>
           <w:rtl/>
@@ -3728,20 +3050,14 @@
         </w:rPr>
         <w:t xml:space="preserve">; </w:t>
       </w:r>
-      <w:hyperlink r:id="rId103">
-        <w:r>
-          <w:rPr>
-            <w:rtl/>
-            <w:cs/>
-            <w:lang w:val="ar_AE" w:bidi="ar_AE"/>
-          </w:rPr>
-          <w:rPr>
-            <w:color w:val="0000EE"/>
-            <w:u w:val="single"/>
-          </w:rPr>
-          <w:t>إشعياء 8:20</w:t>
-        </w:r>
-      </w:hyperlink>
+      <w:r>
+        <w:rPr>
+          <w:rtl/>
+          <w:cs/>
+          <w:lang w:val="ar_AE" w:bidi="ar_AE"/>
+        </w:rPr>
+        <w:t>إشعياء 8:20</w:t>
+      </w:r>
       <w:r>
         <w:rPr>
           <w:rtl/>
@@ -3750,20 +3066,14 @@
         </w:rPr>
         <w:t xml:space="preserve">; </w:t>
       </w:r>
-      <w:hyperlink r:id="rId88">
-        <w:r>
-          <w:rPr>
-            <w:rtl/>
-            <w:cs/>
-            <w:lang w:val="ar_AE" w:bidi="ar_AE"/>
-          </w:rPr>
-          <w:rPr>
-            <w:color w:val="0000EE"/>
-            <w:u w:val="single"/>
-          </w:rPr>
-          <w:t>كولوسي 3:16</w:t>
-        </w:r>
-      </w:hyperlink>
+      <w:r>
+        <w:rPr>
+          <w:rtl/>
+          <w:cs/>
+          <w:lang w:val="ar_AE" w:bidi="ar_AE"/>
+        </w:rPr>
+        <w:t>كولوسي 3:16</w:t>
+      </w:r>
       <w:r>
         <w:rPr>
           <w:rtl/>
@@ -3772,20 +3082,14 @@
         </w:rPr>
         <w:t xml:space="preserve">; </w:t>
       </w:r>
-      <w:hyperlink r:id="rId104">
-        <w:r>
-          <w:rPr>
-            <w:rtl/>
-            <w:cs/>
-            <w:lang w:val="ar_AE" w:bidi="ar_AE"/>
-          </w:rPr>
-          <w:rPr>
-            <w:color w:val="0000EE"/>
-            <w:u w:val="single"/>
-          </w:rPr>
-          <w:t>2 تيموثاوس 3:14–17</w:t>
-        </w:r>
-      </w:hyperlink>
+      <w:r>
+        <w:rPr>
+          <w:rtl/>
+          <w:cs/>
+          <w:lang w:val="ar_AE" w:bidi="ar_AE"/>
+        </w:rPr>
+        <w:t>2 تيموثاوس 3:14–17</w:t>
+      </w:r>
       <w:r>
         <w:rPr>
           <w:rtl/>
@@ -3853,20 +3157,14 @@
         </w:rPr>
         <w:t>يعلّمنا الكتاب المقدس أن الشكوى خطأ في كثير من الأحيان. على سبيل المثال، عاقب الله بني إسرائيل بسبب شكواهم من الصعوبات التي يواجهونها في البرية (</w:t>
       </w:r>
-      <w:hyperlink r:id="rId105">
-        <w:r>
-          <w:rPr>
-            <w:rtl/>
-            <w:cs/>
-            <w:lang w:val="ar_AE" w:bidi="ar_AE"/>
-          </w:rPr>
-          <w:rPr>
-            <w:color w:val="0000EE"/>
-            <w:u w:val="single"/>
-          </w:rPr>
-          <w:t>العدد 14:27–37</w:t>
-        </w:r>
-      </w:hyperlink>
+      <w:r>
+        <w:rPr>
+          <w:rtl/>
+          <w:cs/>
+          <w:lang w:val="ar_AE" w:bidi="ar_AE"/>
+        </w:rPr>
+        <w:t>العدد 14:27–37</w:t>
+      </w:r>
       <w:r>
         <w:rPr>
           <w:rtl/>
@@ -3875,20 +3173,14 @@
         </w:rPr>
         <w:t>). اشتكى أيوب كثيرًا وسمع توبيخ الله له. ومع ذلك، أكد الله أن أيوب بارًا ورفض أولئك الذين حاولوا إسكاته (</w:t>
       </w:r>
-      <w:hyperlink r:id="rId106">
-        <w:r>
-          <w:rPr>
-            <w:rtl/>
-            <w:cs/>
-            <w:lang w:val="ar_AE" w:bidi="ar_AE"/>
-          </w:rPr>
-          <w:rPr>
-            <w:color w:val="0000EE"/>
-            <w:u w:val="single"/>
-          </w:rPr>
-          <w:t>أيوب 42:7–8</w:t>
-        </w:r>
-      </w:hyperlink>
+      <w:r>
+        <w:rPr>
+          <w:rtl/>
+          <w:cs/>
+          <w:lang w:val="ar_AE" w:bidi="ar_AE"/>
+        </w:rPr>
+        <w:t>أيوب 42:7–8</w:t>
+      </w:r>
       <w:r>
         <w:rPr>
           <w:rtl/>
@@ -3917,20 +3209,14 @@
         </w:rPr>
         <w:t>كانت الشكوى الرئيسية لأيوب هي أن الله لم يمنحه فرصة عادلة لإثبات براءته. انتقد أيوب أصدقائه لمحاولته الدفاع عن نفسه، لكن الله أثبت براءة أيوب. بطريقة لطيفة مع كونها حازمة، كشف الله عن نفسه وصحح لأيوب دفاعه المفرط عن نفسه، الذي أشار ضمنيًا إلى انتقاد عدالة الله. أعاد الله توجيه انتباه أيوب من تركيزه على مشاكله إلى تركيزه على الله نفسه (</w:t>
       </w:r>
-      <w:hyperlink r:id="rId107">
-        <w:r>
-          <w:rPr>
-            <w:rtl/>
-            <w:cs/>
-            <w:lang w:val="ar_AE" w:bidi="ar_AE"/>
-          </w:rPr>
-          <w:rPr>
-            <w:color w:val="0000EE"/>
-            <w:u w:val="single"/>
-          </w:rPr>
-          <w:t>أيوب 38–41</w:t>
-        </w:r>
-      </w:hyperlink>
+      <w:r>
+        <w:rPr>
+          <w:rtl/>
+          <w:cs/>
+          <w:lang w:val="ar_AE" w:bidi="ar_AE"/>
+        </w:rPr>
+        <w:t>أيوب 38–41</w:t>
+      </w:r>
       <w:r>
         <w:rPr>
           <w:rtl/>
@@ -3959,20 +3245,14 @@
         </w:rPr>
         <w:t>تدعونا الأسفار المقدسة إلى الابتهاج والشكر في جميع الظروف (</w:t>
       </w:r>
-      <w:hyperlink r:id="rId108">
-        <w:r>
-          <w:rPr>
-            <w:rtl/>
-            <w:cs/>
-            <w:lang w:val="ar_AE" w:bidi="ar_AE"/>
-          </w:rPr>
-          <w:rPr>
-            <w:color w:val="0000EE"/>
-            <w:u w:val="single"/>
-          </w:rPr>
-          <w:t>أفسس 5:20</w:t>
-        </w:r>
-      </w:hyperlink>
+      <w:r>
+        <w:rPr>
+          <w:rtl/>
+          <w:cs/>
+          <w:lang w:val="ar_AE" w:bidi="ar_AE"/>
+        </w:rPr>
+        <w:t>أفسس 5:20</w:t>
+      </w:r>
       <w:r>
         <w:rPr>
           <w:rtl/>
@@ -3981,20 +3261,14 @@
         </w:rPr>
         <w:t xml:space="preserve">؛ </w:t>
       </w:r>
-      <w:hyperlink r:id="rId109">
-        <w:r>
-          <w:rPr>
-            <w:rtl/>
-            <w:cs/>
-            <w:lang w:val="ar_AE" w:bidi="ar_AE"/>
-          </w:rPr>
-          <w:rPr>
-            <w:color w:val="0000EE"/>
-            <w:u w:val="single"/>
-          </w:rPr>
-          <w:t>فيلبي 4:4</w:t>
-        </w:r>
-      </w:hyperlink>
+      <w:r>
+        <w:rPr>
+          <w:rtl/>
+          <w:cs/>
+          <w:lang w:val="ar_AE" w:bidi="ar_AE"/>
+        </w:rPr>
+        <w:t>فيلبي 4:4</w:t>
+      </w:r>
       <w:r>
         <w:rPr>
           <w:rtl/>
@@ -4003,20 +3277,14 @@
         </w:rPr>
         <w:t xml:space="preserve">؛ </w:t>
       </w:r>
-      <w:hyperlink r:id="rId110">
-        <w:r>
-          <w:rPr>
-            <w:rtl/>
-            <w:cs/>
-            <w:lang w:val="ar_AE" w:bidi="ar_AE"/>
-          </w:rPr>
-          <w:rPr>
-            <w:color w:val="0000EE"/>
-            <w:u w:val="single"/>
-          </w:rPr>
-          <w:t>تسالونيكي الأولى 5:16–18</w:t>
-        </w:r>
-      </w:hyperlink>
+      <w:r>
+        <w:rPr>
+          <w:rtl/>
+          <w:cs/>
+          <w:lang w:val="ar_AE" w:bidi="ar_AE"/>
+        </w:rPr>
+        <w:t>تسالونيكي الأولى 5:16–18</w:t>
+      </w:r>
       <w:r>
         <w:rPr>
           <w:rtl/>
@@ -4025,20 +3293,14 @@
         </w:rPr>
         <w:t>). كما تحثنا على تحمل الألم والمثابرة في الصلاة (</w:t>
       </w:r>
-      <w:hyperlink r:id="rId111">
-        <w:r>
-          <w:rPr>
-            <w:rtl/>
-            <w:cs/>
-            <w:lang w:val="ar_AE" w:bidi="ar_AE"/>
-          </w:rPr>
-          <w:rPr>
-            <w:color w:val="0000EE"/>
-            <w:u w:val="single"/>
-          </w:rPr>
-          <w:t>يعقوب 5:10–18</w:t>
-        </w:r>
-      </w:hyperlink>
+      <w:r>
+        <w:rPr>
+          <w:rtl/>
+          <w:cs/>
+          <w:lang w:val="ar_AE" w:bidi="ar_AE"/>
+        </w:rPr>
+        <w:t>يعقوب 5:10–18</w:t>
+      </w:r>
       <w:r>
         <w:rPr>
           <w:rtl/>
@@ -4047,20 +3309,14 @@
         </w:rPr>
         <w:t xml:space="preserve">). إذا شعرنا بالحاجة إلى الشكوى في الصلاة، ينبغي أن نتبع مثال المزامير، التي تعيد توجيهنا إلى ٱلله (انظر، على سبيل المثال، </w:t>
       </w:r>
-      <w:hyperlink r:id="rId112">
-        <w:r>
-          <w:rPr>
-            <w:rtl/>
-            <w:cs/>
-            <w:lang w:val="ar_AE" w:bidi="ar_AE"/>
-          </w:rPr>
-          <w:rPr>
-            <w:color w:val="0000EE"/>
-            <w:u w:val="single"/>
-          </w:rPr>
-          <w:t>مزمور 13</w:t>
-        </w:r>
-      </w:hyperlink>
+      <w:r>
+        <w:rPr>
+          <w:rtl/>
+          <w:cs/>
+          <w:lang w:val="ar_AE" w:bidi="ar_AE"/>
+        </w:rPr>
+        <w:t>مزمور 13</w:t>
+      </w:r>
       <w:r>
         <w:rPr>
           <w:rtl/>
@@ -4069,20 +3325,14 @@
         </w:rPr>
         <w:t>). المثال الإيجابي لأيوب لا يكمن في تجاوبه مع المشاكل أو مع المعزين، بل في تجاوبه مع الله (</w:t>
       </w:r>
-      <w:hyperlink r:id="rId113">
-        <w:r>
-          <w:rPr>
-            <w:rtl/>
-            <w:cs/>
-            <w:lang w:val="ar_AE" w:bidi="ar_AE"/>
-          </w:rPr>
-          <w:rPr>
-            <w:color w:val="0000EE"/>
-            <w:u w:val="single"/>
-          </w:rPr>
-          <w:t>يعقوب 5:11</w:t>
-        </w:r>
-      </w:hyperlink>
+      <w:r>
+        <w:rPr>
+          <w:rtl/>
+          <w:cs/>
+          <w:lang w:val="ar_AE" w:bidi="ar_AE"/>
+        </w:rPr>
+        <w:t>يعقوب 5:11</w:t>
+      </w:r>
       <w:r>
         <w:rPr>
           <w:rtl/>
@@ -4091,20 +3341,14 @@
         </w:rPr>
         <w:t xml:space="preserve">؛ </w:t>
       </w:r>
-      <w:hyperlink r:id="rId114">
-        <w:r>
-          <w:rPr>
-            <w:rtl/>
-            <w:cs/>
-            <w:lang w:val="ar_AE" w:bidi="ar_AE"/>
-          </w:rPr>
-          <w:rPr>
-            <w:color w:val="0000EE"/>
-            <w:u w:val="single"/>
-          </w:rPr>
-          <w:t>أيوب 40:3–5</w:t>
-        </w:r>
-      </w:hyperlink>
+      <w:r>
+        <w:rPr>
+          <w:rtl/>
+          <w:cs/>
+          <w:lang w:val="ar_AE" w:bidi="ar_AE"/>
+        </w:rPr>
+        <w:t>أيوب 40:3–5</w:t>
+      </w:r>
       <w:r>
         <w:rPr>
           <w:rtl/>
@@ -4113,20 +3357,14 @@
         </w:rPr>
         <w:t xml:space="preserve">؛ </w:t>
       </w:r>
-      <w:hyperlink r:id="rId115">
-        <w:r>
-          <w:rPr>
-            <w:rtl/>
-            <w:cs/>
-            <w:lang w:val="ar_AE" w:bidi="ar_AE"/>
-          </w:rPr>
-          <w:rPr>
-            <w:color w:val="0000EE"/>
-            <w:u w:val="single"/>
-          </w:rPr>
-          <w:t>42:1–6</w:t>
-        </w:r>
-      </w:hyperlink>
+      <w:r>
+        <w:rPr>
+          <w:rtl/>
+          <w:cs/>
+          <w:lang w:val="ar_AE" w:bidi="ar_AE"/>
+        </w:rPr>
+        <w:t>42:1–6</w:t>
+      </w:r>
       <w:r>
         <w:rPr>
           <w:rtl/>
@@ -4168,20 +3406,14 @@
           <w:lang w:val="ar_AE" w:bidi="ar_AE"/>
         </w:rPr>
       </w:r>
-      <w:hyperlink r:id="rId116">
-        <w:r>
-          <w:rPr>
-            <w:rtl/>
-            <w:cs/>
-            <w:lang w:val="ar_AE" w:bidi="ar_AE"/>
-          </w:rPr>
-          <w:rPr>
-            <w:color w:val="0000EE"/>
-            <w:u w:val="single"/>
-          </w:rPr>
-          <w:t>تكوين 4:13–14</w:t>
-        </w:r>
-      </w:hyperlink>
+      <w:r>
+        <w:rPr>
+          <w:rtl/>
+          <w:cs/>
+          <w:lang w:val="ar_AE" w:bidi="ar_AE"/>
+        </w:rPr>
+        <w:t>تكوين 4:13–14</w:t>
+      </w:r>
       <w:r>
         <w:rPr>
           <w:rtl/>
@@ -4190,20 +3422,14 @@
         </w:rPr>
         <w:t xml:space="preserve">; </w:t>
       </w:r>
-      <w:hyperlink r:id="rId117">
-        <w:r>
-          <w:rPr>
-            <w:rtl/>
-            <w:cs/>
-            <w:lang w:val="ar_AE" w:bidi="ar_AE"/>
-          </w:rPr>
-          <w:rPr>
-            <w:color w:val="0000EE"/>
-            <w:u w:val="single"/>
-          </w:rPr>
-          <w:t>خروج 16:2–18</w:t>
-        </w:r>
-      </w:hyperlink>
+      <w:r>
+        <w:rPr>
+          <w:rtl/>
+          <w:cs/>
+          <w:lang w:val="ar_AE" w:bidi="ar_AE"/>
+        </w:rPr>
+        <w:t>خروج 16:2–18</w:t>
+      </w:r>
       <w:r>
         <w:rPr>
           <w:rtl/>
@@ -4212,20 +3438,14 @@
         </w:rPr>
         <w:t xml:space="preserve">; </w:t>
       </w:r>
-      <w:hyperlink r:id="rId105">
-        <w:r>
-          <w:rPr>
-            <w:rtl/>
-            <w:cs/>
-            <w:lang w:val="ar_AE" w:bidi="ar_AE"/>
-          </w:rPr>
-          <w:rPr>
-            <w:color w:val="0000EE"/>
-            <w:u w:val="single"/>
-          </w:rPr>
-          <w:t>عدد 14:27–37</w:t>
-        </w:r>
-      </w:hyperlink>
+      <w:r>
+        <w:rPr>
+          <w:rtl/>
+          <w:cs/>
+          <w:lang w:val="ar_AE" w:bidi="ar_AE"/>
+        </w:rPr>
+        <w:t>عدد 14:27–37</w:t>
+      </w:r>
       <w:r>
         <w:rPr>
           <w:rtl/>
@@ -4234,20 +3454,14 @@
         </w:rPr>
         <w:t xml:space="preserve">; </w:t>
       </w:r>
-      <w:hyperlink r:id="rId118">
-        <w:r>
-          <w:rPr>
-            <w:rtl/>
-            <w:cs/>
-            <w:lang w:val="ar_AE" w:bidi="ar_AE"/>
-          </w:rPr>
-          <w:rPr>
-            <w:color w:val="0000EE"/>
-            <w:u w:val="single"/>
-          </w:rPr>
-          <w:t>1 ملوك 19:3–18</w:t>
-        </w:r>
-      </w:hyperlink>
+      <w:r>
+        <w:rPr>
+          <w:rtl/>
+          <w:cs/>
+          <w:lang w:val="ar_AE" w:bidi="ar_AE"/>
+        </w:rPr>
+        <w:t>1 ملوك 19:3–18</w:t>
+      </w:r>
       <w:r>
         <w:rPr>
           <w:rtl/>
@@ -4256,20 +3470,14 @@
         </w:rPr>
         <w:t xml:space="preserve">; </w:t>
       </w:r>
-      <w:hyperlink r:id="rId119">
-        <w:r>
-          <w:rPr>
-            <w:rtl/>
-            <w:cs/>
-            <w:lang w:val="ar_AE" w:bidi="ar_AE"/>
-          </w:rPr>
-          <w:rPr>
-            <w:color w:val="0000EE"/>
-            <w:u w:val="single"/>
-          </w:rPr>
-          <w:t>أيوب 3:1–26</w:t>
-        </w:r>
-      </w:hyperlink>
+      <w:r>
+        <w:rPr>
+          <w:rtl/>
+          <w:cs/>
+          <w:lang w:val="ar_AE" w:bidi="ar_AE"/>
+        </w:rPr>
+        <w:t>أيوب 3:1–26</w:t>
+      </w:r>
       <w:r>
         <w:rPr>
           <w:rtl/>
@@ -4278,20 +3486,14 @@
         </w:rPr>
         <w:t xml:space="preserve">; </w:t>
       </w:r>
-      <w:hyperlink r:id="rId120">
-        <w:r>
-          <w:rPr>
-            <w:rtl/>
-            <w:cs/>
-            <w:lang w:val="ar_AE" w:bidi="ar_AE"/>
-          </w:rPr>
-          <w:rPr>
-            <w:color w:val="0000EE"/>
-            <w:u w:val="single"/>
-          </w:rPr>
-          <w:t>أيوب 6:1–7:21</w:t>
-        </w:r>
-      </w:hyperlink>
+      <w:r>
+        <w:rPr>
+          <w:rtl/>
+          <w:cs/>
+          <w:lang w:val="ar_AE" w:bidi="ar_AE"/>
+        </w:rPr>
+        <w:t>أيوب 6:1–7:21</w:t>
+      </w:r>
       <w:r>
         <w:rPr>
           <w:rtl/>
@@ -4300,20 +3502,14 @@
         </w:rPr>
         <w:t xml:space="preserve">; </w:t>
       </w:r>
-      <w:hyperlink r:id="rId121">
-        <w:r>
-          <w:rPr>
-            <w:rtl/>
-            <w:cs/>
-            <w:lang w:val="ar_AE" w:bidi="ar_AE"/>
-          </w:rPr>
-          <w:rPr>
-            <w:color w:val="0000EE"/>
-            <w:u w:val="single"/>
-          </w:rPr>
-          <w:t>مزامير 38</w:t>
-        </w:r>
-      </w:hyperlink>
+      <w:r>
+        <w:rPr>
+          <w:rtl/>
+          <w:cs/>
+          <w:lang w:val="ar_AE" w:bidi="ar_AE"/>
+        </w:rPr>
+        <w:t>مزامير 38</w:t>
+      </w:r>
       <w:r>
         <w:rPr>
           <w:rtl/>
@@ -4322,20 +3518,14 @@
         </w:rPr>
         <w:t xml:space="preserve">; </w:t>
       </w:r>
-      <w:hyperlink r:id="rId122">
-        <w:r>
-          <w:rPr>
-            <w:rtl/>
-            <w:cs/>
-            <w:lang w:val="ar_AE" w:bidi="ar_AE"/>
-          </w:rPr>
-          <w:rPr>
-            <w:color w:val="0000EE"/>
-            <w:u w:val="single"/>
-          </w:rPr>
-          <w:t>مزامير 39</w:t>
-        </w:r>
-      </w:hyperlink>
+      <w:r>
+        <w:rPr>
+          <w:rtl/>
+          <w:cs/>
+          <w:lang w:val="ar_AE" w:bidi="ar_AE"/>
+        </w:rPr>
+        <w:t>مزامير 39</w:t>
+      </w:r>
       <w:r>
         <w:rPr>
           <w:rtl/>
@@ -4344,20 +3534,14 @@
         </w:rPr>
         <w:t xml:space="preserve">; </w:t>
       </w:r>
-      <w:hyperlink r:id="rId123">
-        <w:r>
-          <w:rPr>
-            <w:rtl/>
-            <w:cs/>
-            <w:lang w:val="ar_AE" w:bidi="ar_AE"/>
-          </w:rPr>
-          <w:rPr>
-            <w:color w:val="0000EE"/>
-            <w:u w:val="single"/>
-          </w:rPr>
-          <w:t>مزامير 44</w:t>
-        </w:r>
-      </w:hyperlink>
+      <w:r>
+        <w:rPr>
+          <w:rtl/>
+          <w:cs/>
+          <w:lang w:val="ar_AE" w:bidi="ar_AE"/>
+        </w:rPr>
+        <w:t>مزامير 44</w:t>
+      </w:r>
       <w:r>
         <w:rPr>
           <w:rtl/>
@@ -4366,20 +3550,14 @@
         </w:rPr>
         <w:t xml:space="preserve">; </w:t>
       </w:r>
-      <w:hyperlink r:id="rId124">
-        <w:r>
-          <w:rPr>
-            <w:rtl/>
-            <w:cs/>
-            <w:lang w:val="ar_AE" w:bidi="ar_AE"/>
-          </w:rPr>
-          <w:rPr>
-            <w:color w:val="0000EE"/>
-            <w:u w:val="single"/>
-          </w:rPr>
-          <w:t>مزامير 73</w:t>
-        </w:r>
-      </w:hyperlink>
+      <w:r>
+        <w:rPr>
+          <w:rtl/>
+          <w:cs/>
+          <w:lang w:val="ar_AE" w:bidi="ar_AE"/>
+        </w:rPr>
+        <w:t>مزامير 73</w:t>
+      </w:r>
       <w:r>
         <w:rPr>
           <w:rtl/>
@@ -4388,20 +3566,14 @@
         </w:rPr>
         <w:t xml:space="preserve">; </w:t>
       </w:r>
-      <w:hyperlink r:id="rId125">
-        <w:r>
-          <w:rPr>
-            <w:rtl/>
-            <w:cs/>
-            <w:lang w:val="ar_AE" w:bidi="ar_AE"/>
-          </w:rPr>
-          <w:rPr>
-            <w:color w:val="0000EE"/>
-            <w:u w:val="single"/>
-          </w:rPr>
-          <w:t>إرميا 20:14–18</w:t>
-        </w:r>
-      </w:hyperlink>
+      <w:r>
+        <w:rPr>
+          <w:rtl/>
+          <w:cs/>
+          <w:lang w:val="ar_AE" w:bidi="ar_AE"/>
+        </w:rPr>
+        <w:t>إرميا 20:14–18</w:t>
+      </w:r>
       <w:r>
         <w:rPr>
           <w:rtl/>
@@ -4410,20 +3582,14 @@
         </w:rPr>
         <w:t xml:space="preserve">; </w:t>
       </w:r>
-      <w:hyperlink r:id="rId126">
-        <w:r>
-          <w:rPr>
-            <w:rtl/>
-            <w:cs/>
-            <w:lang w:val="ar_AE" w:bidi="ar_AE"/>
-          </w:rPr>
-          <w:rPr>
-            <w:color w:val="0000EE"/>
-            <w:u w:val="single"/>
-          </w:rPr>
-          <w:t>يونان 4:1–11</w:t>
-        </w:r>
-      </w:hyperlink>
+      <w:r>
+        <w:rPr>
+          <w:rtl/>
+          <w:cs/>
+          <w:lang w:val="ar_AE" w:bidi="ar_AE"/>
+        </w:rPr>
+        <w:t>يونان 4:1–11</w:t>
+      </w:r>
       <w:r>
         <w:rPr>
           <w:rtl/>
@@ -4432,20 +3598,14 @@
         </w:rPr>
         <w:t xml:space="preserve">; </w:t>
       </w:r>
-      <w:hyperlink r:id="rId127">
-        <w:r>
-          <w:rPr>
-            <w:rtl/>
-            <w:cs/>
-            <w:lang w:val="ar_AE" w:bidi="ar_AE"/>
-          </w:rPr>
-          <w:rPr>
-            <w:color w:val="0000EE"/>
-            <w:u w:val="single"/>
-          </w:rPr>
-          <w:t>متى 27:46</w:t>
-        </w:r>
-      </w:hyperlink>
+      <w:r>
+        <w:rPr>
+          <w:rtl/>
+          <w:cs/>
+          <w:lang w:val="ar_AE" w:bidi="ar_AE"/>
+        </w:rPr>
+        <w:t>متى 27:46</w:t>
+      </w:r>
       <w:r>
         <w:rPr>
           <w:rtl/>
@@ -4454,20 +3614,14 @@
         </w:rPr>
         <w:t xml:space="preserve">; </w:t>
       </w:r>
-      <w:hyperlink r:id="rId128">
-        <w:r>
-          <w:rPr>
-            <w:rtl/>
-            <w:cs/>
-            <w:lang w:val="ar_AE" w:bidi="ar_AE"/>
-          </w:rPr>
-          <w:rPr>
-            <w:color w:val="0000EE"/>
-            <w:u w:val="single"/>
-          </w:rPr>
-          <w:t>يوحنا 6:41–59</w:t>
-        </w:r>
-      </w:hyperlink>
+      <w:r>
+        <w:rPr>
+          <w:rtl/>
+          <w:cs/>
+          <w:lang w:val="ar_AE" w:bidi="ar_AE"/>
+        </w:rPr>
+        <w:t>يوحنا 6:41–59</w:t>
+      </w:r>
       <w:r>
         <w:rPr>
           <w:rtl/>
@@ -4476,20 +3630,14 @@
         </w:rPr>
         <w:t xml:space="preserve">; </w:t>
       </w:r>
-      <w:hyperlink r:id="rId129">
-        <w:r>
-          <w:rPr>
-            <w:rtl/>
-            <w:cs/>
-            <w:lang w:val="ar_AE" w:bidi="ar_AE"/>
-          </w:rPr>
-          <w:rPr>
-            <w:color w:val="0000EE"/>
-            <w:u w:val="single"/>
-          </w:rPr>
-          <w:t>1 كورنثوس 10:1–10</w:t>
-        </w:r>
-      </w:hyperlink>
+      <w:r>
+        <w:rPr>
+          <w:rtl/>
+          <w:cs/>
+          <w:lang w:val="ar_AE" w:bidi="ar_AE"/>
+        </w:rPr>
+        <w:t>1 كورنثوس 10:1–10</w:t>
+      </w:r>
       <w:r>
         <w:rPr>
           <w:rtl/>
@@ -4498,20 +3646,14 @@
         </w:rPr>
         <w:t xml:space="preserve">; </w:t>
       </w:r>
-      <w:hyperlink r:id="rId108">
-        <w:r>
-          <w:rPr>
-            <w:rtl/>
-            <w:cs/>
-            <w:lang w:val="ar_AE" w:bidi="ar_AE"/>
-          </w:rPr>
-          <w:rPr>
-            <w:color w:val="0000EE"/>
-            <w:u w:val="single"/>
-          </w:rPr>
-          <w:t>أفسس 5:20</w:t>
-        </w:r>
-      </w:hyperlink>
+      <w:r>
+        <w:rPr>
+          <w:rtl/>
+          <w:cs/>
+          <w:lang w:val="ar_AE" w:bidi="ar_AE"/>
+        </w:rPr>
+        <w:t>أفسس 5:20</w:t>
+      </w:r>
       <w:r>
         <w:rPr>
           <w:rtl/>
@@ -4520,20 +3662,14 @@
         </w:rPr>
         <w:t xml:space="preserve">; </w:t>
       </w:r>
-      <w:hyperlink r:id="rId130">
-        <w:r>
-          <w:rPr>
-            <w:rtl/>
-            <w:cs/>
-            <w:lang w:val="ar_AE" w:bidi="ar_AE"/>
-          </w:rPr>
-          <w:rPr>
-            <w:color w:val="0000EE"/>
-            <w:u w:val="single"/>
-          </w:rPr>
-          <w:t>فيلبي 2:14–15</w:t>
-        </w:r>
-      </w:hyperlink>
+      <w:r>
+        <w:rPr>
+          <w:rtl/>
+          <w:cs/>
+          <w:lang w:val="ar_AE" w:bidi="ar_AE"/>
+        </w:rPr>
+        <w:t>فيلبي 2:14–15</w:t>
+      </w:r>
       <w:r>
         <w:rPr>
           <w:rtl/>
@@ -4542,20 +3678,14 @@
         </w:rPr>
         <w:t xml:space="preserve">; </w:t>
       </w:r>
-      <w:hyperlink r:id="rId131">
-        <w:r>
-          <w:rPr>
-            <w:rtl/>
-            <w:cs/>
-            <w:lang w:val="ar_AE" w:bidi="ar_AE"/>
-          </w:rPr>
-          <w:rPr>
-            <w:color w:val="0000EE"/>
-            <w:u w:val="single"/>
-          </w:rPr>
-          <w:t>يعقوب 5:9–11</w:t>
-        </w:r>
-      </w:hyperlink>
+      <w:r>
+        <w:rPr>
+          <w:rtl/>
+          <w:cs/>
+          <w:lang w:val="ar_AE" w:bidi="ar_AE"/>
+        </w:rPr>
+        <w:t>يعقوب 5:9–11</w:t>
+      </w:r>
       <w:r>
         <w:rPr>
           <w:rtl/>
@@ -4623,20 +3753,14 @@
         </w:rPr>
         <w:t>كانت مدينة شكيم في موقع استراتيجي عند مدخل الطريق بين جبل عيبال وجبل جرزيم. وكانت تُسيطر على عدة طرق رئيسية في منطقة التلال الوسطى. واشترى يعقوب أرضًا قريبة من شكيم (</w:t>
       </w:r>
-      <w:hyperlink r:id="rId132">
-        <w:r>
-          <w:rPr>
-            <w:rtl/>
-            <w:cs/>
-            <w:lang w:val="ar_AE" w:bidi="ar_AE"/>
-          </w:rPr>
-          <w:rPr>
-            <w:color w:val="0000EE"/>
-            <w:u w:val="single"/>
-          </w:rPr>
-          <w:t>تكوين 33:18–19</w:t>
-        </w:r>
-      </w:hyperlink>
+      <w:r>
+        <w:rPr>
+          <w:rtl/>
+          <w:cs/>
+          <w:lang w:val="ar_AE" w:bidi="ar_AE"/>
+        </w:rPr>
+        <w:t>تكوين 33:18–19</w:t>
+      </w:r>
       <w:r>
         <w:rPr>
           <w:rtl/>
@@ -4665,20 +3789,14 @@
         </w:rPr>
         <w:t>وأثناء وجوده هناك، اغتصب الأمير شكيم (أمير منطقة شكيم) دينة، ابنة يعقوب. فقام شمعون ولاوي إخوة دينة، بقتل جميع رجال المدينة (</w:t>
       </w:r>
-      <w:hyperlink r:id="rId133">
-        <w:r>
-          <w:rPr>
-            <w:rtl/>
-            <w:cs/>
-            <w:lang w:val="ar_AE" w:bidi="ar_AE"/>
-          </w:rPr>
-          <w:rPr>
-            <w:color w:val="0000EE"/>
-            <w:u w:val="single"/>
-          </w:rPr>
-          <w:t>تكوين 34</w:t>
-        </w:r>
-      </w:hyperlink>
+      <w:r>
+        <w:rPr>
+          <w:rtl/>
+          <w:cs/>
+          <w:lang w:val="ar_AE" w:bidi="ar_AE"/>
+        </w:rPr>
+        <w:t>تكوين 34</w:t>
+      </w:r>
       <w:r>
         <w:rPr>
           <w:rtl/>
@@ -4687,20 +3805,14 @@
         </w:rPr>
         <w:t>). ولاحقًا، أصبحت شكيم جزءًا من ميراث يوسف (</w:t>
       </w:r>
-      <w:hyperlink r:id="rId134">
-        <w:r>
-          <w:rPr>
-            <w:rtl/>
-            <w:cs/>
-            <w:lang w:val="ar_AE" w:bidi="ar_AE"/>
-          </w:rPr>
-          <w:rPr>
-            <w:color w:val="0000EE"/>
-            <w:u w:val="single"/>
-          </w:rPr>
-          <w:t>يشوع 24:32</w:t>
-        </w:r>
-      </w:hyperlink>
+      <w:r>
+        <w:rPr>
+          <w:rtl/>
+          <w:cs/>
+          <w:lang w:val="ar_AE" w:bidi="ar_AE"/>
+        </w:rPr>
+        <w:t>يشوع 24:32</w:t>
+      </w:r>
       <w:r>
         <w:rPr>
           <w:rtl/>
@@ -4709,20 +3821,14 @@
         </w:rPr>
         <w:t xml:space="preserve">). وكانت أيضًا واحدة من مدن الملجأ التي يحتمي بها من يقتل شخصًا عن طريق الخطأ (انظر </w:t>
       </w:r>
-      <w:hyperlink r:id="rId135">
-        <w:r>
-          <w:rPr>
-            <w:rtl/>
-            <w:cs/>
-            <w:lang w:val="ar_AE" w:bidi="ar_AE"/>
-          </w:rPr>
-          <w:rPr>
-            <w:color w:val="0000EE"/>
-            <w:u w:val="single"/>
-          </w:rPr>
-          <w:t>تثنية 19:1–13</w:t>
-        </w:r>
-      </w:hyperlink>
+      <w:r>
+        <w:rPr>
+          <w:rtl/>
+          <w:cs/>
+          <w:lang w:val="ar_AE" w:bidi="ar_AE"/>
+        </w:rPr>
+        <w:t>تثنية 19:1–13</w:t>
+      </w:r>
       <w:r>
         <w:rPr>
           <w:rtl/>
@@ -4731,20 +3837,14 @@
         </w:rPr>
         <w:t xml:space="preserve">؛ </w:t>
       </w:r>
-      <w:hyperlink r:id="rId136">
-        <w:r>
-          <w:rPr>
-            <w:rtl/>
-            <w:cs/>
-            <w:lang w:val="ar_AE" w:bidi="ar_AE"/>
-          </w:rPr>
-          <w:rPr>
-            <w:color w:val="0000EE"/>
-            <w:u w:val="single"/>
-          </w:rPr>
-          <w:t>يشوع 20:7</w:t>
-        </w:r>
-      </w:hyperlink>
+      <w:r>
+        <w:rPr>
+          <w:rtl/>
+          <w:cs/>
+          <w:lang w:val="ar_AE" w:bidi="ar_AE"/>
+        </w:rPr>
+        <w:t>يشوع 20:7</w:t>
+      </w:r>
       <w:r>
         <w:rPr>
           <w:rtl/>
@@ -4773,20 +3873,14 @@
         </w:rPr>
         <w:t>في زمن القضاة، حكم أبيمالك، ابن جدعون، من مدينة شكيم (</w:t>
       </w:r>
-      <w:hyperlink r:id="rId137">
-        <w:r>
-          <w:rPr>
-            <w:rtl/>
-            <w:cs/>
-            <w:lang w:val="ar_AE" w:bidi="ar_AE"/>
-          </w:rPr>
-          <w:rPr>
-            <w:color w:val="0000EE"/>
-            <w:u w:val="single"/>
-          </w:rPr>
-          <w:t>قضاة 9</w:t>
-        </w:r>
-      </w:hyperlink>
+      <w:r>
+        <w:rPr>
+          <w:rtl/>
+          <w:cs/>
+          <w:lang w:val="ar_AE" w:bidi="ar_AE"/>
+        </w:rPr>
+        <w:t>قضاة 9</w:t>
+      </w:r>
       <w:r>
         <w:rPr>
           <w:rtl/>
@@ -4795,20 +3889,14 @@
         </w:rPr>
         <w:t xml:space="preserve">). وعزّزها الملك سليمان كعاصمة إدارية. لكن شيشق، ملك مصر، ربما دمرها أثناء غزوه لإسرائيل في سنة ٩٢٦ ق.م (انظر </w:t>
       </w:r>
-      <w:hyperlink r:id="rId138">
-        <w:r>
-          <w:rPr>
-            <w:rtl/>
-            <w:cs/>
-            <w:lang w:val="ar_AE" w:bidi="ar_AE"/>
-          </w:rPr>
-          <w:rPr>
-            <w:color w:val="0000EE"/>
-            <w:u w:val="single"/>
-          </w:rPr>
-          <w:t>1 ملوك 14:25</w:t>
-        </w:r>
-      </w:hyperlink>
+      <w:r>
+        <w:rPr>
+          <w:rtl/>
+          <w:cs/>
+          <w:lang w:val="ar_AE" w:bidi="ar_AE"/>
+        </w:rPr>
+        <w:t>1 ملوك 14:25</w:t>
+      </w:r>
       <w:r>
         <w:rPr>
           <w:rtl/>
@@ -4817,20 +3905,14 @@
         </w:rPr>
         <w:t>). بعد ذلك، أعاد يربعام الأول بناءها وجعلها عاصمة لمملكة إسرائيل (</w:t>
       </w:r>
-      <w:hyperlink r:id="rId139">
-        <w:r>
-          <w:rPr>
-            <w:rtl/>
-            <w:cs/>
-            <w:lang w:val="ar_AE" w:bidi="ar_AE"/>
-          </w:rPr>
-          <w:rPr>
-            <w:color w:val="0000EE"/>
-            <w:u w:val="single"/>
-          </w:rPr>
-          <w:t>1 ملوك 12:25</w:t>
-        </w:r>
-      </w:hyperlink>
+      <w:r>
+        <w:rPr>
+          <w:rtl/>
+          <w:cs/>
+          <w:lang w:val="ar_AE" w:bidi="ar_AE"/>
+        </w:rPr>
+        <w:t>1 ملوك 12:25</w:t>
+      </w:r>
       <w:r>
         <w:rPr>
           <w:rtl/>
@@ -4872,20 +3954,14 @@
           <w:lang w:val="ar_AE" w:bidi="ar_AE"/>
         </w:rPr>
       </w:r>
-      <w:hyperlink r:id="rId132">
-        <w:r>
-          <w:rPr>
-            <w:rtl/>
-            <w:cs/>
-            <w:lang w:val="ar_AE" w:bidi="ar_AE"/>
-          </w:rPr>
-          <w:rPr>
-            <w:color w:val="0000EE"/>
-            <w:u w:val="single"/>
-          </w:rPr>
-          <w:t>تكوين 33:18–19</w:t>
-        </w:r>
-      </w:hyperlink>
+      <w:r>
+        <w:rPr>
+          <w:rtl/>
+          <w:cs/>
+          <w:lang w:val="ar_AE" w:bidi="ar_AE"/>
+        </w:rPr>
+        <w:t>تكوين 33:18–19</w:t>
+      </w:r>
       <w:r>
         <w:rPr>
           <w:rtl/>
@@ -4894,20 +3970,14 @@
         </w:rPr>
         <w:t xml:space="preserve">; </w:t>
       </w:r>
-      <w:hyperlink r:id="rId140">
-        <w:r>
-          <w:rPr>
-            <w:rtl/>
-            <w:cs/>
-            <w:lang w:val="ar_AE" w:bidi="ar_AE"/>
-          </w:rPr>
-          <w:rPr>
-            <w:color w:val="0000EE"/>
-            <w:u w:val="single"/>
-          </w:rPr>
-          <w:t>يشوع 8:30–35</w:t>
-        </w:r>
-      </w:hyperlink>
+      <w:r>
+        <w:rPr>
+          <w:rtl/>
+          <w:cs/>
+          <w:lang w:val="ar_AE" w:bidi="ar_AE"/>
+        </w:rPr>
+        <w:t>يشوع 8:30–35</w:t>
+      </w:r>
       <w:r>
         <w:rPr>
           <w:rtl/>
@@ -4916,20 +3986,14 @@
         </w:rPr>
         <w:t xml:space="preserve">; </w:t>
       </w:r>
-      <w:hyperlink r:id="rId136">
-        <w:r>
-          <w:rPr>
-            <w:rtl/>
-            <w:cs/>
-            <w:lang w:val="ar_AE" w:bidi="ar_AE"/>
-          </w:rPr>
-          <w:rPr>
-            <w:color w:val="0000EE"/>
-            <w:u w:val="single"/>
-          </w:rPr>
-          <w:t>20:7</w:t>
-        </w:r>
-      </w:hyperlink>
+      <w:r>
+        <w:rPr>
+          <w:rtl/>
+          <w:cs/>
+          <w:lang w:val="ar_AE" w:bidi="ar_AE"/>
+        </w:rPr>
+        <w:t>20:7</w:t>
+      </w:r>
       <w:r>
         <w:rPr>
           <w:rtl/>
@@ -4938,20 +4002,14 @@
         </w:rPr>
         <w:t xml:space="preserve">; </w:t>
       </w:r>
-      <w:hyperlink r:id="rId141">
-        <w:r>
-          <w:rPr>
-            <w:rtl/>
-            <w:cs/>
-            <w:lang w:val="ar_AE" w:bidi="ar_AE"/>
-          </w:rPr>
-          <w:rPr>
-            <w:color w:val="0000EE"/>
-            <w:u w:val="single"/>
-          </w:rPr>
-          <w:t>24:1–32</w:t>
-        </w:r>
-      </w:hyperlink>
+      <w:r>
+        <w:rPr>
+          <w:rtl/>
+          <w:cs/>
+          <w:lang w:val="ar_AE" w:bidi="ar_AE"/>
+        </w:rPr>
+        <w:t>24:1–32</w:t>
+      </w:r>
       <w:r>
         <w:rPr>
           <w:rtl/>
@@ -4960,20 +4018,14 @@
         </w:rPr>
         <w:t xml:space="preserve">; </w:t>
       </w:r>
-      <w:hyperlink r:id="rId142">
-        <w:r>
-          <w:rPr>
-            <w:rtl/>
-            <w:cs/>
-            <w:lang w:val="ar_AE" w:bidi="ar_AE"/>
-          </w:rPr>
-          <w:rPr>
-            <w:color w:val="0000EE"/>
-            <w:u w:val="single"/>
-          </w:rPr>
-          <w:t>قضاة 9:1–56</w:t>
-        </w:r>
-      </w:hyperlink>
+      <w:r>
+        <w:rPr>
+          <w:rtl/>
+          <w:cs/>
+          <w:lang w:val="ar_AE" w:bidi="ar_AE"/>
+        </w:rPr>
+        <w:t>قضاة 9:1–56</w:t>
+      </w:r>
       <w:r>
         <w:rPr>
           <w:rtl/>
@@ -4982,20 +4034,14 @@
         </w:rPr>
         <w:t xml:space="preserve">; </w:t>
       </w:r>
-      <w:hyperlink r:id="rId143">
-        <w:r>
-          <w:rPr>
-            <w:rtl/>
-            <w:cs/>
-            <w:lang w:val="ar_AE" w:bidi="ar_AE"/>
-          </w:rPr>
-          <w:rPr>
-            <w:color w:val="0000EE"/>
-            <w:u w:val="single"/>
-          </w:rPr>
-          <w:t>1 ملوك 12:1</w:t>
-        </w:r>
-      </w:hyperlink>
+      <w:r>
+        <w:rPr>
+          <w:rtl/>
+          <w:cs/>
+          <w:lang w:val="ar_AE" w:bidi="ar_AE"/>
+        </w:rPr>
+        <w:t>1 ملوك 12:1</w:t>
+      </w:r>
       <w:r>
         <w:rPr>
           <w:rtl/>
@@ -5004,20 +4050,14 @@
         </w:rPr>
         <w:t xml:space="preserve">, </w:t>
       </w:r>
-      <w:hyperlink r:id="rId139">
-        <w:r>
-          <w:rPr>
-            <w:rtl/>
-            <w:cs/>
-            <w:lang w:val="ar_AE" w:bidi="ar_AE"/>
-          </w:rPr>
-          <w:rPr>
-            <w:color w:val="0000EE"/>
-            <w:u w:val="single"/>
-          </w:rPr>
-          <w:t>25</w:t>
-        </w:r>
-      </w:hyperlink>
+      <w:r>
+        <w:rPr>
+          <w:rtl/>
+          <w:cs/>
+          <w:lang w:val="ar_AE" w:bidi="ar_AE"/>
+        </w:rPr>
+        <w:t>25</w:t>
+      </w:r>
       <w:r>
         <w:rPr>
           <w:rtl/>
@@ -5026,20 +4066,14 @@
         </w:rPr>
         <w:t xml:space="preserve">; </w:t>
       </w:r>
-      <w:hyperlink r:id="rId144">
-        <w:r>
-          <w:rPr>
-            <w:rtl/>
-            <w:cs/>
-            <w:lang w:val="ar_AE" w:bidi="ar_AE"/>
-          </w:rPr>
-          <w:rPr>
-            <w:color w:val="0000EE"/>
-            <w:u w:val="single"/>
-          </w:rPr>
-          <w:t>يوحنا 4:5</w:t>
-        </w:r>
-      </w:hyperlink>
+      <w:r>
+        <w:rPr>
+          <w:rtl/>
+          <w:cs/>
+          <w:lang w:val="ar_AE" w:bidi="ar_AE"/>
+        </w:rPr>
+        <w:t>يوحنا 4:5</w:t>
+      </w:r>
       <w:r>
         <w:rPr>
           <w:rtl/>
